--- a/enonces/FX_enonces.docx
+++ b/enonces/FX_enonces.docx
@@ -2148,7 +2148,7 @@
                 <w:sz w:val="18"/>
                 <w:szCs w:val="18"/>
               </w:rPr>
-              <w:t xml:space="preserve">Button « +1 »</w:t>
+              <w:t xml:space="preserve">Button « +1 »</w:t>
             </w:r>
           </w:p>
         </w:tc>

--- a/enonces/FX_enonces.docx
+++ b/enonces/FX_enonces.docx
@@ -1892,7 +1892,7 @@
           <w:sz w:val="22"/>
           <w:szCs w:val="22"/>
         </w:rPr>
-        <w:t xml:space="preserve">ERR.4</w:t>
+        <w:t xml:space="preserve">ERR.7</w:t>
       </w:r>
       <w:r>
         <w:rPr>

--- a/enonces/FX_enonces.docx
+++ b/enonces/FX_enonces.docx
@@ -880,6 +880,86 @@
                 <w:sz w:val="20"/>
                 <w:szCs w:val="20"/>
               </w:rPr>
+              <w:t xml:space="preserve">Lier plutôt qu'écouter</w:t>
+            </w:r>
+          </w:p>
+        </w:tc>
+      </w:tr>
+      <w:tr>
+        <w:trPr>
+          <w:cantSplit/>
+        </w:trPr>
+        <w:tc>
+          <w:tcPr>
+            <w:tcW w:type="dxa" w:w="2200"/>
+            <w:tcMar>
+              <w:top w:type="dxa" w:w="55"/>
+              <w:left w:type="dxa" w:w="100"/>
+              <w:bottom w:type="dxa" w:w="55"/>
+              <w:right w:type="dxa" w:w="100"/>
+            </w:tcMar>
+          </w:tcPr>
+          <w:p>
+            <w:pPr>
+              <w:spacing w:after="0"/>
+            </w:pPr>
+            <w:hyperlink w:history="1" w:anchor="ex-FX-9">
+              <w:r>
+                <w:rPr>
+                  <w:rFonts w:ascii="Consolas" w:cs="Consolas" w:eastAsia="Consolas" w:hAnsi="Consolas"/>
+                  <w:color w:val="2B6CB0"/>
+                  <w:sz w:val="18"/>
+                  <w:szCs w:val="18"/>
+                  <w:u w:val="single"/>
+                </w:rPr>
+                <w:t xml:space="preserve">FX.9</w:t>
+              </w:r>
+            </w:hyperlink>
+          </w:p>
+        </w:tc>
+        <w:tc>
+          <w:tcPr>
+            <w:tcW w:type="dxa" w:w="3400"/>
+            <w:tcMar>
+              <w:top w:type="dxa" w:w="55"/>
+              <w:left w:type="dxa" w:w="100"/>
+              <w:bottom w:type="dxa" w:w="55"/>
+              <w:right w:type="dxa" w:w="100"/>
+            </w:tcMar>
+          </w:tcPr>
+          <w:p>
+            <w:pPr>
+              <w:spacing w:after="0"/>
+            </w:pPr>
+            <w:r>
+              <w:rPr>
+                <w:rFonts w:ascii="Consolas" w:cs="Consolas" w:eastAsia="Consolas" w:hAnsi="Consolas"/>
+                <w:sz w:val="18"/>
+                <w:szCs w:val="18"/>
+              </w:rPr>
+              <w:t xml:space="preserve">be.ephec.java.fx.e09</w:t>
+            </w:r>
+          </w:p>
+        </w:tc>
+        <w:tc>
+          <w:tcPr>
+            <w:tcW w:type="dxa" w:w="3760"/>
+            <w:tcMar>
+              <w:top w:type="dxa" w:w="55"/>
+              <w:left w:type="dxa" w:w="100"/>
+              <w:bottom w:type="dxa" w:w="55"/>
+              <w:right w:type="dxa" w:w="100"/>
+            </w:tcMar>
+          </w:tcPr>
+          <w:p>
+            <w:pPr>
+              <w:spacing w:after="0"/>
+            </w:pPr>
+            <w:r>
+              <w:rPr>
+                <w:sz w:val="20"/>
+                <w:szCs w:val="20"/>
+              </w:rPr>
               <w:t xml:space="preserve">Une calculatrice, en MVC</w:t>
             </w:r>
           </w:p>
@@ -1173,7 +1253,7 @@
           <w:sz w:val="22"/>
           <w:szCs w:val="22"/>
         </w:rPr>
-        <w:t xml:space="preserve">FX.8</w:t>
+        <w:t xml:space="preserve">FX.9</w:t>
       </w:r>
       <w:r>
         <w:rPr>
@@ -4876,7 +4956,7 @@
           <w:sz w:val="30"/>
           <w:szCs w:val="30"/>
         </w:rPr>
-        <w:t xml:space="preserve">FX.8 — Une calculatrice, en MVC</w:t>
+        <w:t xml:space="preserve">FX.8 — Lier plutôt qu'écouter</w:t>
       </w:r>
       <w:bookmarkEnd w:id="1"/>
     </w:p>
@@ -4893,6 +4973,704 @@
           <w:szCs w:val="22"/>
         </w:rPr>
         <w:t xml:space="preserve">Package : be.ephec.java.fx.e08</w:t>
+      </w:r>
+    </w:p>
+    <w:p>
+      <w:pPr>
+        <w:pStyle w:val="Heading2"/>
+        <w:keepNext/>
+        <w:spacing w:after="100" w:before="240"/>
+      </w:pPr>
+      <w:r>
+        <w:rPr>
+          <w:b/>
+          <w:bCs/>
+          <w:color w:val="595959"/>
+          <w:sz w:val="24"/>
+          <w:szCs w:val="24"/>
+        </w:rPr>
+        <w:t xml:space="preserve">Objectif</w:t>
+      </w:r>
+    </w:p>
+    <w:p>
+      <w:pPr>
+        <w:spacing w:after="120"/>
+      </w:pPr>
+      <w:r>
+        <w:rPr>
+          <w:sz w:val="22"/>
+          <w:szCs w:val="22"/>
+        </w:rPr>
+        <w:t xml:space="preserve">Déclarer qu'une valeur dépend d'une autre, au lieu d'écrire le code qui la recopie.</w:t>
+      </w:r>
+    </w:p>
+    <w:p>
+      <w:pPr>
+        <w:pStyle w:val="Heading2"/>
+        <w:keepNext/>
+        <w:spacing w:after="100" w:before="240"/>
+      </w:pPr>
+      <w:r>
+        <w:rPr>
+          <w:b/>
+          <w:bCs/>
+          <w:color w:val="595959"/>
+          <w:sz w:val="24"/>
+          <w:szCs w:val="24"/>
+        </w:rPr>
+        <w:t xml:space="preserve">Énoncé</w:t>
+      </w:r>
+    </w:p>
+    <w:p>
+      <w:pPr>
+        <w:spacing w:after="120"/>
+      </w:pPr>
+      <w:r>
+        <w:rPr>
+          <w:sz w:val="22"/>
+          <w:szCs w:val="22"/>
+        </w:rPr>
+        <w:t xml:space="preserve">Écrivez une fenêtre composée d'un champ de saisie pour un pseudo et de trois composants qui en dépendent. </w:t>
+      </w:r>
+      <w:r>
+        <w:rPr>
+          <w:b/>
+          <w:bCs/>
+          <w:sz w:val="22"/>
+          <w:szCs w:val="22"/>
+        </w:rPr>
+        <w:t xml:space="preserve">Aucun Listener, aucun gestionnaire de clavier</w:t>
+      </w:r>
+      <w:r>
+        <w:rPr>
+          <w:sz w:val="22"/>
+          <w:szCs w:val="22"/>
+        </w:rPr>
+        <w:t xml:space="preserve"> : chaque dépendance s'écrit en une instruction, par </w:t>
+      </w:r>
+      <w:r>
+        <w:rPr>
+          <w:rFonts w:ascii="Consolas" w:cs="Consolas" w:eastAsia="Consolas" w:hAnsi="Consolas"/>
+          <w:color w:val="8B2500"/>
+          <w:sz w:val="22"/>
+          <w:szCs w:val="22"/>
+        </w:rPr>
+        <w:t xml:space="preserve">bind</w:t>
+      </w:r>
+      <w:r>
+        <w:rPr>
+          <w:sz w:val="22"/>
+          <w:szCs w:val="22"/>
+        </w:rPr>
+        <w:t xml:space="preserve">.</w:t>
+      </w:r>
+    </w:p>
+    <w:tbl>
+      <w:tblPr>
+        <w:tblW w:type="dxa" w:w="9360"/>
+        <w:tblBorders>
+          <w:top w:val="single" w:color="auto" w:sz="4"/>
+          <w:left w:val="single" w:color="auto" w:sz="4"/>
+          <w:bottom w:val="single" w:color="auto" w:sz="4"/>
+          <w:right w:val="single" w:color="auto" w:sz="4"/>
+          <w:insideH w:val="single" w:color="auto" w:sz="4"/>
+          <w:insideV w:val="single" w:color="auto" w:sz="4"/>
+        </w:tblBorders>
+      </w:tblPr>
+      <w:tblGrid>
+        <w:gridCol w:w="2600"/>
+        <w:gridCol w:w="6760"/>
+      </w:tblGrid>
+      <w:tr>
+        <w:trPr>
+          <w:tblHeader/>
+        </w:trPr>
+        <w:tc>
+          <w:tcPr>
+            <w:tcW w:type="dxa" w:w="2600"/>
+            <w:shd w:fill="DEEAF6" w:val="clear"/>
+            <w:tcMar>
+              <w:top w:type="dxa" w:w="55"/>
+              <w:left w:type="dxa" w:w="100"/>
+              <w:bottom w:type="dxa" w:w="55"/>
+              <w:right w:type="dxa" w:w="100"/>
+            </w:tcMar>
+          </w:tcPr>
+          <w:p>
+            <w:pPr>
+              <w:spacing w:after="0"/>
+            </w:pPr>
+            <w:r>
+              <w:rPr>
+                <w:b/>
+                <w:bCs/>
+                <w:sz w:val="20"/>
+                <w:szCs w:val="20"/>
+              </w:rPr>
+              <w:t xml:space="preserve">Composant</w:t>
+            </w:r>
+          </w:p>
+        </w:tc>
+        <w:tc>
+          <w:tcPr>
+            <w:tcW w:type="dxa" w:w="6760"/>
+            <w:shd w:fill="DEEAF6" w:val="clear"/>
+            <w:tcMar>
+              <w:top w:type="dxa" w:w="55"/>
+              <w:left w:type="dxa" w:w="100"/>
+              <w:bottom w:type="dxa" w:w="55"/>
+              <w:right w:type="dxa" w:w="100"/>
+            </w:tcMar>
+          </w:tcPr>
+          <w:p>
+            <w:pPr>
+              <w:spacing w:after="0"/>
+            </w:pPr>
+            <w:r>
+              <w:rPr>
+                <w:b/>
+                <w:bCs/>
+                <w:sz w:val="20"/>
+                <w:szCs w:val="20"/>
+              </w:rPr>
+              <w:t xml:space="preserve">Ce qu'il affiche ou fait</w:t>
+            </w:r>
+          </w:p>
+        </w:tc>
+      </w:tr>
+      <w:tr>
+        <w:trPr>
+          <w:cantSplit/>
+        </w:trPr>
+        <w:tc>
+          <w:tcPr>
+            <w:tcW w:type="dxa" w:w="2600"/>
+            <w:tcMar>
+              <w:top w:type="dxa" w:w="55"/>
+              <w:left w:type="dxa" w:w="100"/>
+              <w:bottom w:type="dxa" w:w="55"/>
+              <w:right w:type="dxa" w:w="100"/>
+            </w:tcMar>
+          </w:tcPr>
+          <w:p>
+            <w:pPr>
+              <w:spacing w:after="0"/>
+            </w:pPr>
+            <w:r>
+              <w:rPr>
+                <w:rFonts w:ascii="Consolas" w:cs="Consolas" w:eastAsia="Consolas" w:hAnsi="Consolas"/>
+                <w:sz w:val="18"/>
+                <w:szCs w:val="18"/>
+              </w:rPr>
+              <w:t xml:space="preserve">Label compteur</w:t>
+            </w:r>
+          </w:p>
+        </w:tc>
+        <w:tc>
+          <w:tcPr>
+            <w:tcW w:type="dxa" w:w="6760"/>
+            <w:tcMar>
+              <w:top w:type="dxa" w:w="55"/>
+              <w:left w:type="dxa" w:w="100"/>
+              <w:bottom w:type="dxa" w:w="55"/>
+              <w:right w:type="dxa" w:w="100"/>
+            </w:tcMar>
+          </w:tcPr>
+          <w:p>
+            <w:pPr>
+              <w:spacing w:after="0"/>
+            </w:pPr>
+            <w:r>
+              <w:rPr>
+                <w:sz w:val="20"/>
+                <w:szCs w:val="20"/>
+              </w:rPr>
+              <w:t xml:space="preserve">« 5 / 12 caracteres », la longueur du pseudo sur la longueur maximale</w:t>
+            </w:r>
+          </w:p>
+        </w:tc>
+      </w:tr>
+      <w:tr>
+        <w:trPr>
+          <w:cantSplit/>
+        </w:trPr>
+        <w:tc>
+          <w:tcPr>
+            <w:tcW w:type="dxa" w:w="2600"/>
+            <w:tcMar>
+              <w:top w:type="dxa" w:w="55"/>
+              <w:left w:type="dxa" w:w="100"/>
+              <w:bottom w:type="dxa" w:w="55"/>
+              <w:right w:type="dxa" w:w="100"/>
+            </w:tcMar>
+          </w:tcPr>
+          <w:p>
+            <w:pPr>
+              <w:spacing w:after="0"/>
+            </w:pPr>
+            <w:r>
+              <w:rPr>
+                <w:rFonts w:ascii="Consolas" w:cs="Consolas" w:eastAsia="Consolas" w:hAnsi="Consolas"/>
+                <w:sz w:val="18"/>
+                <w:szCs w:val="18"/>
+              </w:rPr>
+              <w:t xml:space="preserve">Label salut</w:t>
+            </w:r>
+          </w:p>
+        </w:tc>
+        <w:tc>
+          <w:tcPr>
+            <w:tcW w:type="dxa" w:w="6760"/>
+            <w:tcMar>
+              <w:top w:type="dxa" w:w="55"/>
+              <w:left w:type="dxa" w:w="100"/>
+              <w:bottom w:type="dxa" w:w="55"/>
+              <w:right w:type="dxa" w:w="100"/>
+            </w:tcMar>
+          </w:tcPr>
+          <w:p>
+            <w:pPr>
+              <w:spacing w:after="0"/>
+            </w:pPr>
+            <w:r>
+              <w:rPr>
+                <w:sz w:val="20"/>
+                <w:szCs w:val="20"/>
+              </w:rPr>
+              <w:t xml:space="preserve">« Bonjour, Alice ! », avec le pseudo tel qu'il est tapé</w:t>
+            </w:r>
+          </w:p>
+        </w:tc>
+      </w:tr>
+      <w:tr>
+        <w:trPr>
+          <w:cantSplit/>
+        </w:trPr>
+        <w:tc>
+          <w:tcPr>
+            <w:tcW w:type="dxa" w:w="2600"/>
+            <w:tcMar>
+              <w:top w:type="dxa" w:w="55"/>
+              <w:left w:type="dxa" w:w="100"/>
+              <w:bottom w:type="dxa" w:w="55"/>
+              <w:right w:type="dxa" w:w="100"/>
+            </w:tcMar>
+          </w:tcPr>
+          <w:p>
+            <w:pPr>
+              <w:spacing w:after="0"/>
+            </w:pPr>
+            <w:r>
+              <w:rPr>
+                <w:rFonts w:ascii="Consolas" w:cs="Consolas" w:eastAsia="Consolas" w:hAnsi="Consolas"/>
+                <w:sz w:val="18"/>
+                <w:szCs w:val="18"/>
+              </w:rPr>
+              <w:t xml:space="preserve">Button « Valider »</w:t>
+            </w:r>
+          </w:p>
+        </w:tc>
+        <w:tc>
+          <w:tcPr>
+            <w:tcW w:type="dxa" w:w="6760"/>
+            <w:tcMar>
+              <w:top w:type="dxa" w:w="55"/>
+              <w:left w:type="dxa" w:w="100"/>
+              <w:bottom w:type="dxa" w:w="55"/>
+              <w:right w:type="dxa" w:w="100"/>
+            </w:tcMar>
+          </w:tcPr>
+          <w:p>
+            <w:pPr>
+              <w:spacing w:after="0"/>
+            </w:pPr>
+            <w:r>
+              <w:rPr>
+                <w:sz w:val="20"/>
+                <w:szCs w:val="20"/>
+              </w:rPr>
+              <w:t xml:space="preserve">désactivé tant que le pseudo est vide ou dépasse douze caractères ; affiche le pseudo retenu sur la console</w:t>
+            </w:r>
+          </w:p>
+        </w:tc>
+      </w:tr>
+    </w:tbl>
+    <w:tbl>
+      <w:tblPr>
+        <w:tblW w:type="dxa" w:w="9360"/>
+        <w:tblBorders>
+          <w:top w:val="single" w:color="A6A6A6" w:sz="2"/>
+          <w:left w:val="single" w:color="1F4E79" w:sz="12"/>
+          <w:bottom w:val="single" w:color="A6A6A6" w:sz="2"/>
+          <w:right w:val="single" w:color="A6A6A6" w:sz="2"/>
+          <w:insideH w:val="none"/>
+          <w:insideV w:val="none"/>
+        </w:tblBorders>
+      </w:tblPr>
+      <w:tblGrid>
+        <w:gridCol w:w="9360"/>
+      </w:tblGrid>
+      <w:tr>
+        <w:trPr>
+          <w:cantSplit/>
+        </w:trPr>
+        <w:tc>
+          <w:tcPr>
+            <w:tcW w:type="dxa" w:w="9360"/>
+            <w:shd w:fill="F7F9FC" w:val="clear"/>
+            <w:tcMar>
+              <w:top w:type="dxa" w:w="120"/>
+              <w:left w:type="dxa" w:w="160"/>
+              <w:bottom w:type="dxa" w:w="120"/>
+              <w:right w:type="dxa" w:w="160"/>
+            </w:tcMar>
+          </w:tcPr>
+          <w:p>
+            <w:pPr>
+              <w:spacing w:after="80"/>
+            </w:pPr>
+            <w:r>
+              <w:rPr>
+                <w:b/>
+                <w:bCs/>
+                <w:sz w:val="22"/>
+                <w:szCs w:val="22"/>
+              </w:rPr>
+              <w:t xml:space="preserve">Les outils, tous sur la propriété du texte</w:t>
+            </w:r>
+          </w:p>
+          <w:p>
+            <w:pPr>
+              <w:spacing w:after="80"/>
+            </w:pPr>
+            <w:r>
+              <w:rPr>
+                <w:rFonts w:ascii="Consolas" w:cs="Consolas" w:eastAsia="Consolas" w:hAnsi="Consolas"/>
+                <w:color w:val="8B2500"/>
+                <w:sz w:val="22"/>
+                <w:szCs w:val="22"/>
+              </w:rPr>
+              <w:t xml:space="preserve">length()</w:t>
+            </w:r>
+            <w:r>
+              <w:rPr>
+                <w:sz w:val="22"/>
+                <w:szCs w:val="22"/>
+              </w:rPr>
+              <w:t xml:space="preserve"> et </w:t>
+            </w:r>
+            <w:r>
+              <w:rPr>
+                <w:rFonts w:ascii="Consolas" w:cs="Consolas" w:eastAsia="Consolas" w:hAnsi="Consolas"/>
+                <w:color w:val="8B2500"/>
+                <w:sz w:val="22"/>
+                <w:szCs w:val="22"/>
+              </w:rPr>
+              <w:t xml:space="preserve">isEmpty()</w:t>
+            </w:r>
+            <w:r>
+              <w:rPr>
+                <w:sz w:val="22"/>
+                <w:szCs w:val="22"/>
+              </w:rPr>
+              <w:t xml:space="preserve"> rendent une longueur et une condition observables, qui se recalculent seules.</w:t>
+            </w:r>
+          </w:p>
+          <w:p>
+            <w:pPr>
+              <w:spacing w:after="80"/>
+            </w:pPr>
+            <w:r>
+              <w:rPr>
+                <w:rFonts w:ascii="Consolas" w:cs="Consolas" w:eastAsia="Consolas" w:hAnsi="Consolas"/>
+                <w:color w:val="8B2500"/>
+                <w:sz w:val="22"/>
+                <w:szCs w:val="22"/>
+              </w:rPr>
+              <w:t xml:space="preserve">asString("%d ...")</w:t>
+            </w:r>
+            <w:r>
+              <w:rPr>
+                <w:sz w:val="22"/>
+                <w:szCs w:val="22"/>
+              </w:rPr>
+              <w:t xml:space="preserve"> transforme un nombre observable en texte observable ; </w:t>
+            </w:r>
+            <w:r>
+              <w:rPr>
+                <w:rFonts w:ascii="Consolas" w:cs="Consolas" w:eastAsia="Consolas" w:hAnsi="Consolas"/>
+                <w:color w:val="8B2500"/>
+                <w:sz w:val="22"/>
+                <w:szCs w:val="22"/>
+              </w:rPr>
+              <w:t xml:space="preserve">greaterThan(n)</w:t>
+            </w:r>
+            <w:r>
+              <w:rPr>
+                <w:sz w:val="22"/>
+                <w:szCs w:val="22"/>
+              </w:rPr>
+              <w:t xml:space="preserve"> et </w:t>
+            </w:r>
+            <w:r>
+              <w:rPr>
+                <w:rFonts w:ascii="Consolas" w:cs="Consolas" w:eastAsia="Consolas" w:hAnsi="Consolas"/>
+                <w:color w:val="8B2500"/>
+                <w:sz w:val="22"/>
+                <w:szCs w:val="22"/>
+              </w:rPr>
+              <w:t xml:space="preserve">or(...)</w:t>
+            </w:r>
+            <w:r>
+              <w:rPr>
+                <w:sz w:val="22"/>
+                <w:szCs w:val="22"/>
+              </w:rPr>
+              <w:t xml:space="preserve"> fabriquent des conditions.</w:t>
+            </w:r>
+          </w:p>
+          <w:p>
+            <w:pPr>
+              <w:spacing w:after="0"/>
+            </w:pPr>
+            <w:r>
+              <w:rPr>
+                <w:rFonts w:ascii="Consolas" w:cs="Consolas" w:eastAsia="Consolas" w:hAnsi="Consolas"/>
+                <w:color w:val="8B2500"/>
+                <w:sz w:val="22"/>
+                <w:szCs w:val="22"/>
+              </w:rPr>
+              <w:t xml:space="preserve">Bindings.concat(...)</w:t>
+            </w:r>
+            <w:r>
+              <w:rPr>
+                <w:sz w:val="22"/>
+                <w:szCs w:val="22"/>
+              </w:rPr>
+              <w:t xml:space="preserve"> assemble des morceaux de texte, observables ou non.</w:t>
+            </w:r>
+          </w:p>
+        </w:tc>
+      </w:tr>
+    </w:tbl>
+    <w:p>
+      <w:pPr>
+        <w:spacing w:after="120"/>
+      </w:pPr>
+      <w:r>
+        <w:rPr>
+          <w:sz w:val="22"/>
+          <w:szCs w:val="22"/>
+        </w:rPr>
+        <w:t xml:space="preserve">La longueur maximale est une constante nommée, déclarée dans le squelette, et le message l'affiche. Voir </w:t>
+      </w:r>
+      <w:r>
+        <w:rPr>
+          <w:rFonts w:ascii="Consolas" w:cs="Consolas" w:eastAsia="Consolas" w:hAnsi="Consolas"/>
+          <w:color w:val="8B2500"/>
+          <w:sz w:val="22"/>
+          <w:szCs w:val="22"/>
+        </w:rPr>
+        <w:t xml:space="preserve">CC-NOM.7</w:t>
+      </w:r>
+      <w:r>
+        <w:rPr>
+          <w:sz w:val="22"/>
+          <w:szCs w:val="22"/>
+        </w:rPr>
+        <w:t xml:space="preserve">.</w:t>
+      </w:r>
+    </w:p>
+    <w:p>
+      <w:pPr>
+        <w:pStyle w:val="Heading2"/>
+        <w:keepNext/>
+        <w:spacing w:after="100" w:before="240"/>
+      </w:pPr>
+      <w:r>
+        <w:rPr>
+          <w:b/>
+          <w:bCs/>
+          <w:color w:val="595959"/>
+          <w:sz w:val="24"/>
+          <w:szCs w:val="24"/>
+        </w:rPr>
+        <w:t xml:space="preserve">Ce que vous devez observer</w:t>
+      </w:r>
+    </w:p>
+    <w:p>
+      <w:pPr>
+        <w:pStyle w:val="ListParagraph"/>
+        <w:numPr>
+          <w:ilvl w:val="0"/>
+          <w:numId w:val="2"/>
+        </w:numPr>
+        <w:spacing w:after="60"/>
+      </w:pPr>
+      <w:r>
+        <w:rPr>
+          <w:sz w:val="22"/>
+          <w:szCs w:val="22"/>
+        </w:rPr>
+        <w:t xml:space="preserve">dès l'ouverture, le compteur affiche « 0 / 12 caracteres » et le bouton est grisé, sans qu'aucune ligne de votre code ne l'ait demandé ;</w:t>
+      </w:r>
+    </w:p>
+    <w:p>
+      <w:pPr>
+        <w:pStyle w:val="ListParagraph"/>
+        <w:numPr>
+          <w:ilvl w:val="0"/>
+          <w:numId w:val="2"/>
+        </w:numPr>
+        <w:spacing w:after="60"/>
+      </w:pPr>
+      <w:r>
+        <w:rPr>
+          <w:sz w:val="22"/>
+          <w:szCs w:val="22"/>
+        </w:rPr>
+        <w:t xml:space="preserve">chaque caractère tapé, effacé ou collé met à jour le compteur et le salut ;</w:t>
+      </w:r>
+    </w:p>
+    <w:p>
+      <w:pPr>
+        <w:pStyle w:val="ListParagraph"/>
+        <w:numPr>
+          <w:ilvl w:val="0"/>
+          <w:numId w:val="2"/>
+        </w:numPr>
+        <w:spacing w:after="60"/>
+      </w:pPr>
+      <w:r>
+        <w:rPr>
+          <w:sz w:val="22"/>
+          <w:szCs w:val="22"/>
+        </w:rPr>
+        <w:t xml:space="preserve">le bouton devient actif au premier caractère, et redevient grisé au treizième ;</w:t>
+      </w:r>
+    </w:p>
+    <w:p>
+      <w:pPr>
+        <w:pStyle w:val="ListParagraph"/>
+        <w:numPr>
+          <w:ilvl w:val="0"/>
+          <w:numId w:val="2"/>
+        </w:numPr>
+        <w:spacing w:after="60"/>
+      </w:pPr>
+      <w:r>
+        <w:rPr>
+          <w:sz w:val="22"/>
+          <w:szCs w:val="22"/>
+        </w:rPr>
+        <w:t xml:space="preserve">un clic sur « Valider » affiche le pseudo sur la console.</w:t>
+      </w:r>
+    </w:p>
+    <w:p>
+      <w:pPr>
+        <w:pStyle w:val="Heading2"/>
+        <w:keepNext/>
+        <w:spacing w:after="100" w:before="240"/>
+      </w:pPr>
+      <w:r>
+        <w:rPr>
+          <w:b/>
+          <w:bCs/>
+          <w:color w:val="595959"/>
+          <w:sz w:val="24"/>
+          <w:szCs w:val="24"/>
+        </w:rPr>
+        <w:t xml:space="preserve">Questions à se poser</w:t>
+      </w:r>
+    </w:p>
+    <w:p>
+      <w:pPr>
+        <w:pStyle w:val="ListParagraph"/>
+        <w:numPr>
+          <w:ilvl w:val="0"/>
+          <w:numId w:val="2"/>
+        </w:numPr>
+        <w:spacing w:after="60"/>
+      </w:pPr>
+      <w:r>
+        <w:rPr>
+          <w:sz w:val="22"/>
+          <w:szCs w:val="22"/>
+        </w:rPr>
+        <w:t xml:space="preserve">FX.7 demandait d'afficher la valeur initiale avant l'ouverture. Pourquoi n'est-ce plus nécessaire ici ?</w:t>
+      </w:r>
+    </w:p>
+    <w:p>
+      <w:pPr>
+        <w:pStyle w:val="ListParagraph"/>
+        <w:numPr>
+          <w:ilvl w:val="0"/>
+          <w:numId w:val="2"/>
+        </w:numPr>
+        <w:spacing w:after="60"/>
+      </w:pPr>
+      <w:r>
+        <w:rPr>
+          <w:sz w:val="22"/>
+          <w:szCs w:val="22"/>
+        </w:rPr>
+        <w:t xml:space="preserve">Après le bind, appelez compteur.setText("test"). Que se passe-t-il, et pourquoi est-ce une protection plutôt qu'une gêne ?</w:t>
+      </w:r>
+    </w:p>
+    <w:p>
+      <w:pPr>
+        <w:pStyle w:val="ListParagraph"/>
+        <w:numPr>
+          <w:ilvl w:val="0"/>
+          <w:numId w:val="2"/>
+        </w:numPr>
+        <w:spacing w:after="60"/>
+      </w:pPr>
+      <w:r>
+        <w:rPr>
+          <w:sz w:val="22"/>
+          <w:szCs w:val="22"/>
+        </w:rPr>
+        <w:t xml:space="preserve">Récrivez FX.7 avec un binding. Combien de lignes disparaissent ? Et que perdez-vous ?</w:t>
+      </w:r>
+    </w:p>
+    <w:p>
+      <w:r>
+        <w:br w:type="page"/>
+      </w:r>
+    </w:p>
+    <w:p>
+      <w:pPr>
+        <w:pStyle w:val="Heading1"/>
+        <w:keepNext/>
+        <w:spacing w:after="160" w:before="360"/>
+      </w:pPr>
+      <w:bookmarkStart w:name="ex-FX-9" w:id="1"/>
+      <w:r>
+        <w:rPr>
+          <w:b/>
+          <w:bCs/>
+          <w:color w:val="1F4E79"/>
+          <w:sz w:val="30"/>
+          <w:szCs w:val="30"/>
+        </w:rPr>
+        <w:t xml:space="preserve">FX.9 — Une calculatrice, en MVC</w:t>
+      </w:r>
+      <w:bookmarkEnd w:id="1"/>
+    </w:p>
+    <w:p>
+      <w:pPr>
+        <w:spacing w:after="120"/>
+      </w:pPr>
+      <w:r>
+        <w:rPr>
+          <w:i/>
+          <w:iCs/>
+          <w:color w:val="595959"/>
+          <w:sz w:val="22"/>
+          <w:szCs w:val="22"/>
+        </w:rPr>
+        <w:t xml:space="preserve">Package : be.ephec.java.fx.e09</w:t>
       </w:r>
     </w:p>
     <w:p>
@@ -5342,7 +6120,7 @@
           <w:sz w:val="22"/>
           <w:szCs w:val="22"/>
         </w:rPr>
-        <w:t xml:space="preserve">La vue vous est fournie. Lisez-la : tout ce qu'elle contient remplace du code que vous auriez écrit à la main dans les sept exercices précédents.</w:t>
+        <w:t xml:space="preserve">La vue vous est fournie. Lisez-la : tout ce qu'elle contient remplace du code que vous auriez écrit à la main dans les huit exercices précédents.</w:t>
       </w:r>
     </w:p>
     <w:tbl>
@@ -6525,7 +7303,7 @@
       <w:fldChar w:fldCharType="separate"/>
     </w:r>
     <w:r>
-      <w:t>11</w:t>
+      <w:t>12</w:t>
     </w:r>
     <w:r>
       <w:fldChar w:fldCharType="end"/>

--- a/enonces/FX_enonces.docx
+++ b/enonces/FX_enonces.docx
@@ -91,14 +91,9 @@
       </w:r>
     </w:p>
     <w:p>
-      <w:pPr>
-        <w:sectPr>
-          <w:pgSz w:w="11906" w:h="16838" w:orient="portrait"/>
-          <w:pgMar w:top="1440" w:right="1440" w:bottom="1440" w:left="1440" w:header="708" w:footer="708" w:gutter="0"/>
-          <w:pgNumType/>
-          <w:docGrid w:linePitch="360"/>
-        </w:sectPr>
-      </w:pPr>
+      <w:r>
+        <w:br w:type="page"/>
+      </w:r>
     </w:p>
     <w:p>
       <w:pPr>
@@ -5699,9 +5694,84 @@
           <w:sz w:val="22"/>
           <w:szCs w:val="22"/>
         </w:rPr>
-        <w:t xml:space="preserve">Construire une application complète, et séparer ce qui s'affiche de ce qui calcule.</w:t>
-      </w:r>
-    </w:p>
+        <w:t xml:space="preserve">Construire une application complète, de l'écran au calcul, et séparer ce qui s'affiche de ce qui calcule.</w:t>
+      </w:r>
+    </w:p>
+    <w:tbl>
+      <w:tblPr>
+        <w:tblW w:type="dxa" w:w="9360"/>
+        <w:tblBorders>
+          <w:top w:val="single" w:color="A6A6A6" w:sz="2"/>
+          <w:left w:val="single" w:color="1F4E79" w:sz="12"/>
+          <w:bottom w:val="single" w:color="A6A6A6" w:sz="2"/>
+          <w:right w:val="single" w:color="A6A6A6" w:sz="2"/>
+          <w:insideH w:val="none"/>
+          <w:insideV w:val="none"/>
+        </w:tblBorders>
+      </w:tblPr>
+      <w:tblGrid>
+        <w:gridCol w:w="9360"/>
+      </w:tblGrid>
+      <w:tr>
+        <w:trPr>
+          <w:cantSplit/>
+        </w:trPr>
+        <w:tc>
+          <w:tcPr>
+            <w:tcW w:type="dxa" w:w="9360"/>
+            <w:shd w:fill="F7F9FC" w:val="clear"/>
+            <w:tcMar>
+              <w:top w:type="dxa" w:w="120"/>
+              <w:left w:type="dxa" w:w="160"/>
+              <w:bottom w:type="dxa" w:w="120"/>
+              <w:right w:type="dxa" w:w="160"/>
+            </w:tcMar>
+          </w:tcPr>
+          <w:p>
+            <w:pPr>
+              <w:spacing w:after="80"/>
+            </w:pPr>
+            <w:r>
+              <w:rPr>
+                <w:b/>
+                <w:bCs/>
+                <w:sz w:val="22"/>
+                <w:szCs w:val="22"/>
+              </w:rPr>
+              <w:t xml:space="preserve">Un exercice guidé</w:t>
+            </w:r>
+          </w:p>
+          <w:p>
+            <w:pPr>
+              <w:spacing w:after="0"/>
+            </w:pPr>
+            <w:r>
+              <w:rPr>
+                <w:sz w:val="22"/>
+                <w:szCs w:val="22"/>
+              </w:rPr>
+              <w:t xml:space="preserve">Cet exercice se fait en suivant le deck </w:t>
+            </w:r>
+            <w:r>
+              <w:rPr>
+                <w:rFonts w:ascii="Consolas" w:cs="Consolas" w:eastAsia="Consolas" w:hAnsi="Consolas"/>
+                <w:color w:val="8B2500"/>
+                <w:sz w:val="22"/>
+                <w:szCs w:val="22"/>
+              </w:rPr>
+              <w:t xml:space="preserve">FX3</w:t>
+            </w:r>
+            <w:r>
+              <w:rPr>
+                <w:sz w:val="22"/>
+                <w:szCs w:val="22"/>
+              </w:rPr>
+              <w:t xml:space="preserve"> — « La calculatrice, pas à pas ». Il construit la calculatrice étape par étape, dans l'ordre où vous l'écrivez : la vue d'abord, puis le contrôleur branché sur ses boutons, enfin le modèle et les opérateurs. Gardez le deck ouvert à côté de votre projet, et faites chaque étape au moment où il la montre.</w:t>
+            </w:r>
+          </w:p>
+        </w:tc>
+      </w:tr>
+    </w:tbl>
     <w:p>
       <w:pPr>
         <w:pStyle w:val="Heading2"/>
@@ -5976,7 +6046,7 @@
                 <w:sz w:val="20"/>
                 <w:szCs w:val="20"/>
               </w:rPr>
-              <w:t xml:space="preserve">calculatrice.fxml — fourni</w:t>
+              <w:t xml:space="preserve">calculatrice.fxml — à écrire</w:t>
             </w:r>
           </w:p>
         </w:tc>
@@ -6108,7 +6178,7 @@
           <w:sz w:val="24"/>
           <w:szCs w:val="24"/>
         </w:rPr>
-        <w:t xml:space="preserve">Le FXML, et les deux mécanismes à comprendre</w:t>
+        <w:t xml:space="preserve">La vue, à écrire</w:t>
       </w:r>
     </w:p>
     <w:p>
@@ -6120,7 +6190,469 @@
           <w:sz w:val="22"/>
           <w:szCs w:val="22"/>
         </w:rPr>
-        <w:t xml:space="preserve">La vue vous est fournie. Lisez-la : tout ce qu'elle contient remplace du code que vous auriez écrit à la main dans les huit exercices précédents.</w:t>
+        <w:t xml:space="preserve">Le squelette ne contient que la racine de la vue : une </w:t>
+      </w:r>
+      <w:r>
+        <w:rPr>
+          <w:rFonts w:ascii="Consolas" w:cs="Consolas" w:eastAsia="Consolas" w:hAnsi="Consolas"/>
+          <w:color w:val="8B2500"/>
+          <w:sz w:val="22"/>
+          <w:szCs w:val="22"/>
+        </w:rPr>
+        <w:t xml:space="preserve">VBox</w:t>
+      </w:r>
+      <w:r>
+        <w:rPr>
+          <w:sz w:val="22"/>
+          <w:szCs w:val="22"/>
+        </w:rPr>
+        <w:t xml:space="preserve"> qui nomme son contrôleur. Vous écrivez le reste en suivant la section 2 du deck </w:t>
+      </w:r>
+      <w:r>
+        <w:rPr>
+          <w:rFonts w:ascii="Consolas" w:cs="Consolas" w:eastAsia="Consolas" w:hAnsi="Consolas"/>
+          <w:color w:val="8B2500"/>
+          <w:sz w:val="22"/>
+          <w:szCs w:val="22"/>
+        </w:rPr>
+        <w:t xml:space="preserve">FX3</w:t>
+      </w:r>
+      <w:r>
+        <w:rPr>
+          <w:sz w:val="22"/>
+          <w:szCs w:val="22"/>
+        </w:rPr>
+        <w:t xml:space="preserve"> : l'écran, puis les quatre lignes de touches. Tout ce que le fichier contiendra remplace du code que vous auriez écrit à la main dans les huit exercices précédents.</w:t>
+      </w:r>
+    </w:p>
+    <w:p>
+      <w:pPr>
+        <w:pStyle w:val="Heading2"/>
+        <w:keepNext/>
+        <w:spacing w:after="100" w:before="240"/>
+      </w:pPr>
+      <w:r>
+        <w:rPr>
+          <w:b/>
+          <w:bCs/>
+          <w:color w:val="595959"/>
+          <w:sz w:val="24"/>
+          <w:szCs w:val="24"/>
+        </w:rPr>
+        <w:t xml:space="preserve">La vue attendue</w:t>
+      </w:r>
+    </w:p>
+    <w:tbl>
+      <w:tblPr>
+        <w:tblW w:type="dxa" w:w="9360"/>
+        <w:tblBorders>
+          <w:top w:val="single" w:color="auto" w:sz="4"/>
+          <w:left w:val="single" w:color="auto" w:sz="4"/>
+          <w:bottom w:val="single" w:color="auto" w:sz="4"/>
+          <w:right w:val="single" w:color="auto" w:sz="4"/>
+          <w:insideH w:val="single" w:color="auto" w:sz="4"/>
+          <w:insideV w:val="single" w:color="auto" w:sz="4"/>
+        </w:tblBorders>
+      </w:tblPr>
+      <w:tblGrid>
+        <w:gridCol w:w="2200"/>
+        <w:gridCol w:w="4300"/>
+        <w:gridCol w:w="2860"/>
+      </w:tblGrid>
+      <w:tr>
+        <w:trPr>
+          <w:tblHeader/>
+        </w:trPr>
+        <w:tc>
+          <w:tcPr>
+            <w:tcW w:type="dxa" w:w="2200"/>
+            <w:shd w:fill="DEEAF6" w:val="clear"/>
+            <w:tcMar>
+              <w:top w:type="dxa" w:w="55"/>
+              <w:left w:type="dxa" w:w="100"/>
+              <w:bottom w:type="dxa" w:w="55"/>
+              <w:right w:type="dxa" w:w="100"/>
+            </w:tcMar>
+          </w:tcPr>
+          <w:p>
+            <w:pPr>
+              <w:spacing w:after="0"/>
+            </w:pPr>
+            <w:r>
+              <w:rPr>
+                <w:b/>
+                <w:bCs/>
+                <w:sz w:val="20"/>
+                <w:szCs w:val="20"/>
+              </w:rPr>
+              <w:t xml:space="preserve">Élément</w:t>
+            </w:r>
+          </w:p>
+        </w:tc>
+        <w:tc>
+          <w:tcPr>
+            <w:tcW w:type="dxa" w:w="4300"/>
+            <w:shd w:fill="DEEAF6" w:val="clear"/>
+            <w:tcMar>
+              <w:top w:type="dxa" w:w="55"/>
+              <w:left w:type="dxa" w:w="100"/>
+              <w:bottom w:type="dxa" w:w="55"/>
+              <w:right w:type="dxa" w:w="100"/>
+            </w:tcMar>
+          </w:tcPr>
+          <w:p>
+            <w:pPr>
+              <w:spacing w:after="0"/>
+            </w:pPr>
+            <w:r>
+              <w:rPr>
+                <w:b/>
+                <w:bCs/>
+                <w:sz w:val="20"/>
+                <w:szCs w:val="20"/>
+              </w:rPr>
+              <w:t xml:space="preserve">Contenu</w:t>
+            </w:r>
+          </w:p>
+        </w:tc>
+        <w:tc>
+          <w:tcPr>
+            <w:tcW w:type="dxa" w:w="2860"/>
+            <w:shd w:fill="DEEAF6" w:val="clear"/>
+            <w:tcMar>
+              <w:top w:type="dxa" w:w="55"/>
+              <w:left w:type="dxa" w:w="100"/>
+              <w:bottom w:type="dxa" w:w="55"/>
+              <w:right w:type="dxa" w:w="100"/>
+            </w:tcMar>
+          </w:tcPr>
+          <w:p>
+            <w:pPr>
+              <w:spacing w:after="0"/>
+            </w:pPr>
+            <w:r>
+              <w:rPr>
+                <w:b/>
+                <w:bCs/>
+                <w:sz w:val="20"/>
+                <w:szCs w:val="20"/>
+              </w:rPr>
+              <w:t xml:space="preserve">Dimensions</w:t>
+            </w:r>
+          </w:p>
+        </w:tc>
+      </w:tr>
+      <w:tr>
+        <w:trPr>
+          <w:cantSplit/>
+        </w:trPr>
+        <w:tc>
+          <w:tcPr>
+            <w:tcW w:type="dxa" w:w="2200"/>
+            <w:tcMar>
+              <w:top w:type="dxa" w:w="55"/>
+              <w:left w:type="dxa" w:w="100"/>
+              <w:bottom w:type="dxa" w:w="55"/>
+              <w:right w:type="dxa" w:w="100"/>
+            </w:tcMar>
+          </w:tcPr>
+          <w:p>
+            <w:pPr>
+              <w:spacing w:after="0"/>
+            </w:pPr>
+            <w:r>
+              <w:rPr>
+                <w:rFonts w:ascii="Consolas" w:cs="Consolas" w:eastAsia="Consolas" w:hAnsi="Consolas"/>
+                <w:sz w:val="18"/>
+                <w:szCs w:val="18"/>
+              </w:rPr>
+              <w:t xml:space="preserve">VBox (la racine)</w:t>
+            </w:r>
+          </w:p>
+        </w:tc>
+        <w:tc>
+          <w:tcPr>
+            <w:tcW w:type="dxa" w:w="4300"/>
+            <w:tcMar>
+              <w:top w:type="dxa" w:w="55"/>
+              <w:left w:type="dxa" w:w="100"/>
+              <w:bottom w:type="dxa" w:w="55"/>
+              <w:right w:type="dxa" w:w="100"/>
+            </w:tcMar>
+          </w:tcPr>
+          <w:p>
+            <w:pPr>
+              <w:spacing w:after="0"/>
+            </w:pPr>
+            <w:r>
+              <w:rPr>
+                <w:sz w:val="20"/>
+                <w:szCs w:val="20"/>
+              </w:rPr>
+              <w:t xml:space="preserve">l'écran, puis quatre lignes de touches</w:t>
+            </w:r>
+          </w:p>
+        </w:tc>
+        <w:tc>
+          <w:tcPr>
+            <w:tcW w:type="dxa" w:w="2860"/>
+            <w:tcMar>
+              <w:top w:type="dxa" w:w="55"/>
+              <w:left w:type="dxa" w:w="100"/>
+              <w:bottom w:type="dxa" w:w="55"/>
+              <w:right w:type="dxa" w:w="100"/>
+            </w:tcMar>
+          </w:tcPr>
+          <w:p>
+            <w:pPr>
+              <w:spacing w:after="0"/>
+            </w:pPr>
+            <w:r>
+              <w:rPr>
+                <w:sz w:val="20"/>
+                <w:szCs w:val="20"/>
+              </w:rPr>
+              <w:t xml:space="preserve">300 × 300, espacement 10, centrée</w:t>
+            </w:r>
+          </w:p>
+        </w:tc>
+      </w:tr>
+      <w:tr>
+        <w:trPr>
+          <w:cantSplit/>
+        </w:trPr>
+        <w:tc>
+          <w:tcPr>
+            <w:tcW w:type="dxa" w:w="2200"/>
+            <w:tcMar>
+              <w:top w:type="dxa" w:w="55"/>
+              <w:left w:type="dxa" w:w="100"/>
+              <w:bottom w:type="dxa" w:w="55"/>
+              <w:right w:type="dxa" w:w="100"/>
+            </w:tcMar>
+          </w:tcPr>
+          <w:p>
+            <w:pPr>
+              <w:spacing w:after="0"/>
+            </w:pPr>
+            <w:r>
+              <w:rPr>
+                <w:rFonts w:ascii="Consolas" w:cs="Consolas" w:eastAsia="Consolas" w:hAnsi="Consolas"/>
+                <w:sz w:val="18"/>
+                <w:szCs w:val="18"/>
+              </w:rPr>
+              <w:t xml:space="preserve">StackPane</w:t>
+            </w:r>
+          </w:p>
+        </w:tc>
+        <w:tc>
+          <w:tcPr>
+            <w:tcW w:type="dxa" w:w="4300"/>
+            <w:tcMar>
+              <w:top w:type="dxa" w:w="55"/>
+              <w:left w:type="dxa" w:w="100"/>
+              <w:bottom w:type="dxa" w:w="55"/>
+              <w:right w:type="dxa" w:w="100"/>
+            </w:tcMar>
+          </w:tcPr>
+          <w:p>
+            <w:pPr>
+              <w:spacing w:after="0"/>
+            </w:pPr>
+            <w:r>
+              <w:rPr>
+                <w:sz w:val="20"/>
+                <w:szCs w:val="20"/>
+              </w:rPr>
+              <w:t xml:space="preserve">un Rectangle (le cadre) et le Text affichage</w:t>
+            </w:r>
+          </w:p>
+        </w:tc>
+        <w:tc>
+          <w:tcPr>
+            <w:tcW w:type="dxa" w:w="2860"/>
+            <w:tcMar>
+              <w:top w:type="dxa" w:w="55"/>
+              <w:left w:type="dxa" w:w="100"/>
+              <w:bottom w:type="dxa" w:w="55"/>
+              <w:right w:type="dxa" w:w="100"/>
+            </w:tcMar>
+          </w:tcPr>
+          <w:p>
+            <w:pPr>
+              <w:spacing w:after="0"/>
+            </w:pPr>
+            <w:r>
+              <w:rPr>
+                <w:sz w:val="20"/>
+                <w:szCs w:val="20"/>
+              </w:rPr>
+              <w:t xml:space="preserve">cadre de 230 × 50</w:t>
+            </w:r>
+          </w:p>
+        </w:tc>
+      </w:tr>
+      <w:tr>
+        <w:trPr>
+          <w:cantSplit/>
+        </w:trPr>
+        <w:tc>
+          <w:tcPr>
+            <w:tcW w:type="dxa" w:w="2200"/>
+            <w:tcMar>
+              <w:top w:type="dxa" w:w="55"/>
+              <w:left w:type="dxa" w:w="100"/>
+              <w:bottom w:type="dxa" w:w="55"/>
+              <w:right w:type="dxa" w:w="100"/>
+            </w:tcMar>
+          </w:tcPr>
+          <w:p>
+            <w:pPr>
+              <w:spacing w:after="0"/>
+            </w:pPr>
+            <w:r>
+              <w:rPr>
+                <w:rFonts w:ascii="Consolas" w:cs="Consolas" w:eastAsia="Consolas" w:hAnsi="Consolas"/>
+                <w:sz w:val="18"/>
+                <w:szCs w:val="18"/>
+              </w:rPr>
+              <w:t xml:space="preserve">HBox × 4</w:t>
+            </w:r>
+          </w:p>
+        </w:tc>
+        <w:tc>
+          <w:tcPr>
+            <w:tcW w:type="dxa" w:w="4300"/>
+            <w:tcMar>
+              <w:top w:type="dxa" w:w="55"/>
+              <w:left w:type="dxa" w:w="100"/>
+              <w:bottom w:type="dxa" w:w="55"/>
+              <w:right w:type="dxa" w:w="100"/>
+            </w:tcMar>
+          </w:tcPr>
+          <w:p>
+            <w:pPr>
+              <w:spacing w:after="0"/>
+            </w:pPr>
+            <w:r>
+              <w:rPr>
+                <w:sz w:val="20"/>
+                <w:szCs w:val="20"/>
+              </w:rPr>
+              <w:t xml:space="preserve">7 8 9 / — 4 5 6 x — 1 2 3 - — 0 C = +</w:t>
+            </w:r>
+          </w:p>
+        </w:tc>
+        <w:tc>
+          <w:tcPr>
+            <w:tcW w:type="dxa" w:w="2860"/>
+            <w:tcMar>
+              <w:top w:type="dxa" w:w="55"/>
+              <w:left w:type="dxa" w:w="100"/>
+              <w:bottom w:type="dxa" w:w="55"/>
+              <w:right w:type="dxa" w:w="100"/>
+            </w:tcMar>
+          </w:tcPr>
+          <w:p>
+            <w:pPr>
+              <w:spacing w:after="0"/>
+            </w:pPr>
+            <w:r>
+              <w:rPr>
+                <w:sz w:val="20"/>
+                <w:szCs w:val="20"/>
+              </w:rPr>
+              <w:t xml:space="preserve">espacement 10, centrées</w:t>
+            </w:r>
+          </w:p>
+        </w:tc>
+      </w:tr>
+      <w:tr>
+        <w:trPr>
+          <w:cantSplit/>
+        </w:trPr>
+        <w:tc>
+          <w:tcPr>
+            <w:tcW w:type="dxa" w:w="2200"/>
+            <w:tcMar>
+              <w:top w:type="dxa" w:w="55"/>
+              <w:left w:type="dxa" w:w="100"/>
+              <w:bottom w:type="dxa" w:w="55"/>
+              <w:right w:type="dxa" w:w="100"/>
+            </w:tcMar>
+          </w:tcPr>
+          <w:p>
+            <w:pPr>
+              <w:spacing w:after="0"/>
+            </w:pPr>
+            <w:r>
+              <w:rPr>
+                <w:rFonts w:ascii="Consolas" w:cs="Consolas" w:eastAsia="Consolas" w:hAnsi="Consolas"/>
+                <w:sz w:val="18"/>
+                <w:szCs w:val="18"/>
+              </w:rPr>
+              <w:t xml:space="preserve">Button</w:t>
+            </w:r>
+          </w:p>
+        </w:tc>
+        <w:tc>
+          <w:tcPr>
+            <w:tcW w:type="dxa" w:w="4300"/>
+            <w:tcMar>
+              <w:top w:type="dxa" w:w="55"/>
+              <w:left w:type="dxa" w:w="100"/>
+              <w:bottom w:type="dxa" w:w="55"/>
+              <w:right w:type="dxa" w:w="100"/>
+            </w:tcMar>
+          </w:tcPr>
+          <w:p>
+            <w:pPr>
+              <w:spacing w:after="0"/>
+            </w:pPr>
+            <w:r>
+              <w:rPr>
+                <w:sz w:val="20"/>
+                <w:szCs w:val="20"/>
+              </w:rPr>
+              <w:t xml:space="preserve">une touche</w:t>
+            </w:r>
+          </w:p>
+        </w:tc>
+        <w:tc>
+          <w:tcPr>
+            <w:tcW w:type="dxa" w:w="2860"/>
+            <w:tcMar>
+              <w:top w:type="dxa" w:w="55"/>
+              <w:left w:type="dxa" w:w="100"/>
+              <w:bottom w:type="dxa" w:w="55"/>
+              <w:right w:type="dxa" w:w="100"/>
+            </w:tcMar>
+          </w:tcPr>
+          <w:p>
+            <w:pPr>
+              <w:spacing w:after="0"/>
+            </w:pPr>
+            <w:r>
+              <w:rPr>
+                <w:sz w:val="20"/>
+                <w:szCs w:val="20"/>
+              </w:rPr>
+              <w:t xml:space="preserve">50 × 50</w:t>
+            </w:r>
+          </w:p>
+        </w:tc>
+      </w:tr>
+    </w:tbl>
+    <w:p>
+      <w:pPr>
+        <w:spacing w:after="120"/>
+      </w:pPr>
+      <w:r>
+        <w:rPr>
+          <w:sz w:val="22"/>
+          <w:szCs w:val="22"/>
+        </w:rPr>
+        <w:t xml:space="preserve">Trois attributs relient cette vue au contrôleur :</w:t>
       </w:r>
     </w:p>
     <w:tbl>
@@ -6408,7 +6940,7 @@
           <w:sz w:val="22"/>
           <w:szCs w:val="22"/>
         </w:rPr>
-        <w:t xml:space="preserve">. </w:t>
+        <w:t xml:space="preserve">, après avoir écrit la vue. </w:t>
       </w:r>
       <w:r>
         <w:rPr>
@@ -6424,7 +6956,23 @@
           <w:sz w:val="22"/>
           <w:szCs w:val="22"/>
         </w:rPr>
-        <w:t xml:space="preserve"> et le FXML vous sont fournis.</w:t>
+        <w:t xml:space="preserve"> et </w:t>
+      </w:r>
+      <w:r>
+        <w:rPr>
+          <w:rFonts w:ascii="Consolas" w:cs="Consolas" w:eastAsia="Consolas" w:hAnsi="Consolas"/>
+          <w:color w:val="8B2500"/>
+          <w:sz w:val="22"/>
+          <w:szCs w:val="22"/>
+        </w:rPr>
+        <w:t xml:space="preserve">Lanceur</w:t>
+      </w:r>
+      <w:r>
+        <w:rPr>
+          <w:sz w:val="22"/>
+          <w:szCs w:val="22"/>
+        </w:rPr>
+        <w:t xml:space="preserve"> vous sont fournis.</w:t>
       </w:r>
     </w:p>
     <w:tbl>
@@ -7200,10 +7748,9 @@
       </w:r>
     </w:p>
     <w:sectPr>
-      <w:footerReference w:type="default" r:id="rId8"/>
       <w:pgSz w:w="11906" w:h="16838" w:orient="portrait"/>
       <w:pgMar w:top="1440" w:right="1440" w:bottom="1440" w:left="1440" w:header="708" w:footer="708" w:gutter="0"/>
-      <w:pgNumType w:start="1"/>
+      <w:pgNumType/>
       <w:docGrid w:linePitch="360"/>
     </w:sectPr>
   </w:body>
@@ -7249,67 +7796,6 @@
     </w:p>
   </w:endnote>
 </w:endnotes>
-</file>
-
-<file path=word/footer1.xml><?xml version="1.0" encoding="utf-8"?>
-<w:ftr xmlns:w="http://schemas.openxmlformats.org/wordprocessingml/2006/main">
-  <w:p>
-    <w:pPr>
-      <w:jc w:val="center"/>
-      <w:rPr>
-        <w:sz w:val="18"/>
-        <w:szCs w:val="18"/>
-        <w:color w:val="595959"/>
-      </w:rPr>
-    </w:pPr>
-    <w:r>
-      <w:rPr>
-        <w:sz w:val="18"/>
-        <w:szCs w:val="18"/>
-        <w:color w:val="595959"/>
-      </w:rPr>
-      <w:t xml:space="preserve">FX_enonces </w:t>
-    </w:r>
-    <w:r>
-      <w:fldChar w:fldCharType="begin"/>
-    </w:r>
-    <w:r>
-      <w:instrText xml:space="preserve"> PAGE </w:instrText>
-    </w:r>
-    <w:r>
-      <w:fldChar w:fldCharType="separate"/>
-    </w:r>
-    <w:r>
-      <w:t>1</w:t>
-    </w:r>
-    <w:r>
-      <w:fldChar w:fldCharType="end"/>
-    </w:r>
-    <w:r>
-      <w:rPr>
-        <w:sz w:val="18"/>
-        <w:szCs w:val="18"/>
-        <w:color w:val="595959"/>
-      </w:rPr>
-      <w:t xml:space="preserve"> / </w:t>
-    </w:r>
-    <w:r>
-      <w:fldChar w:fldCharType="begin"/>
-    </w:r>
-    <w:r>
-      <w:instrText xml:space="preserve"> SECTIONPAGES </w:instrText>
-    </w:r>
-    <w:r>
-      <w:fldChar w:fldCharType="separate"/>
-    </w:r>
-    <w:r>
-      <w:t>12</w:t>
-    </w:r>
-    <w:r>
-      <w:fldChar w:fldCharType="end"/>
-    </w:r>
-  </w:p>
-</w:ftr>
 </file>
 
 <file path=word/footnotes.xml><?xml version="1.0" encoding="utf-8"?>

--- a/enonces/FX_enonces.docx
+++ b/enonces/FX_enonces.docx
@@ -4,7 +4,52 @@
   <w:body>
     <w:p>
       <w:pPr>
-        <w:spacing w:after="120" w:before="1200"/>
+        <w:spacing w:after="0"/>
+      </w:pPr>
+      <w:r>
+        <w:drawing>
+          <wp:inline distT="0" distB="0" distL="0" distR="0">
+            <wp:extent cx="1514475" cy="723900"/>
+            <wp:effectExtent t="0" r="0" b="0" l="0"/>
+            <wp:docPr id="1" name="logo" descr="Logo de l'EPHEC" title="EPHEC"/>
+            <wp:cNvGraphicFramePr>
+              <a:graphicFrameLocks xmlns:a="http://schemas.openxmlformats.org/drawingml/2006/main" noChangeAspect="1"/>
+            </wp:cNvGraphicFramePr>
+            <a:graphic xmlns:a="http://schemas.openxmlformats.org/drawingml/2006/main">
+              <a:graphicData uri="http://schemas.openxmlformats.org/drawingml/2006/picture">
+                <pic:pic xmlns:pic="http://schemas.openxmlformats.org/drawingml/2006/picture">
+                  <pic:nvPicPr>
+                    <pic:cNvPr id="0" name="" descr=""/>
+                    <pic:cNvPicPr>
+                      <a:picLocks noChangeAspect="1" noChangeArrowheads="1"/>
+                    </pic:cNvPicPr>
+                  </pic:nvPicPr>
+                  <pic:blipFill>
+                    <a:blip r:embed="rId7" cstate="none"/>
+                    <a:srcRect/>
+                    <a:stretch>
+                      <a:fillRect/>
+                    </a:stretch>
+                  </pic:blipFill>
+                  <pic:spPr bwMode="auto">
+                    <a:xfrm>
+                      <a:off x="0" y="0"/>
+                      <a:ext cx="1514475" cy="723900"/>
+                    </a:xfrm>
+                    <a:prstGeom prst="rect">
+                      <a:avLst/>
+                    </a:prstGeom>
+                  </pic:spPr>
+                </pic:pic>
+              </a:graphicData>
+            </a:graphic>
+          </wp:inline>
+        </w:drawing>
+      </w:r>
+    </w:p>
+    <w:p>
+      <w:pPr>
+        <w:spacing w:after="120" w:before="700"/>
         <w:jc w:val="center"/>
       </w:pPr>
       <w:r>
@@ -64,6 +109,7 @@
     </w:p>
     <w:p>
       <w:pPr>
+        <w:keepNext w:val="false"/>
         <w:spacing w:after="120"/>
         <w:jc w:val="center"/>
       </w:pPr>
@@ -78,6 +124,7 @@
     </w:p>
     <w:p>
       <w:pPr>
+        <w:keepNext w:val="false"/>
         <w:spacing w:after="120"/>
         <w:jc w:val="center"/>
       </w:pPr>
@@ -112,32 +159,736 @@
         <w:t xml:space="preserve">Comment travailler ces exercices</w:t>
       </w:r>
     </w:p>
+    <w:tbl>
+      <w:tblPr>
+        <w:tblW w:type="dxa" w:w="9360"/>
+        <w:tblBorders>
+          <w:top w:val="single" w:color="BFBFBF" w:sz="2"/>
+          <w:left w:val="single" w:color="BFBFBF" w:sz="2"/>
+          <w:bottom w:val="single" w:color="BFBFBF" w:sz="2"/>
+          <w:right w:val="single" w:color="BFBFBF" w:sz="2"/>
+          <w:insideH w:val="none"/>
+          <w:insideV w:val="none"/>
+        </w:tblBorders>
+      </w:tblPr>
+      <w:tblGrid>
+        <w:gridCol w:w="9360"/>
+      </w:tblGrid>
+      <w:tr>
+        <w:trPr>
+          <w:cantSplit/>
+        </w:trPr>
+        <w:tc>
+          <w:tcPr>
+            <w:tcW w:type="dxa" w:w="9360"/>
+            <w:shd w:fill="F2F2F2" w:val="clear"/>
+            <w:tcMar>
+              <w:top w:type="dxa" w:w="140"/>
+              <w:left w:type="dxa" w:w="180"/>
+              <w:bottom w:type="dxa" w:w="140"/>
+              <w:right w:type="dxa" w:w="180"/>
+            </w:tcMar>
+          </w:tcPr>
+          <w:p>
+            <w:pPr>
+              <w:keepNext/>
+              <w:spacing w:after="100" w:before="0"/>
+            </w:pPr>
+            <w:r>
+              <w:rPr>
+                <w:sz w:val="22"/>
+                <w:szCs w:val="22"/>
+              </w:rPr>
+              <w:t xml:space="preserve">Les exercices de ce thème se trouvent tous dans </w:t>
+            </w:r>
+            <w:r>
+              <w:rPr>
+                <w:rFonts w:ascii="Consolas" w:hAnsi="Consolas" w:cs="Consolas"/>
+                <w:color w:val="E97132" w:themeColor="accent2"/>
+                <w:sz w:val="18"/>
+                <w:szCs w:val="18"/>
+              </w:rPr>
+              <w:t xml:space="preserve">be.ephec.java.fx</w:t>
+            </w:r>
+            <w:r>
+              <w:rPr>
+                <w:sz w:val="22"/>
+                <w:szCs w:val="22"/>
+              </w:rPr>
+              <w:t xml:space="preserve">, chacun dans un sous-package.</w:t>
+            </w:r>
+          </w:p>
+          <w:p>
+            <w:pPr>
+              <w:keepNext/>
+              <w:spacing w:after="100" w:before="0"/>
+            </w:pPr>
+            <w:r>
+              <w:rPr>
+                <w:b/>
+                <w:bCs/>
+                <w:sz w:val="22"/>
+                <w:szCs w:val="22"/>
+              </w:rPr>
+              <w:t xml:space="preserve">Chaque exercice est autonome. </w:t>
+            </w:r>
+            <w:r>
+              <w:rPr>
+                <w:sz w:val="22"/>
+                <w:szCs w:val="22"/>
+              </w:rPr>
+              <w:t xml:space="preserve">Son package contient tout ce dont il a besoin et n'importe jamais une classe d'un autre exercice. </w:t>
+            </w:r>
+            <w:r>
+              <w:rPr>
+                <w:sz w:val="22"/>
+                <w:szCs w:val="22"/>
+              </w:rPr>
+              <w:t xml:space="preserve">Quand un exercice reprend une classe d'un exercice précédent, vous partez d'une copie : </w:t>
+            </w:r>
+            <w:r>
+              <w:rPr>
+                <w:sz w:val="22"/>
+                <w:szCs w:val="22"/>
+              </w:rPr>
+              <w:t xml:space="preserve">vous pouvez donc en rater un sans être bloqué pour la suite.</w:t>
+            </w:r>
+          </w:p>
+          <w:p>
+            <w:pPr>
+              <w:keepNext/>
+              <w:spacing w:after="100" w:before="0"/>
+            </w:pPr>
+            <w:r>
+              <w:rPr>
+                <w:b/>
+                <w:bCs/>
+                <w:sz w:val="22"/>
+                <w:szCs w:val="22"/>
+              </w:rPr>
+              <w:t xml:space="preserve">Comment lancer les tests, comment lire un test vert, pourquoi laisser votre code compilable : </w:t>
+            </w:r>
+            <w:r>
+              <w:rPr>
+                <w:sz w:val="22"/>
+                <w:szCs w:val="22"/>
+              </w:rPr>
+              <w:t xml:space="preserve">tout cela est commun à tous les thèmes et se trouve dans un document à part, </w:t>
+            </w:r>
+            <w:r>
+              <w:rPr>
+                <w:rFonts w:ascii="Consolas" w:hAnsi="Consolas" w:cs="Consolas"/>
+                <w:color w:val="E97132" w:themeColor="accent2"/>
+                <w:sz w:val="18"/>
+                <w:szCs w:val="18"/>
+              </w:rPr>
+              <w:t xml:space="preserve">Memento_Exercices.docx</w:t>
+            </w:r>
+            <w:r>
+              <w:rPr>
+                <w:sz w:val="22"/>
+                <w:szCs w:val="22"/>
+              </w:rPr>
+              <w:t xml:space="preserve">. Lisez-le une fois en début d'année.</w:t>
+            </w:r>
+          </w:p>
+          <w:p>
+            <w:pPr>
+              <w:keepNext/>
+              <w:spacing w:after="60" w:before="120"/>
+            </w:pPr>
+            <w:r>
+              <w:rPr>
+                <w:b/>
+                <w:bCs/>
+                <w:sz w:val="22"/>
+                <w:szCs w:val="22"/>
+              </w:rPr>
+              <w:t xml:space="preserve">Comment se lit un exercice</w:t>
+            </w:r>
+          </w:p>
+          <w:p>
+            <w:pPr>
+              <w:keepNext/>
+              <w:spacing w:after="100" w:before="0"/>
+            </w:pPr>
+            <w:r>
+              <w:rPr>
+                <w:sz w:val="22"/>
+                <w:szCs w:val="22"/>
+              </w:rPr>
+              <w:t xml:space="preserve">Chaque exercice suit la même structure. Toutes les sections ne figurent pas dans tous les exercices.</w:t>
+            </w:r>
+          </w:p>
+          <w:tbl>
+            <w:tblPr>
+              <w:tblW w:type="dxa" w:w="8880"/>
+              <w:tblBorders>
+                <w:top w:val="single" w:color="auto" w:sz="4"/>
+                <w:left w:val="single" w:color="auto" w:sz="4"/>
+                <w:bottom w:val="single" w:color="auto" w:sz="4"/>
+                <w:right w:val="single" w:color="auto" w:sz="4"/>
+                <w:insideH w:val="single" w:color="auto" w:sz="4"/>
+                <w:insideV w:val="single" w:color="auto" w:sz="4"/>
+              </w:tblBorders>
+            </w:tblPr>
+            <w:tblGrid>
+              <w:gridCol w:w="2500"/>
+              <w:gridCol w:w="6380"/>
+            </w:tblGrid>
+            <w:tr>
+              <w:trPr>
+                <w:tblHeader/>
+              </w:trPr>
+              <w:tc>
+                <w:tcPr>
+                  <w:tcW w:type="dxa" w:w="2500"/>
+                  <w:shd w:fill="D9D9D9" w:val="clear"/>
+                  <w:tcMar>
+                    <w:top w:type="dxa" w:w="50"/>
+                    <w:left w:type="dxa" w:w="100"/>
+                    <w:bottom w:type="dxa" w:w="50"/>
+                    <w:right w:type="dxa" w:w="100"/>
+                  </w:tcMar>
+                </w:tcPr>
+                <w:p>
+                  <w:pPr>
+                    <w:spacing w:after="0"/>
+                  </w:pPr>
+                  <w:r>
+                    <w:rPr>
+                      <w:b/>
+                      <w:bCs/>
+                      <w:sz w:val="20"/>
+                      <w:szCs w:val="20"/>
+                    </w:rPr>
+                    <w:t xml:space="preserve">Section</w:t>
+                  </w:r>
+                </w:p>
+              </w:tc>
+              <w:tc>
+                <w:tcPr>
+                  <w:tcW w:type="dxa" w:w="6380"/>
+                  <w:shd w:fill="D9D9D9" w:val="clear"/>
+                  <w:tcMar>
+                    <w:top w:type="dxa" w:w="50"/>
+                    <w:left w:type="dxa" w:w="100"/>
+                    <w:bottom w:type="dxa" w:w="50"/>
+                    <w:right w:type="dxa" w:w="100"/>
+                  </w:tcMar>
+                </w:tcPr>
+                <w:p>
+                  <w:pPr>
+                    <w:spacing w:after="0"/>
+                  </w:pPr>
+                  <w:r>
+                    <w:rPr>
+                      <w:b/>
+                      <w:bCs/>
+                      <w:sz w:val="20"/>
+                      <w:szCs w:val="20"/>
+                    </w:rPr>
+                    <w:t xml:space="preserve">Ce qu'elle vous apporte</w:t>
+                  </w:r>
+                </w:p>
+              </w:tc>
+            </w:tr>
+            <w:tr>
+              <w:trPr>
+                <w:cantSplit/>
+              </w:trPr>
+              <w:tc>
+                <w:tcPr>
+                  <w:tcW w:type="dxa" w:w="2500"/>
+                  <w:shd w:fill="FFFFFF" w:val="clear"/>
+                  <w:tcMar>
+                    <w:top w:type="dxa" w:w="50"/>
+                    <w:left w:type="dxa" w:w="100"/>
+                    <w:bottom w:type="dxa" w:w="50"/>
+                    <w:right w:type="dxa" w:w="100"/>
+                  </w:tcMar>
+                </w:tcPr>
+                <w:p>
+                  <w:pPr>
+                    <w:spacing w:after="0"/>
+                  </w:pPr>
+                  <w:r>
+                    <w:rPr>
+                      <w:b/>
+                      <w:bCs/>
+                      <w:sz w:val="20"/>
+                      <w:szCs w:val="20"/>
+                    </w:rPr>
+                    <w:t xml:space="preserve">Objectif</w:t>
+                  </w:r>
+                </w:p>
+              </w:tc>
+              <w:tc>
+                <w:tcPr>
+                  <w:tcW w:type="dxa" w:w="6380"/>
+                  <w:shd w:fill="FFFFFF" w:val="clear"/>
+                  <w:tcMar>
+                    <w:top w:type="dxa" w:w="50"/>
+                    <w:left w:type="dxa" w:w="100"/>
+                    <w:bottom w:type="dxa" w:w="50"/>
+                    <w:right w:type="dxa" w:w="100"/>
+                  </w:tcMar>
+                </w:tcPr>
+                <w:p>
+                  <w:pPr>
+                    <w:spacing w:after="0"/>
+                  </w:pPr>
+                  <w:r>
+                    <w:rPr>
+                      <w:sz w:val="20"/>
+                      <w:szCs w:val="20"/>
+                    </w:rPr>
+                    <w:t xml:space="preserve">Ce que l'exercice vous fait pratiquer, en une ou deux phrases.</w:t>
+                  </w:r>
+                </w:p>
+              </w:tc>
+            </w:tr>
+            <w:tr>
+              <w:trPr>
+                <w:cantSplit/>
+              </w:trPr>
+              <w:tc>
+                <w:tcPr>
+                  <w:tcW w:type="dxa" w:w="2500"/>
+                  <w:shd w:fill="FFFFFF" w:val="clear"/>
+                  <w:tcMar>
+                    <w:top w:type="dxa" w:w="50"/>
+                    <w:left w:type="dxa" w:w="100"/>
+                    <w:bottom w:type="dxa" w:w="50"/>
+                    <w:right w:type="dxa" w:w="100"/>
+                  </w:tcMar>
+                </w:tcPr>
+                <w:p>
+                  <w:pPr>
+                    <w:spacing w:after="0"/>
+                  </w:pPr>
+                  <w:r>
+                    <w:rPr>
+                      <w:b/>
+                      <w:bCs/>
+                      <w:sz w:val="20"/>
+                      <w:szCs w:val="20"/>
+                    </w:rPr>
+                    <w:t xml:space="preserve">Contexte</w:t>
+                  </w:r>
+                </w:p>
+              </w:tc>
+              <w:tc>
+                <w:tcPr>
+                  <w:tcW w:type="dxa" w:w="6380"/>
+                  <w:shd w:fill="FFFFFF" w:val="clear"/>
+                  <w:tcMar>
+                    <w:top w:type="dxa" w:w="50"/>
+                    <w:left w:type="dxa" w:w="100"/>
+                    <w:bottom w:type="dxa" w:w="50"/>
+                    <w:right w:type="dxa" w:w="100"/>
+                  </w:tcMar>
+                </w:tcPr>
+                <w:p>
+                  <w:pPr>
+                    <w:spacing w:after="0"/>
+                  </w:pPr>
+                  <w:r>
+                    <w:rPr>
+                      <w:sz w:val="20"/>
+                      <w:szCs w:val="20"/>
+                    </w:rPr>
+                    <w:t xml:space="preserve">Facultatif. La situation ou le rappel qui éclaire l'énoncé.</w:t>
+                  </w:r>
+                </w:p>
+              </w:tc>
+            </w:tr>
+            <w:tr>
+              <w:trPr>
+                <w:cantSplit/>
+              </w:trPr>
+              <w:tc>
+                <w:tcPr>
+                  <w:tcW w:type="dxa" w:w="2500"/>
+                  <w:shd w:fill="FFFFFF" w:val="clear"/>
+                  <w:tcMar>
+                    <w:top w:type="dxa" w:w="50"/>
+                    <w:left w:type="dxa" w:w="100"/>
+                    <w:bottom w:type="dxa" w:w="50"/>
+                    <w:right w:type="dxa" w:w="100"/>
+                  </w:tcMar>
+                </w:tcPr>
+                <w:p>
+                  <w:pPr>
+                    <w:spacing w:after="0"/>
+                  </w:pPr>
+                  <w:r>
+                    <w:rPr>
+                      <w:b/>
+                      <w:bCs/>
+                      <w:sz w:val="20"/>
+                      <w:szCs w:val="20"/>
+                    </w:rPr>
+                    <w:t xml:space="preserve">Énoncé</w:t>
+                  </w:r>
+                </w:p>
+              </w:tc>
+              <w:tc>
+                <w:tcPr>
+                  <w:tcW w:type="dxa" w:w="6380"/>
+                  <w:shd w:fill="FFFFFF" w:val="clear"/>
+                  <w:tcMar>
+                    <w:top w:type="dxa" w:w="50"/>
+                    <w:left w:type="dxa" w:w="100"/>
+                    <w:bottom w:type="dxa" w:w="50"/>
+                    <w:right w:type="dxa" w:w="100"/>
+                  </w:tcMar>
+                </w:tcPr>
+                <w:p>
+                  <w:pPr>
+                    <w:spacing w:after="0"/>
+                  </w:pPr>
+                  <w:r>
+                    <w:rPr>
+                      <w:sz w:val="20"/>
+                      <w:szCs w:val="20"/>
+                    </w:rPr>
+                    <w:t xml:space="preserve">Ce qu'il faut écrire. Un énoncé long est parfois découpé en deux parties.</w:t>
+                  </w:r>
+                </w:p>
+              </w:tc>
+            </w:tr>
+            <w:tr>
+              <w:trPr>
+                <w:cantSplit/>
+              </w:trPr>
+              <w:tc>
+                <w:tcPr>
+                  <w:tcW w:type="dxa" w:w="2500"/>
+                  <w:shd w:fill="FFFFFF" w:val="clear"/>
+                  <w:tcMar>
+                    <w:top w:type="dxa" w:w="50"/>
+                    <w:left w:type="dxa" w:w="100"/>
+                    <w:bottom w:type="dxa" w:w="50"/>
+                    <w:right w:type="dxa" w:w="100"/>
+                  </w:tcMar>
+                </w:tcPr>
+                <w:p>
+                  <w:pPr>
+                    <w:spacing w:after="0"/>
+                  </w:pPr>
+                  <w:r>
+                    <w:rPr>
+                      <w:b/>
+                      <w:bCs/>
+                      <w:sz w:val="20"/>
+                      <w:szCs w:val="20"/>
+                    </w:rPr>
+                    <w:t xml:space="preserve">Spécifications à respecter</w:t>
+                  </w:r>
+                </w:p>
+              </w:tc>
+              <w:tc>
+                <w:tcPr>
+                  <w:tcW w:type="dxa" w:w="6380"/>
+                  <w:shd w:fill="FFFFFF" w:val="clear"/>
+                  <w:tcMar>
+                    <w:top w:type="dxa" w:w="50"/>
+                    <w:left w:type="dxa" w:w="100"/>
+                    <w:bottom w:type="dxa" w:w="50"/>
+                    <w:right w:type="dxa" w:w="100"/>
+                  </w:tcMar>
+                </w:tcPr>
+                <w:p>
+                  <w:pPr>
+                    <w:spacing w:after="0"/>
+                  </w:pPr>
+                  <w:r>
+                    <w:rPr>
+                      <w:sz w:val="20"/>
+                      <w:szCs w:val="20"/>
+                    </w:rPr>
+                    <w:t xml:space="preserve">Les noms, les signatures et les comportements imposés. Les tests s'appuient dessus : respectez-les à la lettre.</w:t>
+                  </w:r>
+                </w:p>
+              </w:tc>
+            </w:tr>
+            <w:tr>
+              <w:trPr>
+                <w:cantSplit/>
+              </w:trPr>
+              <w:tc>
+                <w:tcPr>
+                  <w:tcW w:type="dxa" w:w="2500"/>
+                  <w:shd w:fill="FFFFFF" w:val="clear"/>
+                  <w:tcMar>
+                    <w:top w:type="dxa" w:w="50"/>
+                    <w:left w:type="dxa" w:w="100"/>
+                    <w:bottom w:type="dxa" w:w="50"/>
+                    <w:right w:type="dxa" w:w="100"/>
+                  </w:tcMar>
+                </w:tcPr>
+                <w:p>
+                  <w:pPr>
+                    <w:spacing w:after="0"/>
+                  </w:pPr>
+                  <w:r>
+                    <w:rPr>
+                      <w:b/>
+                      <w:bCs/>
+                      <w:sz w:val="20"/>
+                      <w:szCs w:val="20"/>
+                    </w:rPr>
+                    <w:t xml:space="preserve">Ce qui vous est fourni</w:t>
+                  </w:r>
+                </w:p>
+              </w:tc>
+              <w:tc>
+                <w:tcPr>
+                  <w:tcW w:type="dxa" w:w="6380"/>
+                  <w:shd w:fill="FFFFFF" w:val="clear"/>
+                  <w:tcMar>
+                    <w:top w:type="dxa" w:w="50"/>
+                    <w:left w:type="dxa" w:w="100"/>
+                    <w:bottom w:type="dxa" w:w="50"/>
+                    <w:right w:type="dxa" w:w="100"/>
+                  </w:tcMar>
+                </w:tcPr>
+                <w:p>
+                  <w:pPr>
+                    <w:spacing w:after="0"/>
+                  </w:pPr>
+                  <w:r>
+                    <w:rPr>
+                      <w:sz w:val="20"/>
+                      <w:szCs w:val="20"/>
+                    </w:rPr>
+                    <w:t xml:space="preserve">Les classes déjà écrites que vous trouverez dans le package de l'exercice.</w:t>
+                  </w:r>
+                </w:p>
+              </w:tc>
+            </w:tr>
+            <w:tr>
+              <w:trPr>
+                <w:cantSplit/>
+              </w:trPr>
+              <w:tc>
+                <w:tcPr>
+                  <w:tcW w:type="dxa" w:w="2500"/>
+                  <w:shd w:fill="FFFFFF" w:val="clear"/>
+                  <w:tcMar>
+                    <w:top w:type="dxa" w:w="50"/>
+                    <w:left w:type="dxa" w:w="100"/>
+                    <w:bottom w:type="dxa" w:w="50"/>
+                    <w:right w:type="dxa" w:w="100"/>
+                  </w:tcMar>
+                </w:tcPr>
+                <w:p>
+                  <w:pPr>
+                    <w:spacing w:after="0"/>
+                  </w:pPr>
+                  <w:r>
+                    <w:rPr>
+                      <w:b/>
+                      <w:bCs/>
+                      <w:sz w:val="20"/>
+                      <w:szCs w:val="20"/>
+                    </w:rPr>
+                    <w:t xml:space="preserve">Exemples attendus</w:t>
+                  </w:r>
+                </w:p>
+              </w:tc>
+              <w:tc>
+                <w:tcPr>
+                  <w:tcW w:type="dxa" w:w="6380"/>
+                  <w:shd w:fill="FFFFFF" w:val="clear"/>
+                  <w:tcMar>
+                    <w:top w:type="dxa" w:w="50"/>
+                    <w:left w:type="dxa" w:w="100"/>
+                    <w:bottom w:type="dxa" w:w="50"/>
+                    <w:right w:type="dxa" w:w="100"/>
+                  </w:tcMar>
+                </w:tcPr>
+                <w:p>
+                  <w:pPr>
+                    <w:spacing w:after="0"/>
+                  </w:pPr>
+                  <w:r>
+                    <w:rPr>
+                      <w:sz w:val="20"/>
+                      <w:szCs w:val="20"/>
+                    </w:rPr>
+                    <w:t xml:space="preserve">Des valeurs d'entrée et les résultats qu'elles doivent produire.</w:t>
+                  </w:r>
+                </w:p>
+              </w:tc>
+            </w:tr>
+            <w:tr>
+              <w:trPr>
+                <w:cantSplit/>
+              </w:trPr>
+              <w:tc>
+                <w:tcPr>
+                  <w:tcW w:type="dxa" w:w="2500"/>
+                  <w:shd w:fill="FFFFFF" w:val="clear"/>
+                  <w:tcMar>
+                    <w:top w:type="dxa" w:w="50"/>
+                    <w:left w:type="dxa" w:w="100"/>
+                    <w:bottom w:type="dxa" w:w="50"/>
+                    <w:right w:type="dxa" w:w="100"/>
+                  </w:tcMar>
+                </w:tcPr>
+                <w:p>
+                  <w:pPr>
+                    <w:spacing w:after="0"/>
+                  </w:pPr>
+                  <w:r>
+                    <w:rPr>
+                      <w:b/>
+                      <w:bCs/>
+                      <w:sz w:val="20"/>
+                      <w:szCs w:val="20"/>
+                    </w:rPr>
+                    <w:t xml:space="preserve">Ce que vous devez observer</w:t>
+                  </w:r>
+                </w:p>
+              </w:tc>
+              <w:tc>
+                <w:tcPr>
+                  <w:tcW w:type="dxa" w:w="6380"/>
+                  <w:shd w:fill="FFFFFF" w:val="clear"/>
+                  <w:tcMar>
+                    <w:top w:type="dxa" w:w="50"/>
+                    <w:left w:type="dxa" w:w="100"/>
+                    <w:bottom w:type="dxa" w:w="50"/>
+                    <w:right w:type="dxa" w:w="100"/>
+                  </w:tcMar>
+                </w:tcPr>
+                <w:p>
+                  <w:pPr>
+                    <w:spacing w:after="0"/>
+                  </w:pPr>
+                  <w:r>
+                    <w:rPr>
+                      <w:sz w:val="20"/>
+                      <w:szCs w:val="20"/>
+                    </w:rPr>
+                    <w:t xml:space="preserve">Ce que la fenêtre doit montrer et comment elle doit réagir. Les interfaces JavaFX ne sont pas testées automatiquement : c'est vous qui vérifiez, en manipulant.</w:t>
+                  </w:r>
+                </w:p>
+              </w:tc>
+            </w:tr>
+            <w:tr>
+              <w:trPr>
+                <w:cantSplit/>
+              </w:trPr>
+              <w:tc>
+                <w:tcPr>
+                  <w:tcW w:type="dxa" w:w="2500"/>
+                  <w:shd w:fill="FFFFFF" w:val="clear"/>
+                  <w:tcMar>
+                    <w:top w:type="dxa" w:w="50"/>
+                    <w:left w:type="dxa" w:w="100"/>
+                    <w:bottom w:type="dxa" w:w="50"/>
+                    <w:right w:type="dxa" w:w="100"/>
+                  </w:tcMar>
+                </w:tcPr>
+                <w:p>
+                  <w:pPr>
+                    <w:spacing w:after="0"/>
+                  </w:pPr>
+                  <w:r>
+                    <w:rPr>
+                      <w:b/>
+                      <w:bCs/>
+                      <w:sz w:val="20"/>
+                      <w:szCs w:val="20"/>
+                    </w:rPr>
+                    <w:t xml:space="preserve">Questions à se poser</w:t>
+                  </w:r>
+                </w:p>
+              </w:tc>
+              <w:tc>
+                <w:tcPr>
+                  <w:tcW w:type="dxa" w:w="6380"/>
+                  <w:shd w:fill="FFFFFF" w:val="clear"/>
+                  <w:tcMar>
+                    <w:top w:type="dxa" w:w="50"/>
+                    <w:left w:type="dxa" w:w="100"/>
+                    <w:bottom w:type="dxa" w:w="50"/>
+                    <w:right w:type="dxa" w:w="100"/>
+                  </w:tcMar>
+                </w:tcPr>
+                <w:p>
+                  <w:pPr>
+                    <w:spacing w:after="0"/>
+                  </w:pPr>
+                  <w:r>
+                    <w:rPr>
+                      <w:sz w:val="20"/>
+                      <w:szCs w:val="20"/>
+                    </w:rPr>
+                    <w:t xml:space="preserve">Des questions pour prendre du recul une fois l'exercice réussi. Il n'y a rien à rendre : ce sont elles qui fixent ce que vous avez appris.</w:t>
+                  </w:r>
+                </w:p>
+              </w:tc>
+            </w:tr>
+          </w:tbl>
+          <w:p>
+            <w:pPr>
+              <w:keepNext/>
+              <w:spacing w:after="0" w:before="120"/>
+            </w:pPr>
+            <w:r>
+              <w:rPr>
+                <w:sz w:val="22"/>
+                <w:szCs w:val="22"/>
+              </w:rPr>
+              <w:t xml:space="preserve">D'autres titres apparaissent ponctuellement : un piège à connaître, une remarque, un rappel. </w:t>
+            </w:r>
+            <w:r>
+              <w:rPr>
+                <w:sz w:val="22"/>
+                <w:szCs w:val="22"/>
+              </w:rPr>
+              <w:t xml:space="preserve">Ce sont des encarts propres à l'exercice, à lire avant de commencer.</w:t>
+            </w:r>
+          </w:p>
+        </w:tc>
+      </w:tr>
+    </w:tbl>
     <w:p>
       <w:pPr>
         <w:spacing w:after="120"/>
       </w:pPr>
-      <w:r>
-        <w:rPr>
-          <w:sz w:val="22"/>
-          <w:szCs w:val="22"/>
-        </w:rPr>
-        <w:t xml:space="preserve">Les exercices de ce thème vivent sous </w:t>
-      </w:r>
-      <w:r>
-        <w:rPr>
-          <w:rFonts w:ascii="Consolas" w:cs="Consolas" w:eastAsia="Consolas" w:hAnsi="Consolas"/>
-          <w:color w:val="8B2500"/>
-          <w:sz w:val="22"/>
-          <w:szCs w:val="22"/>
-        </w:rPr>
-        <w:t xml:space="preserve">be.ephec.java.fx</w:t>
-      </w:r>
-      <w:r>
-        <w:rPr>
-          <w:sz w:val="22"/>
-          <w:szCs w:val="22"/>
-        </w:rPr>
-        <w:t xml:space="preserve">, un sous-package par exercice.</w:t>
+    </w:p>
+    <w:p>
+      <w:pPr>
+        <w:keepNext/>
+        <w:spacing w:after="120"/>
+      </w:pPr>
+      <w:r>
+        <w:rPr>
+          <w:sz w:val="22"/>
+          <w:szCs w:val="22"/>
+        </w:rPr>
+        <w:t xml:space="preserve">Les exercices du thème. Leurs codes sont </w:t>
+      </w:r>
+      <w:r>
+        <w:rPr>
+          <w:b/>
+          <w:bCs/>
+          <w:sz w:val="22"/>
+          <w:szCs w:val="22"/>
+        </w:rPr>
+        <w:t xml:space="preserve">cliquables</w:t>
+      </w:r>
+      <w:r>
+        <w:rPr>
+          <w:sz w:val="22"/>
+          <w:szCs w:val="22"/>
+        </w:rPr>
+        <w:t xml:space="preserve"> : ils mènent directement à l'exercice.</w:t>
       </w:r>
     </w:p>
     <w:tbl>
@@ -288,7 +1039,8 @@
             </w:pPr>
             <w:r>
               <w:rPr>
-                <w:rFonts w:ascii="Consolas" w:cs="Consolas" w:eastAsia="Consolas" w:hAnsi="Consolas"/>
+                <w:rFonts w:ascii="Consolas" w:hAnsi="Consolas" w:cs="Consolas"/>
+                <w:color w:val="E97132" w:themeColor="accent2"/>
                 <w:sz w:val="18"/>
                 <w:szCs w:val="18"/>
               </w:rPr>
@@ -368,7 +1120,8 @@
             </w:pPr>
             <w:r>
               <w:rPr>
-                <w:rFonts w:ascii="Consolas" w:cs="Consolas" w:eastAsia="Consolas" w:hAnsi="Consolas"/>
+                <w:rFonts w:ascii="Consolas" w:hAnsi="Consolas" w:cs="Consolas"/>
+                <w:color w:val="E97132" w:themeColor="accent2"/>
                 <w:sz w:val="18"/>
                 <w:szCs w:val="18"/>
               </w:rPr>
@@ -448,7 +1201,8 @@
             </w:pPr>
             <w:r>
               <w:rPr>
-                <w:rFonts w:ascii="Consolas" w:cs="Consolas" w:eastAsia="Consolas" w:hAnsi="Consolas"/>
+                <w:rFonts w:ascii="Consolas" w:hAnsi="Consolas" w:cs="Consolas"/>
+                <w:color w:val="E97132" w:themeColor="accent2"/>
                 <w:sz w:val="18"/>
                 <w:szCs w:val="18"/>
               </w:rPr>
@@ -528,7 +1282,8 @@
             </w:pPr>
             <w:r>
               <w:rPr>
-                <w:rFonts w:ascii="Consolas" w:cs="Consolas" w:eastAsia="Consolas" w:hAnsi="Consolas"/>
+                <w:rFonts w:ascii="Consolas" w:hAnsi="Consolas" w:cs="Consolas"/>
+                <w:color w:val="E97132" w:themeColor="accent2"/>
                 <w:sz w:val="18"/>
                 <w:szCs w:val="18"/>
               </w:rPr>
@@ -608,7 +1363,8 @@
             </w:pPr>
             <w:r>
               <w:rPr>
-                <w:rFonts w:ascii="Consolas" w:cs="Consolas" w:eastAsia="Consolas" w:hAnsi="Consolas"/>
+                <w:rFonts w:ascii="Consolas" w:hAnsi="Consolas" w:cs="Consolas"/>
+                <w:color w:val="E97132" w:themeColor="accent2"/>
                 <w:sz w:val="18"/>
                 <w:szCs w:val="18"/>
               </w:rPr>
@@ -688,7 +1444,8 @@
             </w:pPr>
             <w:r>
               <w:rPr>
-                <w:rFonts w:ascii="Consolas" w:cs="Consolas" w:eastAsia="Consolas" w:hAnsi="Consolas"/>
+                <w:rFonts w:ascii="Consolas" w:hAnsi="Consolas" w:cs="Consolas"/>
+                <w:color w:val="E97132" w:themeColor="accent2"/>
                 <w:sz w:val="18"/>
                 <w:szCs w:val="18"/>
               </w:rPr>
@@ -768,7 +1525,8 @@
             </w:pPr>
             <w:r>
               <w:rPr>
-                <w:rFonts w:ascii="Consolas" w:cs="Consolas" w:eastAsia="Consolas" w:hAnsi="Consolas"/>
+                <w:rFonts w:ascii="Consolas" w:hAnsi="Consolas" w:cs="Consolas"/>
+                <w:color w:val="E97132" w:themeColor="accent2"/>
                 <w:sz w:val="18"/>
                 <w:szCs w:val="18"/>
               </w:rPr>
@@ -848,7 +1606,8 @@
             </w:pPr>
             <w:r>
               <w:rPr>
-                <w:rFonts w:ascii="Consolas" w:cs="Consolas" w:eastAsia="Consolas" w:hAnsi="Consolas"/>
+                <w:rFonts w:ascii="Consolas" w:hAnsi="Consolas" w:cs="Consolas"/>
+                <w:color w:val="E97132" w:themeColor="accent2"/>
                 <w:sz w:val="18"/>
                 <w:szCs w:val="18"/>
               </w:rPr>
@@ -928,7 +1687,8 @@
             </w:pPr>
             <w:r>
               <w:rPr>
-                <w:rFonts w:ascii="Consolas" w:cs="Consolas" w:eastAsia="Consolas" w:hAnsi="Consolas"/>
+                <w:rFonts w:ascii="Consolas" w:hAnsi="Consolas" w:cs="Consolas"/>
+                <w:color w:val="E97132" w:themeColor="accent2"/>
                 <w:sz w:val="18"/>
                 <w:szCs w:val="18"/>
               </w:rPr>
@@ -961,92 +1721,6 @@
         </w:tc>
       </w:tr>
     </w:tbl>
-    <w:p>
-      <w:pPr>
-        <w:spacing w:after="120"/>
-      </w:pPr>
-      <w:r>
-        <w:rPr>
-          <w:b/>
-          <w:bCs/>
-          <w:sz w:val="22"/>
-          <w:szCs w:val="22"/>
-        </w:rPr>
-        <w:t xml:space="preserve">Chaque exercice est autonome. </w:t>
-      </w:r>
-      <w:r>
-        <w:rPr>
-          <w:sz w:val="22"/>
-          <w:szCs w:val="22"/>
-        </w:rPr>
-        <w:t xml:space="preserve">Son package contient tout ce dont il a besoin et n'importe jamais une classe d'un autre exercice.</w:t>
-      </w:r>
-    </w:p>
-    <w:p>
-      <w:pPr>
-        <w:spacing w:after="120"/>
-      </w:pPr>
-      <w:r>
-        <w:rPr>
-          <w:b/>
-          <w:bCs/>
-          <w:sz w:val="22"/>
-          <w:szCs w:val="22"/>
-        </w:rPr>
-        <w:t xml:space="preserve">Comment lancer les tests, comment lire un test vert, pourquoi laisser votre code compilable : </w:t>
-      </w:r>
-      <w:r>
-        <w:rPr>
-          <w:sz w:val="22"/>
-          <w:szCs w:val="22"/>
-        </w:rPr>
-        <w:t xml:space="preserve">tout cela est commun aux quinze thèmes, et vit dans un document à part — </w:t>
-      </w:r>
-      <w:r>
-        <w:rPr>
-          <w:rFonts w:ascii="Consolas" w:cs="Consolas" w:eastAsia="Consolas" w:hAnsi="Consolas"/>
-          <w:color w:val="8B2500"/>
-          <w:sz w:val="22"/>
-          <w:szCs w:val="22"/>
-        </w:rPr>
-        <w:t xml:space="preserve">Memento_Exercices.docx</w:t>
-      </w:r>
-      <w:r>
-        <w:rPr>
-          <w:sz w:val="22"/>
-          <w:szCs w:val="22"/>
-        </w:rPr>
-        <w:t xml:space="preserve">. Lisez-le une fois en début d'année.</w:t>
-      </w:r>
-    </w:p>
-    <w:p>
-      <w:pPr>
-        <w:spacing w:after="120"/>
-      </w:pPr>
-      <w:r>
-        <w:rPr>
-          <w:sz w:val="22"/>
-          <w:szCs w:val="22"/>
-        </w:rPr>
-        <w:t xml:space="preserve">Ce fascicule-ci ne parle que de son thème. Les codes du tableau ci-dessus sont </w:t>
-      </w:r>
-      <w:r>
-        <w:rPr>
-          <w:b/>
-          <w:bCs/>
-          <w:sz w:val="22"/>
-          <w:szCs w:val="22"/>
-        </w:rPr>
-        <w:t xml:space="preserve">cliquables</w:t>
-      </w:r>
-      <w:r>
-        <w:rPr>
-          <w:sz w:val="22"/>
-          <w:szCs w:val="22"/>
-        </w:rPr>
-        <w:t xml:space="preserve"> : ils mènent directement à l'exercice.</w:t>
-      </w:r>
-    </w:p>
     <w:p>
       <w:pPr>
         <w:pStyle w:val="Heading2"/>
@@ -1077,10 +1751,10 @@
       </w:r>
       <w:r>
         <w:rPr>
-          <w:rFonts w:ascii="Consolas" w:cs="Consolas" w:eastAsia="Consolas" w:hAnsi="Consolas"/>
-          <w:color w:val="8B2500"/>
-          <w:sz w:val="22"/>
-          <w:szCs w:val="22"/>
+          <w:rFonts w:ascii="Consolas" w:hAnsi="Consolas" w:cs="Consolas"/>
+          <w:color w:val="E97132" w:themeColor="accent2"/>
+          <w:sz w:val="18"/>
+          <w:szCs w:val="18"/>
         </w:rPr>
         <w:t xml:space="preserve">Lanceur</w:t>
       </w:r>
@@ -1121,10 +1795,10 @@
       </w:r>
       <w:r>
         <w:rPr>
-          <w:rFonts w:ascii="Consolas" w:cs="Consolas" w:eastAsia="Consolas" w:hAnsi="Consolas"/>
-          <w:color w:val="8B2500"/>
-          <w:sz w:val="22"/>
-          <w:szCs w:val="22"/>
+          <w:rFonts w:ascii="Consolas" w:hAnsi="Consolas" w:cs="Consolas"/>
+          <w:color w:val="E97132" w:themeColor="accent2"/>
+          <w:sz w:val="18"/>
+          <w:szCs w:val="18"/>
         </w:rPr>
         <w:t xml:space="preserve">TEC-FX.4</w:t>
       </w:r>
@@ -1138,6 +1812,7 @@
     </w:p>
     <w:p>
       <w:pPr>
+        <w:keepNext w:val="false"/>
         <w:spacing w:after="120"/>
       </w:pPr>
       <w:r>
@@ -1167,6 +1842,7 @@
     </w:p>
     <w:p>
       <w:pPr>
+        <w:keepNext w:val="false"/>
         <w:spacing w:after="120"/>
       </w:pPr>
       <w:r>
@@ -1227,10 +1903,10 @@
       </w:r>
       <w:r>
         <w:rPr>
-          <w:rFonts w:ascii="Consolas" w:cs="Consolas" w:eastAsia="Consolas" w:hAnsi="Consolas"/>
-          <w:color w:val="8B2500"/>
-          <w:sz w:val="22"/>
-          <w:szCs w:val="22"/>
+          <w:rFonts w:ascii="Consolas" w:hAnsi="Consolas" w:cs="Consolas"/>
+          <w:color w:val="E97132" w:themeColor="accent2"/>
+          <w:sz w:val="18"/>
+          <w:szCs w:val="18"/>
         </w:rPr>
         <w:t xml:space="preserve">Modele</w:t>
       </w:r>
@@ -1243,10 +1919,10 @@
       </w:r>
       <w:r>
         <w:rPr>
-          <w:rFonts w:ascii="Consolas" w:cs="Consolas" w:eastAsia="Consolas" w:hAnsi="Consolas"/>
-          <w:color w:val="8B2500"/>
-          <w:sz w:val="22"/>
-          <w:szCs w:val="22"/>
+          <w:rFonts w:ascii="Consolas" w:hAnsi="Consolas" w:cs="Consolas"/>
+          <w:color w:val="E97132" w:themeColor="accent2"/>
+          <w:sz w:val="18"/>
+          <w:szCs w:val="18"/>
         </w:rPr>
         <w:t xml:space="preserve">FX.9</w:t>
       </w:r>
@@ -1368,7 +2044,8 @@
             </w:pPr>
             <w:r>
               <w:rPr>
-                <w:rFonts w:ascii="Consolas" w:cs="Consolas" w:eastAsia="Consolas" w:hAnsi="Consolas"/>
+                <w:rFonts w:ascii="Consolas" w:hAnsi="Consolas" w:cs="Consolas"/>
+                <w:color w:val="E97132" w:themeColor="accent2"/>
                 <w:sz w:val="18"/>
                 <w:szCs w:val="18"/>
               </w:rPr>
@@ -1420,7 +2097,8 @@
             </w:pPr>
             <w:r>
               <w:rPr>
-                <w:rFonts w:ascii="Consolas" w:cs="Consolas" w:eastAsia="Consolas" w:hAnsi="Consolas"/>
+                <w:rFonts w:ascii="Consolas" w:hAnsi="Consolas" w:cs="Consolas"/>
+                <w:color w:val="E97132" w:themeColor="accent2"/>
                 <w:sz w:val="18"/>
                 <w:szCs w:val="18"/>
               </w:rPr>
@@ -1472,7 +2150,8 @@
             </w:pPr>
             <w:r>
               <w:rPr>
-                <w:rFonts w:ascii="Consolas" w:cs="Consolas" w:eastAsia="Consolas" w:hAnsi="Consolas"/>
+                <w:rFonts w:ascii="Consolas" w:hAnsi="Consolas" w:cs="Consolas"/>
+                <w:color w:val="E97132" w:themeColor="accent2"/>
                 <w:sz w:val="18"/>
                 <w:szCs w:val="18"/>
               </w:rPr>
@@ -1524,7 +2203,8 @@
             </w:pPr>
             <w:r>
               <w:rPr>
-                <w:rFonts w:ascii="Consolas" w:cs="Consolas" w:eastAsia="Consolas" w:hAnsi="Consolas"/>
+                <w:rFonts w:ascii="Consolas" w:hAnsi="Consolas" w:cs="Consolas"/>
+                <w:color w:val="E97132" w:themeColor="accent2"/>
                 <w:sz w:val="18"/>
                 <w:szCs w:val="18"/>
               </w:rPr>
@@ -1551,7 +2231,16 @@
                 <w:sz w:val="20"/>
                 <w:szCs w:val="20"/>
               </w:rPr>
-              <w:t xml:space="preserve">un composant qui en contient d'autres — HBox, VBox, BorderPane</w:t>
+              <w:t xml:space="preserve">un composant qui en contient d'autres — HBox, VBox, </w:t>
+            </w:r>
+            <w:r>
+              <w:rPr>
+                <w:rFonts w:ascii="Consolas" w:hAnsi="Consolas" w:cs="Consolas"/>
+                <w:color w:val="E97132" w:themeColor="accent2"/>
+                <w:sz w:val="18"/>
+                <w:szCs w:val="18"/>
+              </w:rPr>
+              <w:t xml:space="preserve">BorderPane</w:t>
             </w:r>
           </w:p>
         </w:tc>
@@ -1576,7 +2265,8 @@
             </w:pPr>
             <w:r>
               <w:rPr>
-                <w:rFonts w:ascii="Consolas" w:cs="Consolas" w:eastAsia="Consolas" w:hAnsi="Consolas"/>
+                <w:rFonts w:ascii="Consolas" w:hAnsi="Consolas" w:cs="Consolas"/>
+                <w:color w:val="E97132" w:themeColor="accent2"/>
                 <w:sz w:val="18"/>
                 <w:szCs w:val="18"/>
               </w:rPr>
@@ -1603,7 +2293,23 @@
                 <w:sz w:val="20"/>
                 <w:szCs w:val="20"/>
               </w:rPr>
-              <w:t xml:space="preserve">un composant avec lequel on interagit — Button, TextField, Slider</w:t>
+              <w:t xml:space="preserve">un composant avec lequel on interagit — Button, </w:t>
+            </w:r>
+            <w:r>
+              <w:rPr>
+                <w:rFonts w:ascii="Consolas" w:hAnsi="Consolas" w:cs="Consolas"/>
+                <w:color w:val="E97132" w:themeColor="accent2"/>
+                <w:sz w:val="18"/>
+                <w:szCs w:val="18"/>
+              </w:rPr>
+              <w:t xml:space="preserve">TextField</w:t>
+            </w:r>
+            <w:r>
+              <w:rPr>
+                <w:sz w:val="20"/>
+                <w:szCs w:val="20"/>
+              </w:rPr>
+              <w:t xml:space="preserve">, Slider</w:t>
             </w:r>
           </w:p>
         </w:tc>
@@ -1618,9 +2324,10 @@
       </w:pPr>
       <w:r>
         <w:rPr>
-          <w:rFonts w:ascii="Consolas" w:cs="Consolas" w:eastAsia="Consolas" w:hAnsi="Consolas"/>
-          <w:sz w:val="19"/>
-          <w:szCs w:val="19"/>
+          <w:rFonts w:ascii="Consolas" w:hAnsi="Consolas" w:cs="Consolas"/>
+          <w:color w:val="E97132" w:themeColor="accent2"/>
+          <w:sz w:val="18"/>
+          <w:szCs w:val="18"/>
         </w:rPr>
         <w:t xml:space="preserve">public class MonApp extends Application {</w:t>
       </w:r>
@@ -1634,9 +2341,10 @@
       </w:pPr>
       <w:r>
         <w:rPr>
-          <w:rFonts w:ascii="Consolas" w:cs="Consolas" w:eastAsia="Consolas" w:hAnsi="Consolas"/>
-          <w:sz w:val="19"/>
-          <w:szCs w:val="19"/>
+          <w:rFonts w:ascii="Consolas" w:hAnsi="Consolas" w:cs="Consolas"/>
+          <w:color w:val="E97132" w:themeColor="accent2"/>
+          <w:sz w:val="18"/>
+          <w:szCs w:val="18"/>
         </w:rPr>
         <w:t xml:space="preserve"> </w:t>
       </w:r>
@@ -1650,9 +2358,10 @@
       </w:pPr>
       <w:r>
         <w:rPr>
-          <w:rFonts w:ascii="Consolas" w:cs="Consolas" w:eastAsia="Consolas" w:hAnsi="Consolas"/>
-          <w:sz w:val="19"/>
-          <w:szCs w:val="19"/>
+          <w:rFonts w:ascii="Consolas" w:hAnsi="Consolas" w:cs="Consolas"/>
+          <w:color w:val="E97132" w:themeColor="accent2"/>
+          <w:sz w:val="18"/>
+          <w:szCs w:val="18"/>
         </w:rPr>
         <w:t xml:space="preserve">    public static void main(String[] args) { launch(args); }</w:t>
       </w:r>
@@ -1666,9 +2375,10 @@
       </w:pPr>
       <w:r>
         <w:rPr>
-          <w:rFonts w:ascii="Consolas" w:cs="Consolas" w:eastAsia="Consolas" w:hAnsi="Consolas"/>
-          <w:sz w:val="19"/>
-          <w:szCs w:val="19"/>
+          <w:rFonts w:ascii="Consolas" w:hAnsi="Consolas" w:cs="Consolas"/>
+          <w:color w:val="E97132" w:themeColor="accent2"/>
+          <w:sz w:val="18"/>
+          <w:szCs w:val="18"/>
         </w:rPr>
         <w:t xml:space="preserve"> </w:t>
       </w:r>
@@ -1682,9 +2392,10 @@
       </w:pPr>
       <w:r>
         <w:rPr>
-          <w:rFonts w:ascii="Consolas" w:cs="Consolas" w:eastAsia="Consolas" w:hAnsi="Consolas"/>
-          <w:sz w:val="19"/>
-          <w:szCs w:val="19"/>
+          <w:rFonts w:ascii="Consolas" w:hAnsi="Consolas" w:cs="Consolas"/>
+          <w:color w:val="E97132" w:themeColor="accent2"/>
+          <w:sz w:val="18"/>
+          <w:szCs w:val="18"/>
         </w:rPr>
         <w:t xml:space="preserve">    @Override</w:t>
       </w:r>
@@ -1698,9 +2409,10 @@
       </w:pPr>
       <w:r>
         <w:rPr>
-          <w:rFonts w:ascii="Consolas" w:cs="Consolas" w:eastAsia="Consolas" w:hAnsi="Consolas"/>
-          <w:sz w:val="19"/>
-          <w:szCs w:val="19"/>
+          <w:rFonts w:ascii="Consolas" w:hAnsi="Consolas" w:cs="Consolas"/>
+          <w:color w:val="E97132" w:themeColor="accent2"/>
+          <w:sz w:val="18"/>
+          <w:szCs w:val="18"/>
         </w:rPr>
         <w:t xml:space="preserve">    public void start(Stage stage) {</w:t>
       </w:r>
@@ -1714,9 +2426,10 @@
       </w:pPr>
       <w:r>
         <w:rPr>
-          <w:rFonts w:ascii="Consolas" w:cs="Consolas" w:eastAsia="Consolas" w:hAnsi="Consolas"/>
-          <w:sz w:val="19"/>
-          <w:szCs w:val="19"/>
+          <w:rFonts w:ascii="Consolas" w:hAnsi="Consolas" w:cs="Consolas"/>
+          <w:color w:val="E97132" w:themeColor="accent2"/>
+          <w:sz w:val="18"/>
+          <w:szCs w:val="18"/>
         </w:rPr>
         <w:t xml:space="preserve">        Button bouton = new Button("Cliquez");</w:t>
       </w:r>
@@ -1730,9 +2443,10 @@
       </w:pPr>
       <w:r>
         <w:rPr>
-          <w:rFonts w:ascii="Consolas" w:cs="Consolas" w:eastAsia="Consolas" w:hAnsi="Consolas"/>
-          <w:sz w:val="19"/>
-          <w:szCs w:val="19"/>
+          <w:rFonts w:ascii="Consolas" w:hAnsi="Consolas" w:cs="Consolas"/>
+          <w:color w:val="E97132" w:themeColor="accent2"/>
+          <w:sz w:val="18"/>
+          <w:szCs w:val="18"/>
         </w:rPr>
         <w:t xml:space="preserve">        bouton.setOnAction(evenement -&gt; jeFaisQuelqueChose());</w:t>
       </w:r>
@@ -1746,9 +2460,10 @@
       </w:pPr>
       <w:r>
         <w:rPr>
-          <w:rFonts w:ascii="Consolas" w:cs="Consolas" w:eastAsia="Consolas" w:hAnsi="Consolas"/>
-          <w:sz w:val="19"/>
-          <w:szCs w:val="19"/>
+          <w:rFonts w:ascii="Consolas" w:hAnsi="Consolas" w:cs="Consolas"/>
+          <w:color w:val="E97132" w:themeColor="accent2"/>
+          <w:sz w:val="18"/>
+          <w:szCs w:val="18"/>
         </w:rPr>
         <w:t xml:space="preserve"> </w:t>
       </w:r>
@@ -1762,9 +2477,10 @@
       </w:pPr>
       <w:r>
         <w:rPr>
-          <w:rFonts w:ascii="Consolas" w:cs="Consolas" w:eastAsia="Consolas" w:hAnsi="Consolas"/>
-          <w:sz w:val="19"/>
-          <w:szCs w:val="19"/>
+          <w:rFonts w:ascii="Consolas" w:hAnsi="Consolas" w:cs="Consolas"/>
+          <w:color w:val="E97132" w:themeColor="accent2"/>
+          <w:sz w:val="18"/>
+          <w:szCs w:val="18"/>
         </w:rPr>
         <w:t xml:space="preserve">        stage.setScene(new Scene(new HBox(bouton)));</w:t>
       </w:r>
@@ -1778,9 +2494,10 @@
       </w:pPr>
       <w:r>
         <w:rPr>
-          <w:rFonts w:ascii="Consolas" w:cs="Consolas" w:eastAsia="Consolas" w:hAnsi="Consolas"/>
-          <w:sz w:val="19"/>
-          <w:szCs w:val="19"/>
+          <w:rFonts w:ascii="Consolas" w:hAnsi="Consolas" w:cs="Consolas"/>
+          <w:color w:val="E97132" w:themeColor="accent2"/>
+          <w:sz w:val="18"/>
+          <w:szCs w:val="18"/>
         </w:rPr>
         <w:t xml:space="preserve">        stage.setTitle("Mon application");</w:t>
       </w:r>
@@ -1794,9 +2511,10 @@
       </w:pPr>
       <w:r>
         <w:rPr>
-          <w:rFonts w:ascii="Consolas" w:cs="Consolas" w:eastAsia="Consolas" w:hAnsi="Consolas"/>
-          <w:sz w:val="19"/>
-          <w:szCs w:val="19"/>
+          <w:rFonts w:ascii="Consolas" w:hAnsi="Consolas" w:cs="Consolas"/>
+          <w:color w:val="E97132" w:themeColor="accent2"/>
+          <w:sz w:val="18"/>
+          <w:szCs w:val="18"/>
         </w:rPr>
         <w:t xml:space="preserve">        stage.show();</w:t>
       </w:r>
@@ -1810,9 +2528,10 @@
       </w:pPr>
       <w:r>
         <w:rPr>
-          <w:rFonts w:ascii="Consolas" w:cs="Consolas" w:eastAsia="Consolas" w:hAnsi="Consolas"/>
-          <w:sz w:val="19"/>
-          <w:szCs w:val="19"/>
+          <w:rFonts w:ascii="Consolas" w:hAnsi="Consolas" w:cs="Consolas"/>
+          <w:color w:val="E97132" w:themeColor="accent2"/>
+          <w:sz w:val="18"/>
+          <w:szCs w:val="18"/>
         </w:rPr>
         <w:t xml:space="preserve">    }</w:t>
       </w:r>
@@ -1826,9 +2545,10 @@
       </w:pPr>
       <w:r>
         <w:rPr>
-          <w:rFonts w:ascii="Consolas" w:cs="Consolas" w:eastAsia="Consolas" w:hAnsi="Consolas"/>
-          <w:sz w:val="19"/>
-          <w:szCs w:val="19"/>
+          <w:rFonts w:ascii="Consolas" w:hAnsi="Consolas" w:cs="Consolas"/>
+          <w:color w:val="E97132" w:themeColor="accent2"/>
+          <w:sz w:val="18"/>
+          <w:szCs w:val="18"/>
         </w:rPr>
         <w:t xml:space="preserve">}</w:t>
       </w:r>
@@ -1872,10 +2592,10 @@
       </w:r>
       <w:r>
         <w:rPr>
-          <w:rFonts w:ascii="Consolas" w:cs="Consolas" w:eastAsia="Consolas" w:hAnsi="Consolas"/>
-          <w:color w:val="8B2500"/>
-          <w:sz w:val="22"/>
-          <w:szCs w:val="22"/>
+          <w:rFonts w:ascii="Consolas" w:hAnsi="Consolas" w:cs="Consolas"/>
+          <w:color w:val="E97132" w:themeColor="accent2"/>
+          <w:sz w:val="18"/>
+          <w:szCs w:val="18"/>
         </w:rPr>
         <w:t xml:space="preserve">start</w:t>
       </w:r>
@@ -1909,10 +2629,10 @@
       </w:r>
       <w:r>
         <w:rPr>
-          <w:rFonts w:ascii="Consolas" w:cs="Consolas" w:eastAsia="Consolas" w:hAnsi="Consolas"/>
-          <w:color w:val="8B2500"/>
-          <w:sz w:val="22"/>
-          <w:szCs w:val="22"/>
+          <w:rFonts w:ascii="Consolas" w:hAnsi="Consolas" w:cs="Consolas"/>
+          <w:color w:val="E97132" w:themeColor="accent2"/>
+          <w:sz w:val="18"/>
+          <w:szCs w:val="18"/>
         </w:rPr>
         <w:t xml:space="preserve">FX.4</w:t>
       </w:r>
@@ -1925,10 +2645,10 @@
       </w:r>
       <w:r>
         <w:rPr>
-          <w:rFonts w:ascii="Consolas" w:cs="Consolas" w:eastAsia="Consolas" w:hAnsi="Consolas"/>
-          <w:color w:val="8B2500"/>
-          <w:sz w:val="22"/>
-          <w:szCs w:val="22"/>
+          <w:rFonts w:ascii="Consolas" w:hAnsi="Consolas" w:cs="Consolas"/>
+          <w:color w:val="E97132" w:themeColor="accent2"/>
+          <w:sz w:val="18"/>
+          <w:szCs w:val="18"/>
         </w:rPr>
         <w:t xml:space="preserve">CC-MET.2</w:t>
       </w:r>
@@ -1962,10 +2682,10 @@
       </w:r>
       <w:r>
         <w:rPr>
-          <w:rFonts w:ascii="Consolas" w:cs="Consolas" w:eastAsia="Consolas" w:hAnsi="Consolas"/>
-          <w:color w:val="8B2500"/>
-          <w:sz w:val="22"/>
-          <w:szCs w:val="22"/>
+          <w:rFonts w:ascii="Consolas" w:hAnsi="Consolas" w:cs="Consolas"/>
+          <w:color w:val="E97132" w:themeColor="accent2"/>
+          <w:sz w:val="18"/>
+          <w:szCs w:val="18"/>
         </w:rPr>
         <w:t xml:space="preserve">ERR.7</w:t>
       </w:r>
@@ -2003,6 +2723,7 @@
     </w:p>
     <w:p>
       <w:pPr>
+        <w:keepNext/>
         <w:spacing w:after="120"/>
       </w:pPr>
       <w:r>
@@ -2013,7 +2734,18 @@
           <w:sz w:val="22"/>
           <w:szCs w:val="22"/>
         </w:rPr>
-        <w:t xml:space="preserve">Package : be.ephec.java.fx.e01</w:t>
+        <w:t xml:space="preserve">Package : </w:t>
+      </w:r>
+      <w:r>
+        <w:rPr>
+          <w:rFonts w:ascii="Consolas" w:hAnsi="Consolas" w:cs="Consolas"/>
+          <w:i/>
+          <w:iCs/>
+          <w:color w:val="E97132" w:themeColor="accent2"/>
+          <w:sz w:val="18"/>
+          <w:szCs w:val="18"/>
+        </w:rPr>
+        <w:t xml:space="preserve">be.ephec.java.fx.e01</w:t>
       </w:r>
     </w:p>
     <w:p>
@@ -2035,6 +2767,7 @@
     </w:p>
     <w:p>
       <w:pPr>
+        <w:keepNext w:val="false"/>
         <w:spacing w:after="120"/>
       </w:pPr>
       <w:r>
@@ -2064,6 +2797,7 @@
     </w:p>
     <w:p>
       <w:pPr>
+        <w:keepNext w:val="false"/>
         <w:spacing w:after="120"/>
       </w:pPr>
       <w:r>
@@ -2167,7 +2901,8 @@
             </w:pPr>
             <w:r>
               <w:rPr>
-                <w:rFonts w:ascii="Consolas" w:cs="Consolas" w:eastAsia="Consolas" w:hAnsi="Consolas"/>
+                <w:rFonts w:ascii="Consolas" w:hAnsi="Consolas" w:cs="Consolas"/>
+                <w:color w:val="E97132" w:themeColor="accent2"/>
                 <w:sz w:val="18"/>
                 <w:szCs w:val="18"/>
               </w:rPr>
@@ -2219,7 +2954,8 @@
             </w:pPr>
             <w:r>
               <w:rPr>
-                <w:rFonts w:ascii="Consolas" w:cs="Consolas" w:eastAsia="Consolas" w:hAnsi="Consolas"/>
+                <w:rFonts w:ascii="Consolas" w:hAnsi="Consolas" w:cs="Consolas"/>
+                <w:color w:val="E97132" w:themeColor="accent2"/>
                 <w:sz w:val="18"/>
                 <w:szCs w:val="18"/>
               </w:rPr>
@@ -2271,7 +3007,8 @@
             </w:pPr>
             <w:r>
               <w:rPr>
-                <w:rFonts w:ascii="Consolas" w:cs="Consolas" w:eastAsia="Consolas" w:hAnsi="Consolas"/>
+                <w:rFonts w:ascii="Consolas" w:hAnsi="Consolas" w:cs="Consolas"/>
+                <w:color w:val="E97132" w:themeColor="accent2"/>
                 <w:sz w:val="18"/>
                 <w:szCs w:val="18"/>
               </w:rPr>
@@ -2407,10 +3144,10 @@
       </w:r>
       <w:r>
         <w:rPr>
-          <w:rFonts w:ascii="Consolas" w:cs="Consolas" w:eastAsia="Consolas" w:hAnsi="Consolas"/>
-          <w:color w:val="8B2500"/>
-          <w:sz w:val="22"/>
-          <w:szCs w:val="22"/>
+          <w:rFonts w:ascii="Consolas" w:hAnsi="Consolas" w:cs="Consolas"/>
+          <w:color w:val="E97132" w:themeColor="accent2"/>
+          <w:sz w:val="18"/>
+          <w:szCs w:val="18"/>
         </w:rPr>
         <w:t xml:space="preserve">start</w:t>
       </w:r>
@@ -2457,10 +3194,10 @@
       </w:r>
       <w:r>
         <w:rPr>
-          <w:rFonts w:ascii="Consolas" w:cs="Consolas" w:eastAsia="Consolas" w:hAnsi="Consolas"/>
-          <w:color w:val="8B2500"/>
-          <w:sz w:val="22"/>
-          <w:szCs w:val="22"/>
+          <w:rFonts w:ascii="Consolas" w:hAnsi="Consolas" w:cs="Consolas"/>
+          <w:color w:val="E97132" w:themeColor="accent2"/>
+          <w:sz w:val="18"/>
+          <w:szCs w:val="18"/>
         </w:rPr>
         <w:t xml:space="preserve">stage.show()</w:t>
       </w:r>
@@ -2498,6 +3235,7 @@
     </w:p>
     <w:p>
       <w:pPr>
+        <w:keepNext/>
         <w:spacing w:after="120"/>
       </w:pPr>
       <w:r>
@@ -2508,7 +3246,18 @@
           <w:sz w:val="22"/>
           <w:szCs w:val="22"/>
         </w:rPr>
-        <w:t xml:space="preserve">Package : be.ephec.java.fx.e02</w:t>
+        <w:t xml:space="preserve">Package : </w:t>
+      </w:r>
+      <w:r>
+        <w:rPr>
+          <w:rFonts w:ascii="Consolas" w:hAnsi="Consolas" w:cs="Consolas"/>
+          <w:i/>
+          <w:iCs/>
+          <w:color w:val="E97132" w:themeColor="accent2"/>
+          <w:sz w:val="18"/>
+          <w:szCs w:val="18"/>
+        </w:rPr>
+        <w:t xml:space="preserve">be.ephec.java.fx.e02</w:t>
       </w:r>
     </w:p>
     <w:p>
@@ -2530,6 +3279,7 @@
     </w:p>
     <w:p>
       <w:pPr>
+        <w:keepNext w:val="false"/>
         <w:spacing w:after="120"/>
       </w:pPr>
       <w:r>
@@ -2559,6 +3309,7 @@
     </w:p>
     <w:p>
       <w:pPr>
+        <w:keepNext w:val="false"/>
         <w:spacing w:after="120"/>
       </w:pPr>
       <w:r>
@@ -2619,10 +3370,51 @@
             </w:pPr>
             <w:r>
               <w:rPr>
+                <w:rFonts w:ascii="Consolas" w:hAnsi="Consolas" w:cs="Consolas"/>
+                <w:color w:val="E97132" w:themeColor="accent2"/>
+                <w:sz w:val="18"/>
+                <w:szCs w:val="18"/>
+              </w:rPr>
+              <w:t xml:space="preserve">incrementer()</w:t>
+            </w:r>
+            <w:r>
+              <w:rPr>
                 <w:sz w:val="22"/>
                 <w:szCs w:val="22"/>
               </w:rPr>
-              <w:t xml:space="preserve">incrementer() et remettreAZero() finissent toutes deux par la même chose : écrire le compteur dans le champ. Le squelette déclare rafraichir() pour que cette ligne ne soit écrite qu'une fois.</w:t>
+              <w:t xml:space="preserve"> et </w:t>
+            </w:r>
+            <w:r>
+              <w:rPr>
+                <w:rFonts w:ascii="Consolas" w:hAnsi="Consolas" w:cs="Consolas"/>
+                <w:color w:val="E97132" w:themeColor="accent2"/>
+                <w:sz w:val="18"/>
+                <w:szCs w:val="18"/>
+              </w:rPr>
+              <w:t xml:space="preserve">remettreAZero()</w:t>
+            </w:r>
+            <w:r>
+              <w:rPr>
+                <w:sz w:val="22"/>
+                <w:szCs w:val="22"/>
+              </w:rPr>
+              <w:t xml:space="preserve"> finissent toutes deux par la même chose : écrire le compteur dans le champ. Le squelette déclare </w:t>
+            </w:r>
+            <w:r>
+              <w:rPr>
+                <w:rFonts w:ascii="Consolas" w:hAnsi="Consolas" w:cs="Consolas"/>
+                <w:color w:val="E97132" w:themeColor="accent2"/>
+                <w:sz w:val="18"/>
+                <w:szCs w:val="18"/>
+              </w:rPr>
+              <w:t xml:space="preserve">rafraichir()</w:t>
+            </w:r>
+            <w:r>
+              <w:rPr>
+                <w:sz w:val="22"/>
+                <w:szCs w:val="22"/>
+              </w:rPr>
+              <w:t xml:space="preserve"> pour que cette ligne ne soit écrite qu'une fois.</w:t>
             </w:r>
           </w:p>
           <w:p>
@@ -2768,6 +3560,7 @@
     </w:p>
     <w:p>
       <w:pPr>
+        <w:keepNext/>
         <w:spacing w:after="120"/>
       </w:pPr>
       <w:r>
@@ -2778,7 +3571,18 @@
           <w:sz w:val="22"/>
           <w:szCs w:val="22"/>
         </w:rPr>
-        <w:t xml:space="preserve">Package : be.ephec.java.fx.e03</w:t>
+        <w:t xml:space="preserve">Package : </w:t>
+      </w:r>
+      <w:r>
+        <w:rPr>
+          <w:rFonts w:ascii="Consolas" w:hAnsi="Consolas" w:cs="Consolas"/>
+          <w:i/>
+          <w:iCs/>
+          <w:color w:val="E97132" w:themeColor="accent2"/>
+          <w:sz w:val="18"/>
+          <w:szCs w:val="18"/>
+        </w:rPr>
+        <w:t xml:space="preserve">be.ephec.java.fx.e03</w:t>
       </w:r>
     </w:p>
     <w:p>
@@ -2800,6 +3604,7 @@
     </w:p>
     <w:p>
       <w:pPr>
+        <w:keepNext w:val="false"/>
         <w:spacing w:after="120"/>
       </w:pPr>
       <w:r>
@@ -2829,6 +3634,7 @@
     </w:p>
     <w:p>
       <w:pPr>
+        <w:keepNext w:val="false"/>
         <w:spacing w:after="120"/>
       </w:pPr>
       <w:r>
@@ -2841,6 +3647,7 @@
     </w:p>
     <w:p>
       <w:pPr>
+        <w:keepNext w:val="false"/>
         <w:spacing w:after="120"/>
       </w:pPr>
       <w:r>
@@ -2860,9 +3667,10 @@
       </w:pPr>
       <w:r>
         <w:rPr>
-          <w:rFonts w:ascii="Consolas" w:cs="Consolas" w:eastAsia="Consolas" w:hAnsi="Consolas"/>
-          <w:sz w:val="19"/>
-          <w:szCs w:val="19"/>
+          <w:rFonts w:ascii="Consolas" w:hAnsi="Consolas" w:cs="Consolas"/>
+          <w:color w:val="E97132" w:themeColor="accent2"/>
+          <w:sz w:val="18"/>
+          <w:szCs w:val="18"/>
         </w:rPr>
         <w:t xml:space="preserve">VBox</w:t>
       </w:r>
@@ -2876,9 +3684,10 @@
       </w:pPr>
       <w:r>
         <w:rPr>
-          <w:rFonts w:ascii="Consolas" w:cs="Consolas" w:eastAsia="Consolas" w:hAnsi="Consolas"/>
-          <w:sz w:val="19"/>
-          <w:szCs w:val="19"/>
+          <w:rFonts w:ascii="Consolas" w:hAnsi="Consolas" w:cs="Consolas"/>
+          <w:color w:val="E97132" w:themeColor="accent2"/>
+          <w:sz w:val="18"/>
+          <w:szCs w:val="18"/>
         </w:rPr>
         <w:t xml:space="preserve"> +- HBox          les deux colonnes</w:t>
       </w:r>
@@ -2892,9 +3701,10 @@
       </w:pPr>
       <w:r>
         <w:rPr>
-          <w:rFonts w:ascii="Consolas" w:cs="Consolas" w:eastAsia="Consolas" w:hAnsi="Consolas"/>
-          <w:sz w:val="19"/>
-          <w:szCs w:val="19"/>
+          <w:rFonts w:ascii="Consolas" w:hAnsi="Consolas" w:cs="Consolas"/>
+          <w:color w:val="E97132" w:themeColor="accent2"/>
+          <w:sz w:val="18"/>
+          <w:szCs w:val="18"/>
         </w:rPr>
         <w:t xml:space="preserve"> |   +- VBox      libelle + champ + bouton, hommes</w:t>
       </w:r>
@@ -2908,9 +3718,10 @@
       </w:pPr>
       <w:r>
         <w:rPr>
-          <w:rFonts w:ascii="Consolas" w:cs="Consolas" w:eastAsia="Consolas" w:hAnsi="Consolas"/>
-          <w:sz w:val="19"/>
-          <w:szCs w:val="19"/>
+          <w:rFonts w:ascii="Consolas" w:hAnsi="Consolas" w:cs="Consolas"/>
+          <w:color w:val="E97132" w:themeColor="accent2"/>
+          <w:sz w:val="18"/>
+          <w:szCs w:val="18"/>
         </w:rPr>
         <w:t xml:space="preserve"> |   +- VBox      libelle + champ + bouton, femmes</w:t>
       </w:r>
@@ -2924,9 +3735,10 @@
       </w:pPr>
       <w:r>
         <w:rPr>
-          <w:rFonts w:ascii="Consolas" w:cs="Consolas" w:eastAsia="Consolas" w:hAnsi="Consolas"/>
-          <w:sz w:val="19"/>
-          <w:szCs w:val="19"/>
+          <w:rFonts w:ascii="Consolas" w:hAnsi="Consolas" w:cs="Consolas"/>
+          <w:color w:val="E97132" w:themeColor="accent2"/>
+          <w:sz w:val="18"/>
+          <w:szCs w:val="18"/>
         </w:rPr>
         <w:t xml:space="preserve"> +- Button        Reset</w:t>
       </w:r>
@@ -2946,10 +3758,10 @@
       </w:r>
       <w:r>
         <w:rPr>
-          <w:rFonts w:ascii="Consolas" w:cs="Consolas" w:eastAsia="Consolas" w:hAnsi="Consolas"/>
-          <w:color w:val="8B2500"/>
-          <w:sz w:val="22"/>
-          <w:szCs w:val="22"/>
+          <w:rFonts w:ascii="Consolas" w:hAnsi="Consolas" w:cs="Consolas"/>
+          <w:color w:val="E97132" w:themeColor="accent2"/>
+          <w:sz w:val="18"/>
+          <w:szCs w:val="18"/>
         </w:rPr>
         <w:t xml:space="preserve">new VBox(10, a, b)</w:t>
       </w:r>
@@ -2962,10 +3774,10 @@
       </w:r>
       <w:r>
         <w:rPr>
-          <w:rFonts w:ascii="Consolas" w:cs="Consolas" w:eastAsia="Consolas" w:hAnsi="Consolas"/>
-          <w:color w:val="8B2500"/>
-          <w:sz w:val="22"/>
-          <w:szCs w:val="22"/>
+          <w:rFonts w:ascii="Consolas" w:hAnsi="Consolas" w:cs="Consolas"/>
+          <w:color w:val="E97132" w:themeColor="accent2"/>
+          <w:sz w:val="18"/>
+          <w:szCs w:val="18"/>
         </w:rPr>
         <w:t xml:space="preserve">setStyle("-fx-padding: 15;")</w:t>
       </w:r>
@@ -3114,10 +3926,10 @@
       </w:r>
       <w:r>
         <w:rPr>
-          <w:rFonts w:ascii="Consolas" w:cs="Consolas" w:eastAsia="Consolas" w:hAnsi="Consolas"/>
-          <w:color w:val="8B2500"/>
-          <w:sz w:val="22"/>
-          <w:szCs w:val="22"/>
+          <w:rFonts w:ascii="Consolas" w:hAnsi="Consolas" w:cs="Consolas"/>
+          <w:color w:val="E97132" w:themeColor="accent2"/>
+          <w:sz w:val="18"/>
+          <w:szCs w:val="18"/>
         </w:rPr>
         <w:t xml:space="preserve">VBox</w:t>
       </w:r>
@@ -3130,10 +3942,10 @@
       </w:r>
       <w:r>
         <w:rPr>
-          <w:rFonts w:ascii="Consolas" w:cs="Consolas" w:eastAsia="Consolas" w:hAnsi="Consolas"/>
-          <w:color w:val="8B2500"/>
-          <w:sz w:val="22"/>
-          <w:szCs w:val="22"/>
+          <w:rFonts w:ascii="Consolas" w:hAnsi="Consolas" w:cs="Consolas"/>
+          <w:color w:val="E97132" w:themeColor="accent2"/>
+          <w:sz w:val="18"/>
+          <w:szCs w:val="18"/>
         </w:rPr>
         <w:t xml:space="preserve">CC-MET.7</w:t>
       </w:r>
@@ -3171,6 +3983,7 @@
     </w:p>
     <w:p>
       <w:pPr>
+        <w:keepNext/>
         <w:spacing w:after="120"/>
       </w:pPr>
       <w:r>
@@ -3181,7 +3994,18 @@
           <w:sz w:val="22"/>
           <w:szCs w:val="22"/>
         </w:rPr>
-        <w:t xml:space="preserve">Package : be.ephec.java.fx.e04</w:t>
+        <w:t xml:space="preserve">Package : </w:t>
+      </w:r>
+      <w:r>
+        <w:rPr>
+          <w:rFonts w:ascii="Consolas" w:hAnsi="Consolas" w:cs="Consolas"/>
+          <w:i/>
+          <w:iCs/>
+          <w:color w:val="E97132" w:themeColor="accent2"/>
+          <w:sz w:val="18"/>
+          <w:szCs w:val="18"/>
+        </w:rPr>
+        <w:t xml:space="preserve">be.ephec.java.fx.e04</w:t>
       </w:r>
     </w:p>
     <w:p>
@@ -3203,6 +4027,7 @@
     </w:p>
     <w:p>
       <w:pPr>
+        <w:keepNext w:val="false"/>
         <w:spacing w:after="120"/>
       </w:pPr>
       <w:r>
@@ -3232,6 +4057,7 @@
     </w:p>
     <w:p>
       <w:pPr>
+        <w:keepNext w:val="false"/>
         <w:spacing w:after="120"/>
       </w:pPr>
       <w:r>
@@ -3244,6 +4070,7 @@
     </w:p>
     <w:p>
       <w:pPr>
+        <w:keepNext w:val="false"/>
         <w:spacing w:after="120"/>
       </w:pPr>
       <w:r>
@@ -3316,24 +4143,65 @@
             </w:pPr>
             <w:r>
               <w:rPr>
-                <w:rFonts w:ascii="Consolas" w:cs="Consolas" w:eastAsia="Consolas" w:hAnsi="Consolas"/>
-                <w:color w:val="8B2500"/>
+                <w:rFonts w:ascii="Consolas" w:hAnsi="Consolas" w:cs="Consolas"/>
+                <w:color w:val="E97132" w:themeColor="accent2"/>
+                <w:sz w:val="18"/>
+                <w:szCs w:val="18"/>
+              </w:rPr>
+              <w:t xml:space="preserve">racine.addEventHandler(KeyEvent.KEY_TYPED, evenement -&gt; ...)</w:t>
+            </w:r>
+          </w:p>
+          <w:p>
+            <w:pPr>
+              <w:spacing w:after="0"/>
+            </w:pPr>
+            <w:r>
+              <w:rPr>
+                <w:rFonts w:ascii="Consolas" w:hAnsi="Consolas" w:cs="Consolas"/>
+                <w:color w:val="E97132" w:themeColor="accent2"/>
+                <w:sz w:val="18"/>
+                <w:szCs w:val="18"/>
+              </w:rPr>
+              <w:t xml:space="preserve">KEY_TYPED</w:t>
+            </w:r>
+            <w:r>
+              <w:rPr>
                 <w:sz w:val="22"/>
                 <w:szCs w:val="22"/>
               </w:rPr>
-              <w:t xml:space="preserve">racine.addEventHandler(KeyEvent.KEY_TYPED, evenement -&gt; ...)</w:t>
-            </w:r>
-          </w:p>
-          <w:p>
-            <w:pPr>
-              <w:spacing w:after="0"/>
-            </w:pPr>
+              <w:t xml:space="preserve"> donne le caractère frappé, par </w:t>
+            </w:r>
+            <w:r>
+              <w:rPr>
+                <w:rFonts w:ascii="Consolas" w:hAnsi="Consolas" w:cs="Consolas"/>
+                <w:color w:val="E97132" w:themeColor="accent2"/>
+                <w:sz w:val="18"/>
+                <w:szCs w:val="18"/>
+              </w:rPr>
+              <w:t xml:space="preserve">getCharacter()</w:t>
+            </w:r>
             <w:r>
               <w:rPr>
                 <w:sz w:val="22"/>
                 <w:szCs w:val="22"/>
               </w:rPr>
-              <w:t xml:space="preserve">KEY_TYPED donne le caractère frappé, par getCharacter(). C'est une String, pas un char.</w:t>
+              <w:t xml:space="preserve">. C'est une </w:t>
+            </w:r>
+            <w:r>
+              <w:rPr>
+                <w:rFonts w:ascii="Consolas" w:hAnsi="Consolas" w:cs="Consolas"/>
+                <w:color w:val="E97132" w:themeColor="accent2"/>
+                <w:sz w:val="18"/>
+                <w:szCs w:val="18"/>
+              </w:rPr>
+              <w:t xml:space="preserve">String</w:t>
+            </w:r>
+            <w:r>
+              <w:rPr>
+                <w:sz w:val="22"/>
+                <w:szCs w:val="22"/>
+              </w:rPr>
+              <w:t xml:space="preserve">, pas un char.</w:t>
             </w:r>
           </w:p>
         </w:tc>
@@ -3476,10 +4344,10 @@
       </w:r>
       <w:r>
         <w:rPr>
-          <w:rFonts w:ascii="Consolas" w:cs="Consolas" w:eastAsia="Consolas" w:hAnsi="Consolas"/>
-          <w:color w:val="8B2500"/>
-          <w:sz w:val="22"/>
-          <w:szCs w:val="22"/>
+          <w:rFonts w:ascii="Consolas" w:hAnsi="Consolas" w:cs="Consolas"/>
+          <w:color w:val="E97132" w:themeColor="accent2"/>
+          <w:sz w:val="18"/>
+          <w:szCs w:val="18"/>
         </w:rPr>
         <w:t xml:space="preserve">KEY_TYPED</w:t>
       </w:r>
@@ -3492,10 +4360,10 @@
       </w:r>
       <w:r>
         <w:rPr>
-          <w:rFonts w:ascii="Consolas" w:cs="Consolas" w:eastAsia="Consolas" w:hAnsi="Consolas"/>
-          <w:color w:val="8B2500"/>
-          <w:sz w:val="22"/>
-          <w:szCs w:val="22"/>
+          <w:rFonts w:ascii="Consolas" w:hAnsi="Consolas" w:cs="Consolas"/>
+          <w:color w:val="E97132" w:themeColor="accent2"/>
+          <w:sz w:val="18"/>
+          <w:szCs w:val="18"/>
         </w:rPr>
         <w:t xml:space="preserve">KEY_PRESSED</w:t>
       </w:r>
@@ -3533,6 +4401,7 @@
     </w:p>
     <w:p>
       <w:pPr>
+        <w:keepNext/>
         <w:spacing w:after="120"/>
       </w:pPr>
       <w:r>
@@ -3543,7 +4412,18 @@
           <w:sz w:val="22"/>
           <w:szCs w:val="22"/>
         </w:rPr>
-        <w:t xml:space="preserve">Package : be.ephec.java.fx.e05</w:t>
+        <w:t xml:space="preserve">Package : </w:t>
+      </w:r>
+      <w:r>
+        <w:rPr>
+          <w:rFonts w:ascii="Consolas" w:hAnsi="Consolas" w:cs="Consolas"/>
+          <w:i/>
+          <w:iCs/>
+          <w:color w:val="E97132" w:themeColor="accent2"/>
+          <w:sz w:val="18"/>
+          <w:szCs w:val="18"/>
+        </w:rPr>
+        <w:t xml:space="preserve">be.ephec.java.fx.e05</w:t>
       </w:r>
     </w:p>
     <w:p>
@@ -3565,6 +4445,7 @@
     </w:p>
     <w:p>
       <w:pPr>
+        <w:keepNext w:val="false"/>
         <w:spacing w:after="120"/>
       </w:pPr>
       <w:r>
@@ -3594,6 +4475,7 @@
     </w:p>
     <w:p>
       <w:pPr>
+        <w:keepNext w:val="false"/>
         <w:spacing w:after="120"/>
       </w:pPr>
       <w:r>
@@ -3613,9 +4495,10 @@
       </w:pPr>
       <w:r>
         <w:rPr>
-          <w:rFonts w:ascii="Consolas" w:cs="Consolas" w:eastAsia="Consolas" w:hAnsi="Consolas"/>
-          <w:sz w:val="19"/>
-          <w:szCs w:val="19"/>
+          <w:rFonts w:ascii="Consolas" w:hAnsi="Consolas" w:cs="Consolas"/>
+          <w:color w:val="E97132" w:themeColor="accent2"/>
+          <w:sz w:val="18"/>
+          <w:szCs w:val="18"/>
         </w:rPr>
         <w:t xml:space="preserve">Stage</w:t>
       </w:r>
@@ -3629,9 +4512,10 @@
       </w:pPr>
       <w:r>
         <w:rPr>
-          <w:rFonts w:ascii="Consolas" w:cs="Consolas" w:eastAsia="Consolas" w:hAnsi="Consolas"/>
-          <w:sz w:val="19"/>
-          <w:szCs w:val="19"/>
+          <w:rFonts w:ascii="Consolas" w:hAnsi="Consolas" w:cs="Consolas"/>
+          <w:color w:val="E97132" w:themeColor="accent2"/>
+          <w:sz w:val="18"/>
+          <w:szCs w:val="18"/>
         </w:rPr>
         <w:t xml:space="preserve"> +- Scene</w:t>
       </w:r>
@@ -3645,9 +4529,10 @@
       </w:pPr>
       <w:r>
         <w:rPr>
-          <w:rFonts w:ascii="Consolas" w:cs="Consolas" w:eastAsia="Consolas" w:hAnsi="Consolas"/>
-          <w:sz w:val="19"/>
-          <w:szCs w:val="19"/>
+          <w:rFonts w:ascii="Consolas" w:hAnsi="Consolas" w:cs="Consolas"/>
+          <w:color w:val="E97132" w:themeColor="accent2"/>
+          <w:sz w:val="18"/>
+          <w:szCs w:val="18"/>
         </w:rPr>
         <w:t xml:space="preserve">     +- BorderPane</w:t>
       </w:r>
@@ -3661,9 +4546,10 @@
       </w:pPr>
       <w:r>
         <w:rPr>
-          <w:rFonts w:ascii="Consolas" w:cs="Consolas" w:eastAsia="Consolas" w:hAnsi="Consolas"/>
-          <w:sz w:val="19"/>
-          <w:szCs w:val="19"/>
+          <w:rFonts w:ascii="Consolas" w:hAnsi="Consolas" w:cs="Consolas"/>
+          <w:color w:val="E97132" w:themeColor="accent2"/>
+          <w:sz w:val="18"/>
+          <w:szCs w:val="18"/>
         </w:rPr>
         <w:t xml:space="preserve">         +- StackPane</w:t>
       </w:r>
@@ -3677,9 +4563,10 @@
       </w:pPr>
       <w:r>
         <w:rPr>
-          <w:rFonts w:ascii="Consolas" w:cs="Consolas" w:eastAsia="Consolas" w:hAnsi="Consolas"/>
-          <w:sz w:val="19"/>
-          <w:szCs w:val="19"/>
+          <w:rFonts w:ascii="Consolas" w:hAnsi="Consolas" w:cs="Consolas"/>
+          <w:color w:val="E97132" w:themeColor="accent2"/>
+          <w:sz w:val="18"/>
+          <w:szCs w:val="18"/>
         </w:rPr>
         <w:t xml:space="preserve">             +- Rectangle</w:t>
       </w:r>
@@ -3693,9 +4580,10 @@
       </w:pPr>
       <w:r>
         <w:rPr>
-          <w:rFonts w:ascii="Consolas" w:cs="Consolas" w:eastAsia="Consolas" w:hAnsi="Consolas"/>
-          <w:sz w:val="19"/>
-          <w:szCs w:val="19"/>
+          <w:rFonts w:ascii="Consolas" w:hAnsi="Consolas" w:cs="Consolas"/>
+          <w:color w:val="E97132" w:themeColor="accent2"/>
+          <w:sz w:val="18"/>
+          <w:szCs w:val="18"/>
         </w:rPr>
         <w:t xml:space="preserve">             +- Circle</w:t>
       </w:r>
@@ -3713,10 +4601,10 @@
       </w:r>
       <w:r>
         <w:rPr>
-          <w:rFonts w:ascii="Consolas" w:cs="Consolas" w:eastAsia="Consolas" w:hAnsi="Consolas"/>
-          <w:color w:val="8B2500"/>
-          <w:sz w:val="22"/>
-          <w:szCs w:val="22"/>
+          <w:rFonts w:ascii="Consolas" w:hAnsi="Consolas" w:cs="Consolas"/>
+          <w:color w:val="E97132" w:themeColor="accent2"/>
+          <w:sz w:val="18"/>
+          <w:szCs w:val="18"/>
         </w:rPr>
         <w:t xml:space="preserve">EventFilter</w:t>
       </w:r>
@@ -3729,10 +4617,10 @@
       </w:r>
       <w:r>
         <w:rPr>
-          <w:rFonts w:ascii="Consolas" w:cs="Consolas" w:eastAsia="Consolas" w:hAnsi="Consolas"/>
-          <w:color w:val="8B2500"/>
-          <w:sz w:val="22"/>
-          <w:szCs w:val="22"/>
+          <w:rFonts w:ascii="Consolas" w:hAnsi="Consolas" w:cs="Consolas"/>
+          <w:color w:val="E97132" w:themeColor="accent2"/>
+          <w:sz w:val="18"/>
+          <w:szCs w:val="18"/>
         </w:rPr>
         <w:t xml:space="preserve">BorderPane</w:t>
       </w:r>
@@ -3761,10 +4649,10 @@
       </w:r>
       <w:r>
         <w:rPr>
-          <w:rFonts w:ascii="Consolas" w:cs="Consolas" w:eastAsia="Consolas" w:hAnsi="Consolas"/>
-          <w:color w:val="8B2500"/>
-          <w:sz w:val="22"/>
-          <w:szCs w:val="22"/>
+          <w:rFonts w:ascii="Consolas" w:hAnsi="Consolas" w:cs="Consolas"/>
+          <w:color w:val="E97132" w:themeColor="accent2"/>
+          <w:sz w:val="18"/>
+          <w:szCs w:val="18"/>
         </w:rPr>
         <w:t xml:space="preserve">EventHandler</w:t>
       </w:r>
@@ -3777,10 +4665,10 @@
       </w:r>
       <w:r>
         <w:rPr>
-          <w:rFonts w:ascii="Consolas" w:cs="Consolas" w:eastAsia="Consolas" w:hAnsi="Consolas"/>
-          <w:color w:val="8B2500"/>
-          <w:sz w:val="22"/>
-          <w:szCs w:val="22"/>
+          <w:rFonts w:ascii="Consolas" w:hAnsi="Consolas" w:cs="Consolas"/>
+          <w:color w:val="E97132" w:themeColor="accent2"/>
+          <w:sz w:val="18"/>
+          <w:szCs w:val="18"/>
         </w:rPr>
         <w:t xml:space="preserve">Circle</w:t>
       </w:r>
@@ -3793,10 +4681,10 @@
       </w:r>
       <w:r>
         <w:rPr>
-          <w:rFonts w:ascii="Consolas" w:cs="Consolas" w:eastAsia="Consolas" w:hAnsi="Consolas"/>
-          <w:color w:val="8B2500"/>
-          <w:sz w:val="22"/>
-          <w:szCs w:val="22"/>
+          <w:rFonts w:ascii="Consolas" w:hAnsi="Consolas" w:cs="Consolas"/>
+          <w:color w:val="E97132" w:themeColor="accent2"/>
+          <w:sz w:val="18"/>
+          <w:szCs w:val="18"/>
         </w:rPr>
         <w:t xml:space="preserve">MouseEvent.MOUSE_CLICKED</w:t>
       </w:r>
@@ -3810,6 +4698,7 @@
     </w:p>
     <w:p>
       <w:pPr>
+        <w:keepNext w:val="false"/>
         <w:spacing w:after="120"/>
       </w:pPr>
       <w:r>
@@ -3839,6 +4728,7 @@
     </w:p>
     <w:p>
       <w:pPr>
+        <w:keepNext w:val="false"/>
         <w:spacing w:after="120"/>
       </w:pPr>
       <w:r>
@@ -3986,10 +4876,10 @@
       </w:r>
       <w:r>
         <w:rPr>
-          <w:rFonts w:ascii="Consolas" w:cs="Consolas" w:eastAsia="Consolas" w:hAnsi="Consolas"/>
-          <w:color w:val="8B2500"/>
-          <w:sz w:val="22"/>
-          <w:szCs w:val="22"/>
+          <w:rFonts w:ascii="Consolas" w:hAnsi="Consolas" w:cs="Consolas"/>
+          <w:color w:val="E97132" w:themeColor="accent2"/>
+          <w:sz w:val="18"/>
+          <w:szCs w:val="18"/>
         </w:rPr>
         <w:t xml:space="preserve">setOnMouseClicked</w:t>
       </w:r>
@@ -4044,6 +4934,7 @@
     </w:p>
     <w:p>
       <w:pPr>
+        <w:keepNext/>
         <w:spacing w:after="120"/>
       </w:pPr>
       <w:r>
@@ -4054,7 +4945,18 @@
           <w:sz w:val="22"/>
           <w:szCs w:val="22"/>
         </w:rPr>
-        <w:t xml:space="preserve">Package : be.ephec.java.fx.e06</w:t>
+        <w:t xml:space="preserve">Package : </w:t>
+      </w:r>
+      <w:r>
+        <w:rPr>
+          <w:rFonts w:ascii="Consolas" w:hAnsi="Consolas" w:cs="Consolas"/>
+          <w:i/>
+          <w:iCs/>
+          <w:color w:val="E97132" w:themeColor="accent2"/>
+          <w:sz w:val="18"/>
+          <w:szCs w:val="18"/>
+        </w:rPr>
+        <w:t xml:space="preserve">be.ephec.java.fx.e06</w:t>
       </w:r>
     </w:p>
     <w:p>
@@ -4076,6 +4978,7 @@
     </w:p>
     <w:p>
       <w:pPr>
+        <w:keepNext w:val="false"/>
         <w:spacing w:after="120"/>
       </w:pPr>
       <w:r>
@@ -4116,10 +5019,10 @@
       </w:r>
       <w:r>
         <w:rPr>
-          <w:rFonts w:ascii="Consolas" w:cs="Consolas" w:eastAsia="Consolas" w:hAnsi="Consolas"/>
-          <w:color w:val="8B2500"/>
-          <w:sz w:val="22"/>
-          <w:szCs w:val="22"/>
+          <w:rFonts w:ascii="Consolas" w:hAnsi="Consolas" w:cs="Consolas"/>
+          <w:color w:val="E97132" w:themeColor="accent2"/>
+          <w:sz w:val="18"/>
+          <w:szCs w:val="18"/>
         </w:rPr>
         <w:t xml:space="preserve">TextField</w:t>
       </w:r>
@@ -4271,10 +5174,10 @@
       </w:r>
       <w:r>
         <w:rPr>
-          <w:rFonts w:ascii="Consolas" w:cs="Consolas" w:eastAsia="Consolas" w:hAnsi="Consolas"/>
-          <w:color w:val="8B2500"/>
-          <w:sz w:val="22"/>
-          <w:szCs w:val="22"/>
+          <w:rFonts w:ascii="Consolas" w:hAnsi="Consolas" w:cs="Consolas"/>
+          <w:color w:val="E97132" w:themeColor="accent2"/>
+          <w:sz w:val="18"/>
+          <w:szCs w:val="18"/>
         </w:rPr>
         <w:t xml:space="preserve">Ctrl+V</w:t>
       </w:r>
@@ -4351,7 +5254,23 @@
           <w:sz w:val="22"/>
           <w:szCs w:val="22"/>
         </w:rPr>
-        <w:t xml:space="preserve">Un gestionnaire sur KEY_TYPED aurait-il détecté un collage ? Et une modification faite par le programme lui-même ?</w:t>
+        <w:t xml:space="preserve">Un gestionnaire sur </w:t>
+      </w:r>
+      <w:r>
+        <w:rPr>
+          <w:rFonts w:ascii="Consolas" w:hAnsi="Consolas" w:cs="Consolas"/>
+          <w:color w:val="E97132" w:themeColor="accent2"/>
+          <w:sz w:val="18"/>
+          <w:szCs w:val="18"/>
+        </w:rPr>
+        <w:t xml:space="preserve">KEY_TYPED</w:t>
+      </w:r>
+      <w:r>
+        <w:rPr>
+          <w:sz w:val="22"/>
+          <w:szCs w:val="22"/>
+        </w:rPr>
+        <w:t xml:space="preserve"> aurait-il détecté un collage ? Et une modification faite par le programme lui-même ?</w:t>
       </w:r>
     </w:p>
     <w:p>
@@ -4380,6 +5299,7 @@
     </w:p>
     <w:p>
       <w:pPr>
+        <w:keepNext/>
         <w:spacing w:after="120"/>
       </w:pPr>
       <w:r>
@@ -4390,7 +5310,18 @@
           <w:sz w:val="22"/>
           <w:szCs w:val="22"/>
         </w:rPr>
-        <w:t xml:space="preserve">Package : be.ephec.java.fx.e07</w:t>
+        <w:t xml:space="preserve">Package : </w:t>
+      </w:r>
+      <w:r>
+        <w:rPr>
+          <w:rFonts w:ascii="Consolas" w:hAnsi="Consolas" w:cs="Consolas"/>
+          <w:i/>
+          <w:iCs/>
+          <w:color w:val="E97132" w:themeColor="accent2"/>
+          <w:sz w:val="18"/>
+          <w:szCs w:val="18"/>
+        </w:rPr>
+        <w:t xml:space="preserve">be.ephec.java.fx.e07</w:t>
       </w:r>
     </w:p>
     <w:p>
@@ -4412,6 +5343,7 @@
     </w:p>
     <w:p>
       <w:pPr>
+        <w:keepNext w:val="false"/>
         <w:spacing w:after="120"/>
       </w:pPr>
       <w:r>
@@ -4452,10 +5384,10 @@
       </w:r>
       <w:r>
         <w:rPr>
-          <w:rFonts w:ascii="Consolas" w:cs="Consolas" w:eastAsia="Consolas" w:hAnsi="Consolas"/>
-          <w:color w:val="8B2500"/>
-          <w:sz w:val="22"/>
-          <w:szCs w:val="22"/>
+          <w:rFonts w:ascii="Consolas" w:hAnsi="Consolas" w:cs="Consolas"/>
+          <w:color w:val="E97132" w:themeColor="accent2"/>
+          <w:sz w:val="18"/>
+          <w:szCs w:val="18"/>
         </w:rPr>
         <w:t xml:space="preserve">Slider</w:t>
       </w:r>
@@ -4468,10 +5400,10 @@
       </w:r>
       <w:r>
         <w:rPr>
-          <w:rFonts w:ascii="Consolas" w:cs="Consolas" w:eastAsia="Consolas" w:hAnsi="Consolas"/>
-          <w:color w:val="8B2500"/>
-          <w:sz w:val="22"/>
-          <w:szCs w:val="22"/>
+          <w:rFonts w:ascii="Consolas" w:hAnsi="Consolas" w:cs="Consolas"/>
+          <w:color w:val="E97132" w:themeColor="accent2"/>
+          <w:sz w:val="18"/>
+          <w:szCs w:val="18"/>
         </w:rPr>
         <w:t xml:space="preserve">valueProperty</w:t>
       </w:r>
@@ -4484,10 +5416,10 @@
       </w:r>
       <w:r>
         <w:rPr>
-          <w:rFonts w:ascii="Consolas" w:cs="Consolas" w:eastAsia="Consolas" w:hAnsi="Consolas"/>
-          <w:color w:val="8B2500"/>
-          <w:sz w:val="22"/>
-          <w:szCs w:val="22"/>
+          <w:rFonts w:ascii="Consolas" w:hAnsi="Consolas" w:cs="Consolas"/>
+          <w:color w:val="E97132" w:themeColor="accent2"/>
+          <w:sz w:val="18"/>
+          <w:szCs w:val="18"/>
         </w:rPr>
         <w:t xml:space="preserve">Label</w:t>
       </w:r>
@@ -4500,10 +5432,10 @@
       </w:r>
       <w:r>
         <w:rPr>
-          <w:rFonts w:ascii="Consolas" w:cs="Consolas" w:eastAsia="Consolas" w:hAnsi="Consolas"/>
-          <w:color w:val="8B2500"/>
-          <w:sz w:val="22"/>
-          <w:szCs w:val="22"/>
+          <w:rFonts w:ascii="Consolas" w:hAnsi="Consolas" w:cs="Consolas"/>
+          <w:color w:val="E97132" w:themeColor="accent2"/>
+          <w:sz w:val="18"/>
+          <w:szCs w:val="18"/>
         </w:rPr>
         <w:t xml:space="preserve">ChangeListener</w:t>
       </w:r>
@@ -4631,8 +5563,10 @@
             </w:pPr>
             <w:r>
               <w:rPr>
-                <w:sz w:val="20"/>
-                <w:szCs w:val="20"/>
+                <w:rFonts w:ascii="Consolas" w:hAnsi="Consolas" w:cs="Consolas"/>
+                <w:color w:val="E97132" w:themeColor="accent2"/>
+                <w:sz w:val="18"/>
+                <w:szCs w:val="18"/>
               </w:rPr>
               <w:t xml:space="preserve">nouvelleValeur.doubleValue()</w:t>
             </w:r>
@@ -4682,8 +5616,10 @@
             </w:pPr>
             <w:r>
               <w:rPr>
-                <w:sz w:val="20"/>
-                <w:szCs w:val="20"/>
+                <w:rFonts w:ascii="Consolas" w:hAnsi="Consolas" w:cs="Consolas"/>
+                <w:color w:val="E97132" w:themeColor="accent2"/>
+                <w:sz w:val="18"/>
+                <w:szCs w:val="18"/>
               </w:rPr>
               <w:t xml:space="preserve">String.format("%1$,.2f", valeur)</w:t>
             </w:r>
@@ -4764,10 +5700,10 @@
       </w:r>
       <w:r>
         <w:rPr>
-          <w:rFonts w:ascii="Consolas" w:cs="Consolas" w:eastAsia="Consolas" w:hAnsi="Consolas"/>
-          <w:color w:val="8B2500"/>
-          <w:sz w:val="22"/>
-          <w:szCs w:val="22"/>
+          <w:rFonts w:ascii="Consolas" w:hAnsi="Consolas" w:cs="Consolas"/>
+          <w:color w:val="E97132" w:themeColor="accent2"/>
+          <w:sz w:val="18"/>
+          <w:szCs w:val="18"/>
         </w:rPr>
         <w:t xml:space="preserve">TAB.1</w:t>
       </w:r>
@@ -4780,10 +5716,10 @@
       </w:r>
       <w:r>
         <w:rPr>
-          <w:rFonts w:ascii="Consolas" w:cs="Consolas" w:eastAsia="Consolas" w:hAnsi="Consolas"/>
-          <w:color w:val="8B2500"/>
-          <w:sz w:val="22"/>
-          <w:szCs w:val="22"/>
+          <w:rFonts w:ascii="Consolas" w:hAnsi="Consolas" w:cs="Consolas"/>
+          <w:color w:val="E97132" w:themeColor="accent2"/>
+          <w:sz w:val="18"/>
+          <w:szCs w:val="18"/>
         </w:rPr>
         <w:t xml:space="preserve">Locale.US</w:t>
       </w:r>
@@ -4928,7 +5864,23 @@
           <w:sz w:val="22"/>
           <w:szCs w:val="22"/>
         </w:rPr>
-        <w:t xml:space="preserve">Pourquoi le Listener reçoit-il un Number alors que la propriété est une DoubleProperty ?</w:t>
+        <w:t xml:space="preserve">Pourquoi le Listener reçoit-il un Number alors que la propriété est une </w:t>
+      </w:r>
+      <w:r>
+        <w:rPr>
+          <w:rFonts w:ascii="Consolas" w:hAnsi="Consolas" w:cs="Consolas"/>
+          <w:color w:val="E97132" w:themeColor="accent2"/>
+          <w:sz w:val="18"/>
+          <w:szCs w:val="18"/>
+        </w:rPr>
+        <w:t xml:space="preserve">DoubleProperty</w:t>
+      </w:r>
+      <w:r>
+        <w:rPr>
+          <w:sz w:val="22"/>
+          <w:szCs w:val="22"/>
+        </w:rPr>
+        <w:t xml:space="preserve"> ?</w:t>
       </w:r>
     </w:p>
     <w:p>
@@ -4957,6 +5909,7 @@
     </w:p>
     <w:p>
       <w:pPr>
+        <w:keepNext/>
         <w:spacing w:after="120"/>
       </w:pPr>
       <w:r>
@@ -4967,7 +5920,18 @@
           <w:sz w:val="22"/>
           <w:szCs w:val="22"/>
         </w:rPr>
-        <w:t xml:space="preserve">Package : be.ephec.java.fx.e08</w:t>
+        <w:t xml:space="preserve">Package : </w:t>
+      </w:r>
+      <w:r>
+        <w:rPr>
+          <w:rFonts w:ascii="Consolas" w:hAnsi="Consolas" w:cs="Consolas"/>
+          <w:i/>
+          <w:iCs/>
+          <w:color w:val="E97132" w:themeColor="accent2"/>
+          <w:sz w:val="18"/>
+          <w:szCs w:val="18"/>
+        </w:rPr>
+        <w:t xml:space="preserve">be.ephec.java.fx.e08</w:t>
       </w:r>
     </w:p>
     <w:p>
@@ -4989,6 +5953,7 @@
     </w:p>
     <w:p>
       <w:pPr>
+        <w:keepNext w:val="false"/>
         <w:spacing w:after="120"/>
       </w:pPr>
       <w:r>
@@ -5045,10 +6010,10 @@
       </w:r>
       <w:r>
         <w:rPr>
-          <w:rFonts w:ascii="Consolas" w:cs="Consolas" w:eastAsia="Consolas" w:hAnsi="Consolas"/>
-          <w:color w:val="8B2500"/>
-          <w:sz w:val="22"/>
-          <w:szCs w:val="22"/>
+          <w:rFonts w:ascii="Consolas" w:hAnsi="Consolas" w:cs="Consolas"/>
+          <w:color w:val="E97132" w:themeColor="accent2"/>
+          <w:sz w:val="18"/>
+          <w:szCs w:val="18"/>
         </w:rPr>
         <w:t xml:space="preserve">bind</w:t>
       </w:r>
@@ -5153,7 +6118,8 @@
             </w:pPr>
             <w:r>
               <w:rPr>
-                <w:rFonts w:ascii="Consolas" w:cs="Consolas" w:eastAsia="Consolas" w:hAnsi="Consolas"/>
+                <w:rFonts w:ascii="Consolas" w:hAnsi="Consolas" w:cs="Consolas"/>
+                <w:color w:val="E97132" w:themeColor="accent2"/>
                 <w:sz w:val="18"/>
                 <w:szCs w:val="18"/>
               </w:rPr>
@@ -5205,7 +6171,8 @@
             </w:pPr>
             <w:r>
               <w:rPr>
-                <w:rFonts w:ascii="Consolas" w:cs="Consolas" w:eastAsia="Consolas" w:hAnsi="Consolas"/>
+                <w:rFonts w:ascii="Consolas" w:hAnsi="Consolas" w:cs="Consolas"/>
+                <w:color w:val="E97132" w:themeColor="accent2"/>
                 <w:sz w:val="18"/>
                 <w:szCs w:val="18"/>
               </w:rPr>
@@ -5257,7 +6224,8 @@
             </w:pPr>
             <w:r>
               <w:rPr>
-                <w:rFonts w:ascii="Consolas" w:cs="Consolas" w:eastAsia="Consolas" w:hAnsi="Consolas"/>
+                <w:rFonts w:ascii="Consolas" w:hAnsi="Consolas" w:cs="Consolas"/>
+                <w:color w:val="E97132" w:themeColor="accent2"/>
                 <w:sz w:val="18"/>
                 <w:szCs w:val="18"/>
               </w:rPr>
@@ -5340,108 +6308,108 @@
             </w:pPr>
             <w:r>
               <w:rPr>
-                <w:rFonts w:ascii="Consolas" w:cs="Consolas" w:eastAsia="Consolas" w:hAnsi="Consolas"/>
-                <w:color w:val="8B2500"/>
+                <w:rFonts w:ascii="Consolas" w:hAnsi="Consolas" w:cs="Consolas"/>
+                <w:color w:val="E97132" w:themeColor="accent2"/>
+                <w:sz w:val="18"/>
+                <w:szCs w:val="18"/>
+              </w:rPr>
+              <w:t xml:space="preserve">length()</w:t>
+            </w:r>
+            <w:r>
+              <w:rPr>
                 <w:sz w:val="22"/>
                 <w:szCs w:val="22"/>
               </w:rPr>
-              <w:t xml:space="preserve">length()</w:t>
+              <w:t xml:space="preserve"> et </w:t>
+            </w:r>
+            <w:r>
+              <w:rPr>
+                <w:rFonts w:ascii="Consolas" w:hAnsi="Consolas" w:cs="Consolas"/>
+                <w:color w:val="E97132" w:themeColor="accent2"/>
+                <w:sz w:val="18"/>
+                <w:szCs w:val="18"/>
+              </w:rPr>
+              <w:t xml:space="preserve">isEmpty()</w:t>
             </w:r>
             <w:r>
               <w:rPr>
                 <w:sz w:val="22"/>
                 <w:szCs w:val="22"/>
               </w:rPr>
-              <w:t xml:space="preserve"> et </w:t>
-            </w:r>
-            <w:r>
-              <w:rPr>
-                <w:rFonts w:ascii="Consolas" w:cs="Consolas" w:eastAsia="Consolas" w:hAnsi="Consolas"/>
-                <w:color w:val="8B2500"/>
+              <w:t xml:space="preserve"> rendent une longueur et une condition observables, qui se recalculent seules.</w:t>
+            </w:r>
+          </w:p>
+          <w:p>
+            <w:pPr>
+              <w:spacing w:after="80"/>
+            </w:pPr>
+            <w:r>
+              <w:rPr>
+                <w:rFonts w:ascii="Consolas" w:hAnsi="Consolas" w:cs="Consolas"/>
+                <w:color w:val="E97132" w:themeColor="accent2"/>
+                <w:sz w:val="18"/>
+                <w:szCs w:val="18"/>
+              </w:rPr>
+              <w:t xml:space="preserve">asString("%d ...")</w:t>
+            </w:r>
+            <w:r>
+              <w:rPr>
                 <w:sz w:val="22"/>
                 <w:szCs w:val="22"/>
               </w:rPr>
-              <w:t xml:space="preserve">isEmpty()</w:t>
+              <w:t xml:space="preserve"> transforme un nombre observable en texte observable ; </w:t>
+            </w:r>
+            <w:r>
+              <w:rPr>
+                <w:rFonts w:ascii="Consolas" w:hAnsi="Consolas" w:cs="Consolas"/>
+                <w:color w:val="E97132" w:themeColor="accent2"/>
+                <w:sz w:val="18"/>
+                <w:szCs w:val="18"/>
+              </w:rPr>
+              <w:t xml:space="preserve">greaterThan(n)</w:t>
             </w:r>
             <w:r>
               <w:rPr>
                 <w:sz w:val="22"/>
                 <w:szCs w:val="22"/>
               </w:rPr>
-              <w:t xml:space="preserve"> rendent une longueur et une condition observables, qui se recalculent seules.</w:t>
-            </w:r>
-          </w:p>
-          <w:p>
-            <w:pPr>
-              <w:spacing w:after="80"/>
-            </w:pPr>
-            <w:r>
-              <w:rPr>
-                <w:rFonts w:ascii="Consolas" w:cs="Consolas" w:eastAsia="Consolas" w:hAnsi="Consolas"/>
-                <w:color w:val="8B2500"/>
+              <w:t xml:space="preserve"> et </w:t>
+            </w:r>
+            <w:r>
+              <w:rPr>
+                <w:rFonts w:ascii="Consolas" w:hAnsi="Consolas" w:cs="Consolas"/>
+                <w:color w:val="E97132" w:themeColor="accent2"/>
+                <w:sz w:val="18"/>
+                <w:szCs w:val="18"/>
+              </w:rPr>
+              <w:t xml:space="preserve">or(...)</w:t>
+            </w:r>
+            <w:r>
+              <w:rPr>
                 <w:sz w:val="22"/>
                 <w:szCs w:val="22"/>
               </w:rPr>
-              <w:t xml:space="preserve">asString("%d ...")</w:t>
+              <w:t xml:space="preserve"> fabriquent des conditions.</w:t>
+            </w:r>
+          </w:p>
+          <w:p>
+            <w:pPr>
+              <w:spacing w:after="0"/>
+            </w:pPr>
+            <w:r>
+              <w:rPr>
+                <w:rFonts w:ascii="Consolas" w:hAnsi="Consolas" w:cs="Consolas"/>
+                <w:color w:val="E97132" w:themeColor="accent2"/>
+                <w:sz w:val="18"/>
+                <w:szCs w:val="18"/>
+              </w:rPr>
+              <w:t xml:space="preserve">Bindings.concat(...)</w:t>
             </w:r>
             <w:r>
               <w:rPr>
                 <w:sz w:val="22"/>
                 <w:szCs w:val="22"/>
               </w:rPr>
-              <w:t xml:space="preserve"> transforme un nombre observable en texte observable ; </w:t>
-            </w:r>
-            <w:r>
-              <w:rPr>
-                <w:rFonts w:ascii="Consolas" w:cs="Consolas" w:eastAsia="Consolas" w:hAnsi="Consolas"/>
-                <w:color w:val="8B2500"/>
-                <w:sz w:val="22"/>
-                <w:szCs w:val="22"/>
-              </w:rPr>
-              <w:t xml:space="preserve">greaterThan(n)</w:t>
-            </w:r>
-            <w:r>
-              <w:rPr>
-                <w:sz w:val="22"/>
-                <w:szCs w:val="22"/>
-              </w:rPr>
-              <w:t xml:space="preserve"> et </w:t>
-            </w:r>
-            <w:r>
-              <w:rPr>
-                <w:rFonts w:ascii="Consolas" w:cs="Consolas" w:eastAsia="Consolas" w:hAnsi="Consolas"/>
-                <w:color w:val="8B2500"/>
-                <w:sz w:val="22"/>
-                <w:szCs w:val="22"/>
-              </w:rPr>
-              <w:t xml:space="preserve">or(...)</w:t>
-            </w:r>
-            <w:r>
-              <w:rPr>
-                <w:sz w:val="22"/>
-                <w:szCs w:val="22"/>
-              </w:rPr>
-              <w:t xml:space="preserve"> fabriquent des conditions.</w:t>
-            </w:r>
-          </w:p>
-          <w:p>
-            <w:pPr>
-              <w:spacing w:after="0"/>
-            </w:pPr>
-            <w:r>
-              <w:rPr>
-                <w:rFonts w:ascii="Consolas" w:cs="Consolas" w:eastAsia="Consolas" w:hAnsi="Consolas"/>
-                <w:color w:val="8B2500"/>
-                <w:sz w:val="22"/>
-                <w:szCs w:val="22"/>
-              </w:rPr>
-              <w:t xml:space="preserve">Bindings.concat(...)</w:t>
-            </w:r>
-            <w:r>
-              <w:rPr>
-                <w:sz w:val="22"/>
-                <w:szCs w:val="22"/>
-              </w:rPr>
               <w:t xml:space="preserve"> assemble des morceaux de texte, observables ou non.</w:t>
             </w:r>
           </w:p>
@@ -5461,10 +6429,10 @@
       </w:r>
       <w:r>
         <w:rPr>
-          <w:rFonts w:ascii="Consolas" w:cs="Consolas" w:eastAsia="Consolas" w:hAnsi="Consolas"/>
-          <w:color w:val="8B2500"/>
-          <w:sz w:val="22"/>
-          <w:szCs w:val="22"/>
+          <w:rFonts w:ascii="Consolas" w:hAnsi="Consolas" w:cs="Consolas"/>
+          <w:color w:val="E97132" w:themeColor="accent2"/>
+          <w:sz w:val="18"/>
+          <w:szCs w:val="18"/>
         </w:rPr>
         <w:t xml:space="preserve">CC-NOM.7</w:t>
       </w:r>
@@ -5609,7 +6577,23 @@
           <w:sz w:val="22"/>
           <w:szCs w:val="22"/>
         </w:rPr>
-        <w:t xml:space="preserve">Après le bind, appelez compteur.setText("test"). Que se passe-t-il, et pourquoi est-ce une protection plutôt qu'une gêne ?</w:t>
+        <w:t xml:space="preserve">Après le bind, appelez </w:t>
+      </w:r>
+      <w:r>
+        <w:rPr>
+          <w:rFonts w:ascii="Consolas" w:hAnsi="Consolas" w:cs="Consolas"/>
+          <w:color w:val="E97132" w:themeColor="accent2"/>
+          <w:sz w:val="18"/>
+          <w:szCs w:val="18"/>
+        </w:rPr>
+        <w:t xml:space="preserve">compteur.setText("test")</w:t>
+      </w:r>
+      <w:r>
+        <w:rPr>
+          <w:sz w:val="22"/>
+          <w:szCs w:val="22"/>
+        </w:rPr>
+        <w:t xml:space="preserve">. Que se passe-t-il, et pourquoi est-ce une protection plutôt qu'une gêne ?</w:t>
       </w:r>
     </w:p>
     <w:p>
@@ -5655,6 +6639,7 @@
     </w:p>
     <w:p>
       <w:pPr>
+        <w:keepNext/>
         <w:spacing w:after="120"/>
       </w:pPr>
       <w:r>
@@ -5665,7 +6650,18 @@
           <w:sz w:val="22"/>
           <w:szCs w:val="22"/>
         </w:rPr>
-        <w:t xml:space="preserve">Package : be.ephec.java.fx.e09</w:t>
+        <w:t xml:space="preserve">Package : </w:t>
+      </w:r>
+      <w:r>
+        <w:rPr>
+          <w:rFonts w:ascii="Consolas" w:hAnsi="Consolas" w:cs="Consolas"/>
+          <w:i/>
+          <w:iCs/>
+          <w:color w:val="E97132" w:themeColor="accent2"/>
+          <w:sz w:val="18"/>
+          <w:szCs w:val="18"/>
+        </w:rPr>
+        <w:t xml:space="preserve">be.ephec.java.fx.e09</w:t>
       </w:r>
     </w:p>
     <w:p>
@@ -5687,6 +6683,7 @@
     </w:p>
     <w:p>
       <w:pPr>
+        <w:keepNext w:val="false"/>
         <w:spacing w:after="120"/>
       </w:pPr>
       <w:r>
@@ -5754,10 +6751,10 @@
             </w:r>
             <w:r>
               <w:rPr>
-                <w:rFonts w:ascii="Consolas" w:cs="Consolas" w:eastAsia="Consolas" w:hAnsi="Consolas"/>
-                <w:color w:val="8B2500"/>
-                <w:sz w:val="22"/>
-                <w:szCs w:val="22"/>
+                <w:rFonts w:ascii="Consolas" w:hAnsi="Consolas" w:cs="Consolas"/>
+                <w:color w:val="E97132" w:themeColor="accent2"/>
+                <w:sz w:val="18"/>
+                <w:szCs w:val="18"/>
               </w:rPr>
               <w:t xml:space="preserve">FX3</w:t>
             </w:r>
@@ -5791,6 +6788,7 @@
     </w:p>
     <w:p>
       <w:pPr>
+        <w:keepNext w:val="false"/>
         <w:spacing w:after="120"/>
       </w:pPr>
       <w:r>
@@ -5921,7 +6919,8 @@
             </w:pPr>
             <w:r>
               <w:rPr>
-                <w:rFonts w:ascii="Consolas" w:cs="Consolas" w:eastAsia="Consolas" w:hAnsi="Consolas"/>
+                <w:rFonts w:ascii="Consolas" w:hAnsi="Consolas" w:cs="Consolas"/>
+                <w:color w:val="E97132" w:themeColor="accent2"/>
                 <w:sz w:val="18"/>
                 <w:szCs w:val="18"/>
               </w:rPr>
@@ -5968,10 +6967,19 @@
             </w:pPr>
             <w:r>
               <w:rPr>
+                <w:rFonts w:ascii="Consolas" w:hAnsi="Consolas" w:cs="Consolas"/>
+                <w:color w:val="E97132" w:themeColor="accent2"/>
+                <w:sz w:val="18"/>
+                <w:szCs w:val="18"/>
+              </w:rPr>
+              <w:t xml:space="preserve">Modele.java</w:t>
+            </w:r>
+            <w:r>
+              <w:rPr>
                 <w:sz w:val="20"/>
                 <w:szCs w:val="20"/>
               </w:rPr>
-              <w:t xml:space="preserve">Modele.java — à écrire</w:t>
+              <w:t xml:space="preserve"> — à écrire</w:t>
             </w:r>
           </w:p>
         </w:tc>
@@ -5996,7 +7004,8 @@
             </w:pPr>
             <w:r>
               <w:rPr>
-                <w:rFonts w:ascii="Consolas" w:cs="Consolas" w:eastAsia="Consolas" w:hAnsi="Consolas"/>
+                <w:rFonts w:ascii="Consolas" w:hAnsi="Consolas" w:cs="Consolas"/>
+                <w:color w:val="E97132" w:themeColor="accent2"/>
                 <w:sz w:val="18"/>
                 <w:szCs w:val="18"/>
               </w:rPr>
@@ -6043,10 +7052,19 @@
             </w:pPr>
             <w:r>
               <w:rPr>
+                <w:rFonts w:ascii="Consolas" w:hAnsi="Consolas" w:cs="Consolas"/>
+                <w:color w:val="E97132" w:themeColor="accent2"/>
+                <w:sz w:val="18"/>
+                <w:szCs w:val="18"/>
+              </w:rPr>
+              <w:t xml:space="preserve">calculatrice.fxml</w:t>
+            </w:r>
+            <w:r>
+              <w:rPr>
                 <w:sz w:val="20"/>
                 <w:szCs w:val="20"/>
               </w:rPr>
-              <w:t xml:space="preserve">calculatrice.fxml — à écrire</w:t>
+              <w:t xml:space="preserve"> — à écrire</w:t>
             </w:r>
           </w:p>
         </w:tc>
@@ -6071,7 +7089,8 @@
             </w:pPr>
             <w:r>
               <w:rPr>
-                <w:rFonts w:ascii="Consolas" w:cs="Consolas" w:eastAsia="Consolas" w:hAnsi="Consolas"/>
+                <w:rFonts w:ascii="Consolas" w:hAnsi="Consolas" w:cs="Consolas"/>
+                <w:color w:val="E97132" w:themeColor="accent2"/>
                 <w:sz w:val="18"/>
                 <w:szCs w:val="18"/>
               </w:rPr>
@@ -6118,10 +7137,19 @@
             </w:pPr>
             <w:r>
               <w:rPr>
+                <w:rFonts w:ascii="Consolas" w:hAnsi="Consolas" w:cs="Consolas"/>
+                <w:color w:val="E97132" w:themeColor="accent2"/>
+                <w:sz w:val="18"/>
+                <w:szCs w:val="18"/>
+              </w:rPr>
+              <w:t xml:space="preserve">Controleur.java</w:t>
+            </w:r>
+            <w:r>
+              <w:rPr>
                 <w:sz w:val="20"/>
                 <w:szCs w:val="20"/>
               </w:rPr>
-              <w:t xml:space="preserve">Controleur.java — à écrire</w:t>
+              <w:t xml:space="preserve"> — à écrire</w:t>
             </w:r>
           </w:p>
         </w:tc>
@@ -6145,14 +7173,30 @@
           <w:sz w:val="22"/>
           <w:szCs w:val="22"/>
         </w:rPr>
-        <w:t xml:space="preserve">Aucun import, aucune référence à un composant. C'est ce qui le rend testable : vous pourriez écrire une classe de test JUnit pour </w:t>
-      </w:r>
-      <w:r>
-        <w:rPr>
-          <w:rFonts w:ascii="Consolas" w:cs="Consolas" w:eastAsia="Consolas" w:hAnsi="Consolas"/>
-          <w:color w:val="8B2500"/>
-          <w:sz w:val="22"/>
-          <w:szCs w:val="22"/>
+        <w:t xml:space="preserve">Aucun </w:t>
+      </w:r>
+      <w:r>
+        <w:rPr>
+          <w:rFonts w:ascii="Consolas" w:hAnsi="Consolas" w:cs="Consolas"/>
+          <w:color w:val="E97132" w:themeColor="accent2"/>
+          <w:sz w:val="18"/>
+          <w:szCs w:val="18"/>
+        </w:rPr>
+        <w:t xml:space="preserve">import</w:t>
+      </w:r>
+      <w:r>
+        <w:rPr>
+          <w:sz w:val="22"/>
+          <w:szCs w:val="22"/>
+        </w:rPr>
+        <w:t xml:space="preserve">, aucune référence à un composant. C'est ce qui le rend testable : vous pourriez écrire une classe de test JUnit pour </w:t>
+      </w:r>
+      <w:r>
+        <w:rPr>
+          <w:rFonts w:ascii="Consolas" w:hAnsi="Consolas" w:cs="Consolas"/>
+          <w:color w:val="E97132" w:themeColor="accent2"/>
+          <w:sz w:val="18"/>
+          <w:szCs w:val="18"/>
         </w:rPr>
         <w:t xml:space="preserve">calculer()</w:t>
       </w:r>
@@ -6194,10 +7238,10 @@
       </w:r>
       <w:r>
         <w:rPr>
-          <w:rFonts w:ascii="Consolas" w:cs="Consolas" w:eastAsia="Consolas" w:hAnsi="Consolas"/>
-          <w:color w:val="8B2500"/>
-          <w:sz w:val="22"/>
-          <w:szCs w:val="22"/>
+          <w:rFonts w:ascii="Consolas" w:hAnsi="Consolas" w:cs="Consolas"/>
+          <w:color w:val="E97132" w:themeColor="accent2"/>
+          <w:sz w:val="18"/>
+          <w:szCs w:val="18"/>
         </w:rPr>
         <w:t xml:space="preserve">VBox</w:t>
       </w:r>
@@ -6210,10 +7254,10 @@
       </w:r>
       <w:r>
         <w:rPr>
-          <w:rFonts w:ascii="Consolas" w:cs="Consolas" w:eastAsia="Consolas" w:hAnsi="Consolas"/>
-          <w:color w:val="8B2500"/>
-          <w:sz w:val="22"/>
-          <w:szCs w:val="22"/>
+          <w:rFonts w:ascii="Consolas" w:hAnsi="Consolas" w:cs="Consolas"/>
+          <w:color w:val="E97132" w:themeColor="accent2"/>
+          <w:sz w:val="18"/>
+          <w:szCs w:val="18"/>
         </w:rPr>
         <w:t xml:space="preserve">FX3</w:t>
       </w:r>
@@ -6362,7 +7406,8 @@
             </w:pPr>
             <w:r>
               <w:rPr>
-                <w:rFonts w:ascii="Consolas" w:cs="Consolas" w:eastAsia="Consolas" w:hAnsi="Consolas"/>
+                <w:rFonts w:ascii="Consolas" w:hAnsi="Consolas" w:cs="Consolas"/>
+                <w:color w:val="E97132" w:themeColor="accent2"/>
                 <w:sz w:val="18"/>
                 <w:szCs w:val="18"/>
               </w:rPr>
@@ -6437,7 +7482,8 @@
             </w:pPr>
             <w:r>
               <w:rPr>
-                <w:rFonts w:ascii="Consolas" w:cs="Consolas" w:eastAsia="Consolas" w:hAnsi="Consolas"/>
+                <w:rFonts w:ascii="Consolas" w:hAnsi="Consolas" w:cs="Consolas"/>
+                <w:color w:val="E97132" w:themeColor="accent2"/>
                 <w:sz w:val="18"/>
                 <w:szCs w:val="18"/>
               </w:rPr>
@@ -6512,7 +7558,8 @@
             </w:pPr>
             <w:r>
               <w:rPr>
-                <w:rFonts w:ascii="Consolas" w:cs="Consolas" w:eastAsia="Consolas" w:hAnsi="Consolas"/>
+                <w:rFonts w:ascii="Consolas" w:hAnsi="Consolas" w:cs="Consolas"/>
+                <w:color w:val="E97132" w:themeColor="accent2"/>
                 <w:sz w:val="18"/>
                 <w:szCs w:val="18"/>
               </w:rPr>
@@ -6587,7 +7634,8 @@
             </w:pPr>
             <w:r>
               <w:rPr>
-                <w:rFonts w:ascii="Consolas" w:cs="Consolas" w:eastAsia="Consolas" w:hAnsi="Consolas"/>
+                <w:rFonts w:ascii="Consolas" w:hAnsi="Consolas" w:cs="Consolas"/>
+                <w:color w:val="E97132" w:themeColor="accent2"/>
                 <w:sz w:val="18"/>
                 <w:szCs w:val="18"/>
               </w:rPr>
@@ -6645,6 +7693,7 @@
     </w:tbl>
     <w:p>
       <w:pPr>
+        <w:keepNext w:val="false"/>
         <w:spacing w:after="120"/>
       </w:pPr>
       <w:r>
@@ -6751,7 +7800,16 @@
                 <w:sz w:val="20"/>
                 <w:szCs w:val="20"/>
               </w:rPr>
-              <w:t xml:space="preserve">fx:controller="...Controleur"</w:t>
+              <w:t xml:space="preserve">fx:</w:t>
+            </w:r>
+            <w:r>
+              <w:rPr>
+                <w:rFonts w:ascii="Consolas" w:hAnsi="Consolas" w:cs="Consolas"/>
+                <w:color w:val="E97132" w:themeColor="accent2"/>
+                <w:sz w:val="18"/>
+                <w:szCs w:val="18"/>
+              </w:rPr>
+              <w:t xml:space="preserve">controller="...Controleur"</w:t>
             </w:r>
           </w:p>
         </w:tc>
@@ -6802,7 +7860,16 @@
                 <w:sz w:val="20"/>
                 <w:szCs w:val="20"/>
               </w:rPr>
-              <w:t xml:space="preserve">fx:id="affichage"</w:t>
+              <w:t xml:space="preserve">fx:</w:t>
+            </w:r>
+            <w:r>
+              <w:rPr>
+                <w:rFonts w:ascii="Consolas" w:hAnsi="Consolas" w:cs="Consolas"/>
+                <w:color w:val="E97132" w:themeColor="accent2"/>
+                <w:sz w:val="18"/>
+                <w:szCs w:val="18"/>
+              </w:rPr>
+              <w:t xml:space="preserve">id="affichage"</w:t>
             </w:r>
           </w:p>
         </w:tc>
@@ -6825,7 +7892,23 @@
                 <w:sz w:val="20"/>
                 <w:szCs w:val="20"/>
               </w:rPr>
-              <w:t xml:space="preserve">@FXML private Text affichage — injecté au chargement</w:t>
+              <w:t xml:space="preserve">@FXML </w:t>
+            </w:r>
+            <w:r>
+              <w:rPr>
+                <w:rFonts w:ascii="Consolas" w:hAnsi="Consolas" w:cs="Consolas"/>
+                <w:color w:val="E97132" w:themeColor="accent2"/>
+                <w:sz w:val="18"/>
+                <w:szCs w:val="18"/>
+              </w:rPr>
+              <w:t xml:space="preserve">private</w:t>
+            </w:r>
+            <w:r>
+              <w:rPr>
+                <w:sz w:val="20"/>
+                <w:szCs w:val="20"/>
+              </w:rPr>
+              <w:t xml:space="preserve"> Text affichage — injecté au chargement</w:t>
             </w:r>
           </w:p>
         </w:tc>
@@ -6850,33 +7933,76 @@
             </w:pPr>
             <w:r>
               <w:rPr>
+                <w:rFonts w:ascii="Consolas" w:hAnsi="Consolas" w:cs="Consolas"/>
+                <w:color w:val="E97132" w:themeColor="accent2"/>
+                <w:sz w:val="18"/>
+                <w:szCs w:val="18"/>
+              </w:rPr>
+              <w:t xml:space="preserve">onAction="#chiffrePresse"</w:t>
+            </w:r>
+          </w:p>
+        </w:tc>
+        <w:tc>
+          <w:tcPr>
+            <w:tcW w:type="dxa" w:w="5960"/>
+            <w:tcMar>
+              <w:top w:type="dxa" w:w="55"/>
+              <w:left w:type="dxa" w:w="100"/>
+              <w:bottom w:type="dxa" w:w="55"/>
+              <w:right w:type="dxa" w:w="100"/>
+            </w:tcMar>
+          </w:tcPr>
+          <w:p>
+            <w:pPr>
+              <w:spacing w:after="0"/>
+            </w:pPr>
+            <w:r>
+              <w:rPr>
                 <w:sz w:val="20"/>
                 <w:szCs w:val="20"/>
               </w:rPr>
-              <w:t xml:space="preserve">onAction="#chiffrePresse"</w:t>
-            </w:r>
-          </w:p>
-        </w:tc>
-        <w:tc>
-          <w:tcPr>
-            <w:tcW w:type="dxa" w:w="5960"/>
-            <w:tcMar>
-              <w:top w:type="dxa" w:w="55"/>
-              <w:left w:type="dxa" w:w="100"/>
-              <w:bottom w:type="dxa" w:w="55"/>
-              <w:right w:type="dxa" w:w="100"/>
-            </w:tcMar>
-          </w:tcPr>
-          <w:p>
-            <w:pPr>
-              <w:spacing w:after="0"/>
-            </w:pPr>
+              <w:t xml:space="preserve">@FXML </w:t>
+            </w:r>
+            <w:r>
+              <w:rPr>
+                <w:rFonts w:ascii="Consolas" w:hAnsi="Consolas" w:cs="Consolas"/>
+                <w:color w:val="E97132" w:themeColor="accent2"/>
+                <w:sz w:val="18"/>
+                <w:szCs w:val="18"/>
+              </w:rPr>
+              <w:t xml:space="preserve">private</w:t>
+            </w:r>
             <w:r>
               <w:rPr>
                 <w:sz w:val="20"/>
                 <w:szCs w:val="20"/>
               </w:rPr>
-              <w:t xml:space="preserve">@FXML private void chiffrePresse(ActionEvent)</w:t>
+              <w:t xml:space="preserve"> </w:t>
+            </w:r>
+            <w:r>
+              <w:rPr>
+                <w:rFonts w:ascii="Consolas" w:hAnsi="Consolas" w:cs="Consolas"/>
+                <w:color w:val="E97132" w:themeColor="accent2"/>
+                <w:sz w:val="18"/>
+                <w:szCs w:val="18"/>
+              </w:rPr>
+              <w:t xml:space="preserve">void</w:t>
+            </w:r>
+            <w:r>
+              <w:rPr>
+                <w:sz w:val="20"/>
+                <w:szCs w:val="20"/>
+              </w:rPr>
+              <w:t xml:space="preserve"> </w:t>
+            </w:r>
+            <w:r>
+              <w:rPr>
+                <w:rFonts w:ascii="Consolas" w:hAnsi="Consolas" w:cs="Consolas"/>
+                <w:color w:val="E97132" w:themeColor="accent2"/>
+                <w:sz w:val="18"/>
+                <w:szCs w:val="18"/>
+              </w:rPr>
+              <w:t xml:space="preserve">chiffrePresse(ActionEvent)</w:t>
             </w:r>
           </w:p>
         </w:tc>
@@ -6912,10 +8038,10 @@
       </w:r>
       <w:r>
         <w:rPr>
-          <w:rFonts w:ascii="Consolas" w:cs="Consolas" w:eastAsia="Consolas" w:hAnsi="Consolas"/>
-          <w:color w:val="8B2500"/>
-          <w:sz w:val="22"/>
-          <w:szCs w:val="22"/>
+          <w:rFonts w:ascii="Consolas" w:hAnsi="Consolas" w:cs="Consolas"/>
+          <w:color w:val="E97132" w:themeColor="accent2"/>
+          <w:sz w:val="18"/>
+          <w:szCs w:val="18"/>
         </w:rPr>
         <w:t xml:space="preserve">Modele</w:t>
       </w:r>
@@ -6928,10 +8054,10 @@
       </w:r>
       <w:r>
         <w:rPr>
-          <w:rFonts w:ascii="Consolas" w:cs="Consolas" w:eastAsia="Consolas" w:hAnsi="Consolas"/>
-          <w:color w:val="8B2500"/>
-          <w:sz w:val="22"/>
-          <w:szCs w:val="22"/>
+          <w:rFonts w:ascii="Consolas" w:hAnsi="Consolas" w:cs="Consolas"/>
+          <w:color w:val="E97132" w:themeColor="accent2"/>
+          <w:sz w:val="18"/>
+          <w:szCs w:val="18"/>
         </w:rPr>
         <w:t xml:space="preserve">Controleur</w:t>
       </w:r>
@@ -6944,10 +8070,10 @@
       </w:r>
       <w:r>
         <w:rPr>
-          <w:rFonts w:ascii="Consolas" w:cs="Consolas" w:eastAsia="Consolas" w:hAnsi="Consolas"/>
-          <w:color w:val="8B2500"/>
-          <w:sz w:val="22"/>
-          <w:szCs w:val="22"/>
+          <w:rFonts w:ascii="Consolas" w:hAnsi="Consolas" w:cs="Consolas"/>
+          <w:color w:val="E97132" w:themeColor="accent2"/>
+          <w:sz w:val="18"/>
+          <w:szCs w:val="18"/>
         </w:rPr>
         <w:t xml:space="preserve">ApplicationCalculatrice</w:t>
       </w:r>
@@ -6960,10 +8086,10 @@
       </w:r>
       <w:r>
         <w:rPr>
-          <w:rFonts w:ascii="Consolas" w:cs="Consolas" w:eastAsia="Consolas" w:hAnsi="Consolas"/>
-          <w:color w:val="8B2500"/>
-          <w:sz w:val="22"/>
-          <w:szCs w:val="22"/>
+          <w:rFonts w:ascii="Consolas" w:hAnsi="Consolas" w:cs="Consolas"/>
+          <w:color w:val="E97132" w:themeColor="accent2"/>
+          <w:sz w:val="18"/>
+          <w:szCs w:val="18"/>
         </w:rPr>
         <w:t xml:space="preserve">Lanceur</w:t>
       </w:r>
@@ -7068,7 +8194,8 @@
             </w:pPr>
             <w:r>
               <w:rPr>
-                <w:rFonts w:ascii="Consolas" w:cs="Consolas" w:eastAsia="Consolas" w:hAnsi="Consolas"/>
+                <w:rFonts w:ascii="Consolas" w:hAnsi="Consolas" w:cs="Consolas"/>
+                <w:color w:val="E97132" w:themeColor="accent2"/>
                 <w:sz w:val="18"/>
                 <w:szCs w:val="18"/>
               </w:rPr>
@@ -7120,7 +8247,8 @@
             </w:pPr>
             <w:r>
               <w:rPr>
-                <w:rFonts w:ascii="Consolas" w:cs="Consolas" w:eastAsia="Consolas" w:hAnsi="Consolas"/>
+                <w:rFonts w:ascii="Consolas" w:hAnsi="Consolas" w:cs="Consolas"/>
+                <w:color w:val="E97132" w:themeColor="accent2"/>
                 <w:sz w:val="18"/>
                 <w:szCs w:val="18"/>
               </w:rPr>
@@ -7172,7 +8300,8 @@
             </w:pPr>
             <w:r>
               <w:rPr>
-                <w:rFonts w:ascii="Consolas" w:cs="Consolas" w:eastAsia="Consolas" w:hAnsi="Consolas"/>
+                <w:rFonts w:ascii="Consolas" w:hAnsi="Consolas" w:cs="Consolas"/>
+                <w:color w:val="E97132" w:themeColor="accent2"/>
                 <w:sz w:val="18"/>
                 <w:szCs w:val="18"/>
               </w:rPr>
@@ -7224,7 +8353,8 @@
             </w:pPr>
             <w:r>
               <w:rPr>
-                <w:rFonts w:ascii="Consolas" w:cs="Consolas" w:eastAsia="Consolas" w:hAnsi="Consolas"/>
+                <w:rFonts w:ascii="Consolas" w:hAnsi="Consolas" w:cs="Consolas"/>
+                <w:color w:val="E97132" w:themeColor="accent2"/>
                 <w:sz w:val="18"/>
                 <w:szCs w:val="18"/>
               </w:rPr>
@@ -7319,10 +8449,10 @@
             </w:pPr>
             <w:r>
               <w:rPr>
-                <w:rFonts w:ascii="Consolas" w:cs="Consolas" w:eastAsia="Consolas" w:hAnsi="Consolas"/>
-                <w:color w:val="8B2500"/>
-                <w:sz w:val="22"/>
-                <w:szCs w:val="22"/>
+                <w:rFonts w:ascii="Consolas" w:hAnsi="Consolas" w:cs="Consolas"/>
+                <w:color w:val="E97132" w:themeColor="accent2"/>
+                <w:sz w:val="18"/>
+                <w:szCs w:val="18"/>
               </w:rPr>
               <w:t xml:space="preserve">String chiffre = ((Button) evenement.getSource()).getText();</w:t>
             </w:r>
@@ -7361,6 +8491,7 @@
     </w:p>
     <w:p>
       <w:pPr>
+        <w:keepNext w:val="false"/>
         <w:spacing w:after="120"/>
       </w:pPr>
       <w:r>
@@ -7373,6 +8504,7 @@
     </w:p>
     <w:p>
       <w:pPr>
+        <w:keepNext w:val="false"/>
         <w:spacing w:after="120"/>
       </w:pPr>
       <w:r>
@@ -7464,10 +8596,10 @@
       </w:r>
       <w:r>
         <w:rPr>
-          <w:rFonts w:ascii="Consolas" w:cs="Consolas" w:eastAsia="Consolas" w:hAnsi="Consolas"/>
-          <w:color w:val="8B2500"/>
-          <w:sz w:val="22"/>
-          <w:szCs w:val="22"/>
+          <w:rFonts w:ascii="Consolas" w:hAnsi="Consolas" w:cs="Consolas"/>
+          <w:color w:val="E97132" w:themeColor="accent2"/>
+          <w:sz w:val="18"/>
+          <w:szCs w:val="18"/>
         </w:rPr>
         <w:t xml:space="preserve">Erreur</w:t>
       </w:r>
@@ -7480,10 +8612,10 @@
       </w:r>
       <w:r>
         <w:rPr>
-          <w:rFonts w:ascii="Consolas" w:cs="Consolas" w:eastAsia="Consolas" w:hAnsi="Consolas"/>
-          <w:color w:val="8B2500"/>
-          <w:sz w:val="22"/>
-          <w:szCs w:val="22"/>
+          <w:rFonts w:ascii="Consolas" w:hAnsi="Consolas" w:cs="Consolas"/>
+          <w:color w:val="E97132" w:themeColor="accent2"/>
+          <w:sz w:val="18"/>
+          <w:szCs w:val="18"/>
         </w:rPr>
         <w:t xml:space="preserve">CC-ERR.1</w:t>
       </w:r>
@@ -7683,10 +8815,10 @@
       </w:r>
       <w:r>
         <w:rPr>
-          <w:rFonts w:ascii="Consolas" w:cs="Consolas" w:eastAsia="Consolas" w:hAnsi="Consolas"/>
-          <w:color w:val="8B2500"/>
-          <w:sz w:val="22"/>
-          <w:szCs w:val="22"/>
+          <w:rFonts w:ascii="Consolas" w:hAnsi="Consolas" w:cs="Consolas"/>
+          <w:color w:val="E97132" w:themeColor="accent2"/>
+          <w:sz w:val="18"/>
+          <w:szCs w:val="18"/>
         </w:rPr>
         <w:t xml:space="preserve">affichage</w:t>
       </w:r>
@@ -7699,10 +8831,10 @@
       </w:r>
       <w:r>
         <w:rPr>
-          <w:rFonts w:ascii="Consolas" w:cs="Consolas" w:eastAsia="Consolas" w:hAnsi="Consolas"/>
-          <w:color w:val="8B2500"/>
-          <w:sz w:val="22"/>
-          <w:szCs w:val="22"/>
+          <w:rFonts w:ascii="Consolas" w:hAnsi="Consolas" w:cs="Consolas"/>
+          <w:color w:val="E97132" w:themeColor="accent2"/>
+          <w:sz w:val="18"/>
+          <w:szCs w:val="18"/>
         </w:rPr>
         <w:t xml:space="preserve">null</w:t>
       </w:r>
@@ -7715,10 +8847,10 @@
       </w:r>
       <w:r>
         <w:rPr>
-          <w:rFonts w:ascii="Consolas" w:cs="Consolas" w:eastAsia="Consolas" w:hAnsi="Consolas"/>
-          <w:color w:val="8B2500"/>
-          <w:sz w:val="22"/>
-          <w:szCs w:val="22"/>
+          <w:rFonts w:ascii="Consolas" w:hAnsi="Consolas" w:cs="Consolas"/>
+          <w:color w:val="E97132" w:themeColor="accent2"/>
+          <w:sz w:val="18"/>
+          <w:szCs w:val="18"/>
         </w:rPr>
         <w:t xml:space="preserve">initialize</w:t>
       </w:r>
@@ -7951,7 +9083,13 @@
 <file path=word/styles.xml><?xml version="1.0" encoding="utf-8"?>
 <w:styles xmlns:mc="http://schemas.openxmlformats.org/markup-compatibility/2006" xmlns:r="http://schemas.openxmlformats.org/officeDocument/2006/relationships" xmlns:w="http://schemas.openxmlformats.org/wordprocessingml/2006/main" xmlns:w14="http://schemas.microsoft.com/office/word/2010/wordml" xmlns:w15="http://schemas.microsoft.com/office/word/2012/wordml" mc:Ignorable="w14 w15">
   <w:docDefaults>
-    <w:rPrDefault/>
+    <w:rPrDefault>
+      <w:rPr>
+        <w:rFonts w:ascii="Cormorant Garamond" w:hAnsi="Cormorant Garamond" w:eastAsia="Cormorant Garamond" w:cs="Cormorant Garamond"/>
+        <w:sz w:val="22"/>
+        <w:szCs w:val="22"/>
+      </w:rPr>
+    </w:rPrDefault>
     <w:pPrDefault/>
   </w:docDefaults>
   <w:style w:type="paragraph" w:styleId="Title">
@@ -7960,6 +9098,7 @@
     <w:next w:val="Normal"/>
     <w:qFormat/>
     <w:rPr>
+      <w:rFonts w:ascii="Cormorant Garamond" w:hAnsi="Cormorant Garamond" w:eastAsia="Cormorant Garamond" w:cs="Cormorant Garamond"/>
       <w:sz w:val="56"/>
       <w:szCs w:val="56"/>
     </w:rPr>
@@ -7970,6 +9109,7 @@
     <w:next w:val="Normal"/>
     <w:qFormat/>
     <w:rPr>
+      <w:rFonts w:ascii="Cormorant Garamond" w:hAnsi="Cormorant Garamond" w:eastAsia="Cormorant Garamond" w:cs="Cormorant Garamond"/>
       <w:color w:val="2E74B5"/>
       <w:sz w:val="32"/>
       <w:szCs w:val="32"/>
@@ -7981,6 +9121,7 @@
     <w:next w:val="Normal"/>
     <w:qFormat/>
     <w:rPr>
+      <w:rFonts w:ascii="Cormorant Garamond" w:hAnsi="Cormorant Garamond" w:eastAsia="Cormorant Garamond" w:cs="Cormorant Garamond"/>
       <w:color w:val="2E74B5"/>
       <w:sz w:val="26"/>
       <w:szCs w:val="26"/>
@@ -7992,6 +9133,7 @@
     <w:next w:val="Normal"/>
     <w:qFormat/>
     <w:rPr>
+      <w:rFonts w:ascii="Cormorant Garamond" w:hAnsi="Cormorant Garamond" w:eastAsia="Cormorant Garamond" w:cs="Cormorant Garamond"/>
       <w:color w:val="1F4D78"/>
       <w:sz w:val="24"/>
       <w:szCs w:val="24"/>
@@ -8003,6 +9145,7 @@
     <w:next w:val="Normal"/>
     <w:qFormat/>
     <w:rPr>
+      <w:rFonts w:ascii="Cormorant Garamond" w:hAnsi="Cormorant Garamond" w:eastAsia="Cormorant Garamond" w:cs="Cormorant Garamond"/>
       <w:i/>
       <w:iCs/>
       <w:color w:val="2E74B5"/>
@@ -8014,6 +9157,7 @@
     <w:next w:val="Normal"/>
     <w:qFormat/>
     <w:rPr>
+      <w:rFonts w:ascii="Cormorant Garamond" w:hAnsi="Cormorant Garamond" w:eastAsia="Cormorant Garamond" w:cs="Cormorant Garamond"/>
       <w:color w:val="2E74B5"/>
     </w:rPr>
   </w:style>
@@ -8023,6 +9167,7 @@
     <w:next w:val="Normal"/>
     <w:qFormat/>
     <w:rPr>
+      <w:rFonts w:ascii="Cormorant Garamond" w:hAnsi="Cormorant Garamond" w:eastAsia="Cormorant Garamond" w:cs="Cormorant Garamond"/>
       <w:color w:val="1F4D78"/>
     </w:rPr>
   </w:style>

--- a/enonces/FX_enonces.docx
+++ b/enonces/FX_enonces.docx
@@ -4,7 +4,9 @@
   <w:body>
     <w:p>
       <w:pPr>
-        <w:spacing w:after="0"/>
+        <w:tabs>
+          <w:tab w:val="right" w:pos="9026"/>
+        </w:tabs>
       </w:pPr>
       <w:r>
         <w:drawing>
@@ -46,95 +48,112 @@
           </wp:inline>
         </w:drawing>
       </w:r>
-    </w:p>
-    <w:p>
-      <w:pPr>
-        <w:spacing w:after="120" w:before="700"/>
-        <w:jc w:val="center"/>
-      </w:pPr>
-      <w:r>
-        <w:rPr>
-          <w:color w:val="595959"/>
-          <w:sz w:val="26"/>
-          <w:szCs w:val="26"/>
-        </w:rPr>
-        <w:t xml:space="preserve">Programmation orientée objet — Java</w:t>
-      </w:r>
-    </w:p>
-    <w:p>
-      <w:pPr>
-        <w:spacing w:after="100"/>
-        <w:jc w:val="center"/>
-      </w:pPr>
-      <w:r>
-        <w:rPr>
+      <w:r>
+        <w:rPr>
+          <w:rFonts w:ascii="Calibri" w:cs="Calibri" w:eastAsia="Calibri" w:hAnsi="Calibri"/>
+          <w:sz w:val="36"/>
+          <w:szCs w:val="36"/>
+        </w:rPr>
+        <w:tab/>
+      </w:r>
+      <w:r>
+        <w:rPr>
+          <w:rFonts w:ascii="Calibri" w:cs="Calibri" w:eastAsia="Calibri" w:hAnsi="Calibri"/>
+          <w:color w:val="000000"/>
+          <w:sz w:val="36"/>
+          <w:szCs w:val="36"/>
+        </w:rPr>
+        <w:t xml:space="preserve">Année académique </w:t>
+      </w:r>
+      <w:r>
+        <w:rPr>
+          <w:rFonts w:ascii="Calibri" w:cs="Calibri" w:eastAsia="Calibri" w:hAnsi="Calibri"/>
           <w:b/>
           <w:bCs/>
-          <w:color w:val="1F4E79"/>
-          <w:sz w:val="52"/>
-          <w:szCs w:val="52"/>
-        </w:rPr>
-        <w:t xml:space="preserve">Thème FX</w:t>
-      </w:r>
-    </w:p>
-    <w:p>
-      <w:pPr>
-        <w:spacing w:after="200"/>
+          <w:color w:val="000000"/>
+          <w:sz w:val="36"/>
+          <w:szCs w:val="36"/>
+        </w:rPr>
+        <w:t xml:space="preserve">2026-2027</w:t>
+      </w:r>
+    </w:p>
+    <w:p>
+      <w:pPr>
+        <w:spacing w:after="120" w:before="3900"/>
         <w:jc w:val="center"/>
       </w:pPr>
       <w:r>
         <w:rPr>
+          <w:rFonts w:ascii="Calibri" w:cs="Calibri" w:eastAsia="Calibri" w:hAnsi="Calibri"/>
+          <w:color w:val="000000"/>
+          <w:sz w:val="36"/>
+          <w:szCs w:val="36"/>
+        </w:rPr>
+        <w:t xml:space="preserve">Programmation orientée objet — Java</w:t>
+      </w:r>
+    </w:p>
+    <w:p>
+      <w:pPr>
+        <w:spacing w:after="100" w:before="0"/>
+        <w:jc w:val="center"/>
+      </w:pPr>
+      <w:r>
+        <w:rPr>
+          <w:rFonts w:ascii="Calibri" w:cs="Calibri" w:eastAsia="Calibri" w:hAnsi="Calibri"/>
           <w:b/>
           <w:bCs/>
-          <w:color w:val="1F4E79"/>
-          <w:sz w:val="32"/>
-          <w:szCs w:val="32"/>
+          <w:color w:val="000000"/>
+          <w:sz w:val="72"/>
+          <w:szCs w:val="72"/>
+        </w:rPr>
+        <w:t xml:space="preserve">Module FX</w:t>
+      </w:r>
+    </w:p>
+    <w:p>
+      <w:pPr>
+        <w:spacing w:after="200" w:before="0"/>
+        <w:jc w:val="center"/>
+      </w:pPr>
+      <w:r>
+        <w:rPr>
+          <w:rFonts w:ascii="Calibri" w:cs="Calibri" w:eastAsia="Calibri" w:hAnsi="Calibri"/>
+          <w:b/>
+          <w:bCs/>
+          <w:color w:val="000000"/>
+          <w:sz w:val="40"/>
+          <w:szCs w:val="40"/>
         </w:rPr>
         <w:t xml:space="preserve">Interfaces graphiques avec JavaFX</w:t>
       </w:r>
     </w:p>
     <w:p>
       <w:pPr>
-        <w:spacing w:after="800"/>
+        <w:spacing w:after="800" w:before="0"/>
         <w:jc w:val="center"/>
       </w:pPr>
       <w:r>
         <w:rPr>
-          <w:color w:val="595959"/>
-          <w:sz w:val="26"/>
-          <w:szCs w:val="26"/>
+          <w:rFonts w:ascii="Calibri" w:cs="Calibri" w:eastAsia="Calibri" w:hAnsi="Calibri"/>
+          <w:color w:val="000000"/>
+          <w:sz w:val="36"/>
+          <w:szCs w:val="36"/>
         </w:rPr>
         <w:t xml:space="preserve">Relier ce qu'on voit à ce qui s'exécute</w:t>
       </w:r>
     </w:p>
     <w:p>
       <w:pPr>
-        <w:keepNext w:val="false"/>
-        <w:spacing w:after="120"/>
+        <w:spacing w:after="120" w:before="5450"/>
         <w:jc w:val="center"/>
       </w:pPr>
       <w:r>
         <w:rPr>
-          <w:color w:val="595959"/>
-          <w:sz w:val="22"/>
-          <w:szCs w:val="22"/>
+          <w:rFonts w:ascii="Calibri" w:cs="Calibri" w:eastAsia="Calibri" w:hAnsi="Calibri"/>
+          <w:color w:val="000000"/>
+          <w:sz w:val="36"/>
+          <w:szCs w:val="36"/>
         </w:rPr>
         <w:t xml:space="preserve">EPHEC — Bachelier en informatique, niveau 2</w:t>
-      </w:r>
-    </w:p>
-    <w:p>
-      <w:pPr>
-        <w:keepNext w:val="false"/>
-        <w:spacing w:after="120"/>
-        <w:jc w:val="center"/>
-      </w:pPr>
-      <w:r>
-        <w:rPr>
-          <w:color w:val="595959"/>
-          <w:sz w:val="22"/>
-          <w:szCs w:val="22"/>
-        </w:rPr>
-        <w:t xml:space="preserve">Année académique 2026-2027</w:t>
       </w:r>
     </w:p>
     <w:p>

--- a/enonces/FX_enonces.docx
+++ b/enonces/FX_enonces.docx
@@ -5118,7 +5118,7 @@
                 <w:sz w:val="22"/>
                 <w:szCs w:val="22"/>
               </w:rPr>
-              <w:t xml:space="preserve">Une propriété se reconnaît à son accesseur : une méthode dont le nom finit par Property et qui rend un objet, non une valeur. C'est exactement la démarche de la démonstration TMP.</w:t>
+              <w:t xml:space="preserve">Une propriété se reconnaît à son accesseur : une méthode dont le nom finit par Property et qui retourne un objet, non une valeur. C'est exactement la démarche de la démonstration TMP.</w:t>
             </w:r>
           </w:p>
         </w:tc>
@@ -6355,7 +6355,7 @@
                 <w:sz w:val="22"/>
                 <w:szCs w:val="22"/>
               </w:rPr>
-              <w:t xml:space="preserve"> rendent une longueur et une condition observables, qui se recalculent seules.</w:t>
+              <w:t xml:space="preserve"> retournent une longueur et une condition observables, qui se recalculent seules.</w:t>
             </w:r>
           </w:p>
           <w:p>
@@ -8627,7 +8627,7 @@
           <w:sz w:val="22"/>
           <w:szCs w:val="22"/>
         </w:rPr>
-        <w:t xml:space="preserve"> et se remet à zéro. Le modèle lève une exception plutôt que de rendre 0 : rendre 0 ferait passer une erreur pour un résultat, et le contrôleur continuerait à calculer avec une valeur fausse. Voir </w:t>
+        <w:t xml:space="preserve"> et se remet à zéro. Le modèle lève une exception plutôt que de retourner 0 : retourner 0 ferait passer une erreur pour un résultat, et le contrôleur continuerait à calculer avec une valeur fausse. Voir </w:t>
       </w:r>
       <w:r>
         <w:rPr>

--- a/enonces/FX_enonces.docx
+++ b/enonces/FX_enonces.docx
@@ -2668,6 +2668,7 @@
           <w:color w:val="E97132" w:themeColor="accent2"/>
           <w:sz w:val="18"/>
           <w:szCs w:val="18"/>
+          <w:u w:val="none"/>
         </w:rPr>
         <w:t xml:space="preserve">CC-MET.2</w:t>
       </w:r>
@@ -3445,7 +3446,23 @@
                 <w:sz w:val="22"/>
                 <w:szCs w:val="22"/>
               </w:rPr>
-              <w:t xml:space="preserve">Ce n'est pas une coquetterie. Au prochain exercice, vous aurez deux champs, et cette ligne en deviendra deux. Le jour où l'affichage change, vous voudrez avoir un seul endroit à modifier. Voir CC-CLS.3.</w:t>
+              <w:t xml:space="preserve">Ce n'est pas une coquetterie. Au prochain exercice, vous aurez deux champs, et cette ligne en deviendra deux. Le jour où l'affichage change, vous voudrez avoir un seul endroit à modifier. Voir </w:t>
+            </w:r>
+            <w:r>
+              <w:rPr>
+                <w:rFonts w:ascii="Consolas" w:hAnsi="Consolas" w:cs="Consolas"/>
+                <w:color w:val="E97132" w:themeColor="accent2"/>
+                <w:sz w:val="18"/>
+                <w:szCs w:val="18"/>
+              </w:rPr>
+              <w:t xml:space="preserve">CC-CLS.3</w:t>
+            </w:r>
+            <w:r>
+              <w:rPr>
+                <w:sz w:val="22"/>
+                <w:szCs w:val="22"/>
+              </w:rPr>
+              <w:t xml:space="preserve">.</w:t>
             </w:r>
           </w:p>
         </w:tc>
@@ -3965,6 +3982,7 @@
           <w:color w:val="E97132" w:themeColor="accent2"/>
           <w:sz w:val="18"/>
           <w:szCs w:val="18"/>
+          <w:u w:val="none"/>
         </w:rPr>
         <w:t xml:space="preserve">CC-MET.7</w:t>
       </w:r>
@@ -6452,6 +6470,7 @@
           <w:color w:val="E97132" w:themeColor="accent2"/>
           <w:sz w:val="18"/>
           <w:szCs w:val="18"/>
+          <w:u w:val="none"/>
         </w:rPr>
         <w:t xml:space="preserve">CC-NOM.7</w:t>
       </w:r>
@@ -8635,6 +8654,7 @@
           <w:color w:val="E97132" w:themeColor="accent2"/>
           <w:sz w:val="18"/>
           <w:szCs w:val="18"/>
+          <w:u w:val="none"/>
         </w:rPr>
         <w:t xml:space="preserve">CC-ERR.1</w:t>
       </w:r>

--- a/enonces/FX_enonces.docx
+++ b/enonces/FX_enonces.docx
@@ -1031,8 +1031,8 @@
             <w:hyperlink w:history="1" w:anchor="ex-FX-1">
               <w:r>
                 <w:rPr>
-                  <w:rFonts w:ascii="Consolas" w:cs="Consolas" w:eastAsia="Consolas" w:hAnsi="Consolas"/>
-                  <w:color w:val="2B6CB0"/>
+                  <w:rFonts w:ascii="Consolas" w:hAnsi="Consolas" w:cs="Consolas"/>
+                  <w:color w:val="0563C1"/>
                   <w:sz w:val="18"/>
                   <w:szCs w:val="18"/>
                   <w:u w:val="single"/>
@@ -1112,8 +1112,8 @@
             <w:hyperlink w:history="1" w:anchor="ex-FX-2">
               <w:r>
                 <w:rPr>
-                  <w:rFonts w:ascii="Consolas" w:cs="Consolas" w:eastAsia="Consolas" w:hAnsi="Consolas"/>
-                  <w:color w:val="2B6CB0"/>
+                  <w:rFonts w:ascii="Consolas" w:hAnsi="Consolas" w:cs="Consolas"/>
+                  <w:color w:val="0563C1"/>
                   <w:sz w:val="18"/>
                   <w:szCs w:val="18"/>
                   <w:u w:val="single"/>
@@ -1193,8 +1193,8 @@
             <w:hyperlink w:history="1" w:anchor="ex-FX-3">
               <w:r>
                 <w:rPr>
-                  <w:rFonts w:ascii="Consolas" w:cs="Consolas" w:eastAsia="Consolas" w:hAnsi="Consolas"/>
-                  <w:color w:val="2B6CB0"/>
+                  <w:rFonts w:ascii="Consolas" w:hAnsi="Consolas" w:cs="Consolas"/>
+                  <w:color w:val="0563C1"/>
                   <w:sz w:val="18"/>
                   <w:szCs w:val="18"/>
                   <w:u w:val="single"/>
@@ -1274,8 +1274,8 @@
             <w:hyperlink w:history="1" w:anchor="ex-FX-4">
               <w:r>
                 <w:rPr>
-                  <w:rFonts w:ascii="Consolas" w:cs="Consolas" w:eastAsia="Consolas" w:hAnsi="Consolas"/>
-                  <w:color w:val="2B6CB0"/>
+                  <w:rFonts w:ascii="Consolas" w:hAnsi="Consolas" w:cs="Consolas"/>
+                  <w:color w:val="0563C1"/>
                   <w:sz w:val="18"/>
                   <w:szCs w:val="18"/>
                   <w:u w:val="single"/>
@@ -1355,8 +1355,8 @@
             <w:hyperlink w:history="1" w:anchor="ex-FX-5">
               <w:r>
                 <w:rPr>
-                  <w:rFonts w:ascii="Consolas" w:cs="Consolas" w:eastAsia="Consolas" w:hAnsi="Consolas"/>
-                  <w:color w:val="2B6CB0"/>
+                  <w:rFonts w:ascii="Consolas" w:hAnsi="Consolas" w:cs="Consolas"/>
+                  <w:color w:val="0563C1"/>
                   <w:sz w:val="18"/>
                   <w:szCs w:val="18"/>
                   <w:u w:val="single"/>
@@ -1436,8 +1436,8 @@
             <w:hyperlink w:history="1" w:anchor="ex-FX-6">
               <w:r>
                 <w:rPr>
-                  <w:rFonts w:ascii="Consolas" w:cs="Consolas" w:eastAsia="Consolas" w:hAnsi="Consolas"/>
-                  <w:color w:val="2B6CB0"/>
+                  <w:rFonts w:ascii="Consolas" w:hAnsi="Consolas" w:cs="Consolas"/>
+                  <w:color w:val="0563C1"/>
                   <w:sz w:val="18"/>
                   <w:szCs w:val="18"/>
                   <w:u w:val="single"/>
@@ -1517,8 +1517,8 @@
             <w:hyperlink w:history="1" w:anchor="ex-FX-7">
               <w:r>
                 <w:rPr>
-                  <w:rFonts w:ascii="Consolas" w:cs="Consolas" w:eastAsia="Consolas" w:hAnsi="Consolas"/>
-                  <w:color w:val="2B6CB0"/>
+                  <w:rFonts w:ascii="Consolas" w:hAnsi="Consolas" w:cs="Consolas"/>
+                  <w:color w:val="0563C1"/>
                   <w:sz w:val="18"/>
                   <w:szCs w:val="18"/>
                   <w:u w:val="single"/>
@@ -1598,8 +1598,8 @@
             <w:hyperlink w:history="1" w:anchor="ex-FX-8">
               <w:r>
                 <w:rPr>
-                  <w:rFonts w:ascii="Consolas" w:cs="Consolas" w:eastAsia="Consolas" w:hAnsi="Consolas"/>
-                  <w:color w:val="2B6CB0"/>
+                  <w:rFonts w:ascii="Consolas" w:hAnsi="Consolas" w:cs="Consolas"/>
+                  <w:color w:val="0563C1"/>
                   <w:sz w:val="18"/>
                   <w:szCs w:val="18"/>
                   <w:u w:val="single"/>
@@ -1679,8 +1679,8 @@
             <w:hyperlink w:history="1" w:anchor="ex-FX-9">
               <w:r>
                 <w:rPr>
-                  <w:rFonts w:ascii="Consolas" w:cs="Consolas" w:eastAsia="Consolas" w:hAnsi="Consolas"/>
-                  <w:color w:val="2B6CB0"/>
+                  <w:rFonts w:ascii="Consolas" w:hAnsi="Consolas" w:cs="Consolas"/>
+                  <w:color w:val="0563C1"/>
                   <w:sz w:val="18"/>
                   <w:szCs w:val="18"/>
                   <w:u w:val="single"/>
@@ -3454,6 +3454,7 @@
                 <w:color w:val="E97132" w:themeColor="accent2"/>
                 <w:sz w:val="18"/>
                 <w:szCs w:val="18"/>
+                <w:u w:val="none"/>
               </w:rPr>
               <w:t xml:space="preserve">CC-CLS.3</w:t>
             </w:r>
